--- a/Tabela_traduzida, Seção 1.docx
+++ b/Tabela_traduzida, Seção 1.docx
@@ -4,38 +4,31 @@
   <w:body>
     <w:tbl>
       <w:tblPr>
+        <w:tblStyle w:val="Tabelacomgrade"/>
         <w:tblW w:w="0" w:type="auto"/>
-        <w:tblBorders>
-          <w:top w:val="single" w:sz="4" w:space="0" w:color="auto"/>
-          <w:left w:val="single" w:sz="4" w:space="0" w:color="auto"/>
-          <w:bottom w:val="single" w:sz="4" w:space="0" w:color="auto"/>
-          <w:right w:val="single" w:sz="4" w:space="0" w:color="auto"/>
-          <w:insideH w:val="single" w:sz="4" w:space="0" w:color="auto"/>
-          <w:insideV w:val="single" w:sz="4" w:space="0" w:color="auto"/>
-        </w:tblBorders>
         <w:tblLook w:val="04A0" w:firstRow="1" w:lastRow="0" w:firstColumn="1" w:lastColumn="0" w:noHBand="0" w:noVBand="1"/>
       </w:tblPr>
       <w:tblGrid>
-        <w:gridCol w:w="867"/>
-        <w:gridCol w:w="4361"/>
-        <w:gridCol w:w="676"/>
-        <w:gridCol w:w="4155"/>
+        <w:gridCol w:w="733"/>
+        <w:gridCol w:w="5888"/>
+        <w:gridCol w:w="581"/>
+        <w:gridCol w:w="5254"/>
       </w:tblGrid>
       <w:tr>
         <w:tc>
           <w:tcPr>
-            <w:tcW w:w="867" w:type="dxa"/>
-            <w:vAlign w:val="center"/>
-          </w:tcPr>
-          <w:p>
-            <w:pPr>
-              <w:jc w:val="center"/>
+            <w:tcW w:w="0" w:type="auto"/>
+          </w:tcPr>
+          <w:p>
+            <w:pPr>
+              <w:jc w:val="both"/>
               <w:rPr>
                 <w:rFonts w:ascii="Calibri Light" w:hAnsi="Calibri Light" w:cs="Calibri Light"/>
                 <w:b/>
                 <w:bCs/>
                 <w:sz w:val="24"/>
                 <w:szCs w:val="24"/>
+                <w:lang w:val="pt-BR"/>
               </w:rPr>
             </w:pPr>
             <w:r>
@@ -45,6 +38,7 @@
                 <w:bCs/>
                 <w:sz w:val="24"/>
                 <w:szCs w:val="24"/>
+                <w:lang w:val="pt-BR"/>
               </w:rPr>
               <w:t>Linha</w:t>
             </w:r>
@@ -52,8 +46,7 @@
         </w:tc>
         <w:tc>
           <w:tcPr>
-            <w:tcW w:w="4361" w:type="dxa"/>
-            <w:vAlign w:val="center"/>
+            <w:tcW w:w="0" w:type="auto"/>
           </w:tcPr>
           <w:p>
             <w:pPr>
@@ -64,6 +57,7 @@
                 <w:bCs/>
                 <w:sz w:val="24"/>
                 <w:szCs w:val="24"/>
+                <w:lang w:val="pt-BR"/>
               </w:rPr>
             </w:pPr>
             <w:r>
@@ -73,6 +67,7 @@
                 <w:bCs/>
                 <w:sz w:val="24"/>
                 <w:szCs w:val="24"/>
+                <w:lang w:val="pt-BR"/>
               </w:rPr>
               <w:t>Texto original</w:t>
             </w:r>
@@ -80,18 +75,18 @@
         </w:tc>
         <w:tc>
           <w:tcPr>
-            <w:tcW w:w="676" w:type="dxa"/>
-            <w:vAlign w:val="center"/>
-          </w:tcPr>
-          <w:p>
-            <w:pPr>
-              <w:jc w:val="center"/>
+            <w:tcW w:w="0" w:type="auto"/>
+          </w:tcPr>
+          <w:p>
+            <w:pPr>
+              <w:jc w:val="both"/>
               <w:rPr>
                 <w:rFonts w:ascii="Calibri Light" w:hAnsi="Calibri Light" w:cs="Calibri Light"/>
                 <w:b/>
                 <w:bCs/>
                 <w:sz w:val="24"/>
                 <w:szCs w:val="24"/>
+                <w:lang w:val="pt-BR"/>
               </w:rPr>
             </w:pPr>
             <w:r>
@@ -101,6 +96,7 @@
                 <w:bCs/>
                 <w:sz w:val="24"/>
                 <w:szCs w:val="24"/>
+                <w:lang w:val="pt-BR"/>
               </w:rPr>
               <w:t>Qtd</w:t>
             </w:r>
@@ -108,8 +104,7 @@
         </w:tc>
         <w:tc>
           <w:tcPr>
-            <w:tcW w:w="4155" w:type="dxa"/>
-            <w:vAlign w:val="center"/>
+            <w:tcW w:w="0" w:type="auto"/>
           </w:tcPr>
           <w:p>
             <w:pPr>
@@ -120,6 +115,7 @@
                 <w:bCs/>
                 <w:sz w:val="24"/>
                 <w:szCs w:val="24"/>
+                <w:lang w:val="pt-BR"/>
               </w:rPr>
             </w:pPr>
             <w:r>
@@ -129,6 +125,7 @@
                 <w:bCs/>
                 <w:sz w:val="24"/>
                 <w:szCs w:val="24"/>
+                <w:lang w:val="pt-BR"/>
               </w:rPr>
               <w:t>Texto traduzido</w:t>
             </w:r>
@@ -138,22 +135,25 @@
       <w:tr>
         <w:tc>
           <w:tcPr>
-            <w:tcW w:w="867" w:type="dxa"/>
-          </w:tcPr>
-          <w:p>
-            <w:pPr>
-              <w:jc w:val="center"/>
-              <w:rPr>
-                <w:rFonts w:ascii="Calibri Light" w:hAnsi="Calibri Light" w:cs="Calibri Light"/>
-                <w:sz w:val="24"/>
-                <w:szCs w:val="24"/>
-              </w:rPr>
-            </w:pPr>
-            <w:r>
-              <w:rPr>
-                <w:rFonts w:ascii="Calibri Light" w:hAnsi="Calibri Light" w:cs="Calibri Light"/>
-                <w:sz w:val="24"/>
-                <w:szCs w:val="24"/>
+            <w:tcW w:w="0" w:type="auto"/>
+          </w:tcPr>
+          <w:p>
+            <w:pPr>
+              <w:suppressAutoHyphens/>
+              <w:jc w:val="both"/>
+              <w:rPr>
+                <w:rFonts w:ascii="Calibri Light" w:hAnsi="Calibri Light" w:cs="Calibri Light"/>
+                <w:sz w:val="24"/>
+                <w:szCs w:val="24"/>
+                <w:lang w:val="pt-BR"/>
+              </w:rPr>
+            </w:pPr>
+            <w:r>
+              <w:rPr>
+                <w:rFonts w:ascii="Calibri Light" w:hAnsi="Calibri Light" w:cs="Calibri Light"/>
+                <w:sz w:val="24"/>
+                <w:szCs w:val="24"/>
+                <w:lang w:val="pt-BR"/>
               </w:rPr>
               <w:t>1</w:t>
             </w:r>
@@ -161,12 +161,11 @@
         </w:tc>
         <w:tc>
           <w:tcPr>
-            <w:tcW w:w="4361" w:type="dxa"/>
+            <w:tcW w:w="0" w:type="auto"/>
           </w:tcPr>
           <w:p>
             <w:pPr>
               <w:suppressAutoHyphens/>
-              <w:spacing w:after="0" w:line="240" w:lineRule="auto"/>
               <w:jc w:val="both"/>
               <w:rPr>
                 <w:rFonts w:ascii="Calibri Light" w:hAnsi="Calibri Light" w:cs="Calibri Light"/>
@@ -214,22 +213,25 @@
         </w:tc>
         <w:tc>
           <w:tcPr>
-            <w:tcW w:w="676" w:type="dxa"/>
-          </w:tcPr>
-          <w:p>
-            <w:pPr>
-              <w:jc w:val="center"/>
-              <w:rPr>
-                <w:rFonts w:ascii="Calibri Light" w:hAnsi="Calibri Light" w:cs="Calibri Light"/>
-                <w:sz w:val="24"/>
-                <w:szCs w:val="24"/>
-              </w:rPr>
-            </w:pPr>
-            <w:r>
-              <w:rPr>
-                <w:rFonts w:ascii="Calibri Light" w:hAnsi="Calibri Light" w:cs="Calibri Light"/>
-                <w:sz w:val="24"/>
-                <w:szCs w:val="24"/>
+            <w:tcW w:w="0" w:type="auto"/>
+          </w:tcPr>
+          <w:p>
+            <w:pPr>
+              <w:suppressAutoHyphens/>
+              <w:jc w:val="both"/>
+              <w:rPr>
+                <w:rFonts w:ascii="Calibri Light" w:hAnsi="Calibri Light" w:cs="Calibri Light"/>
+                <w:sz w:val="24"/>
+                <w:szCs w:val="24"/>
+                <w:lang w:val="pt-BR"/>
+              </w:rPr>
+            </w:pPr>
+            <w:r>
+              <w:rPr>
+                <w:rFonts w:ascii="Calibri Light" w:hAnsi="Calibri Light" w:cs="Calibri Light"/>
+                <w:sz w:val="24"/>
+                <w:szCs w:val="24"/>
+                <w:lang w:val="pt-BR"/>
               </w:rPr>
               <w:t>14</w:t>
             </w:r>
@@ -237,12 +239,11 @@
         </w:tc>
         <w:tc>
           <w:tcPr>
-            <w:tcW w:w="4155" w:type="dxa"/>
+            <w:tcW w:w="0" w:type="auto"/>
           </w:tcPr>
           <w:p>
             <w:pPr>
               <w:suppressAutoHyphens/>
-              <w:spacing w:after="0" w:line="240" w:lineRule="auto"/>
               <w:jc w:val="both"/>
               <w:rPr>
                 <w:rFonts w:ascii="Calibri Light" w:hAnsi="Calibri Light" w:cs="Calibri Light"/>
@@ -258,17 +259,7 @@
                 <w:sz w:val="32"/>
                 <w:szCs w:val="32"/>
               </w:rPr>
-              <w:t xml:space="preserve">1. </w:t>
-            </w:r>
-            <w:r>
-              <w:rPr>
-                <w:rFonts w:ascii="Calibri Light" w:hAnsi="Calibri Light" w:cs="Calibri Light"/>
-                <w:b/>
-                <w:bCs/>
-                <w:sz w:val="32"/>
-                <w:szCs w:val="32"/>
-              </w:rPr>
-              <w:t>Scenario planning: what it is, what it is for, and how it is carried out</w:t>
+              <w:t>1. Scenario planning: what it is, what it is for, and how it is carried out</w:t>
             </w:r>
           </w:p>
         </w:tc>
@@ -276,22 +267,24 @@
       <w:tr>
         <w:tc>
           <w:tcPr>
-            <w:tcW w:w="867" w:type="dxa"/>
-          </w:tcPr>
-          <w:p>
-            <w:pPr>
-              <w:jc w:val="center"/>
-              <w:rPr>
-                <w:rFonts w:ascii="Calibri Light" w:hAnsi="Calibri Light" w:cs="Calibri Light"/>
-                <w:sz w:val="24"/>
-                <w:szCs w:val="24"/>
-              </w:rPr>
-            </w:pPr>
-            <w:r>
-              <w:rPr>
-                <w:rFonts w:ascii="Calibri Light" w:hAnsi="Calibri Light" w:cs="Calibri Light"/>
-                <w:sz w:val="24"/>
-                <w:szCs w:val="24"/>
+            <w:tcW w:w="0" w:type="auto"/>
+          </w:tcPr>
+          <w:p>
+            <w:pPr>
+              <w:jc w:val="both"/>
+              <w:rPr>
+                <w:rFonts w:ascii="Calibri Light" w:hAnsi="Calibri Light" w:cs="Calibri Light"/>
+                <w:sz w:val="24"/>
+                <w:szCs w:val="24"/>
+                <w:lang w:val="pt-BR"/>
+              </w:rPr>
+            </w:pPr>
+            <w:r>
+              <w:rPr>
+                <w:rFonts w:ascii="Calibri Light" w:hAnsi="Calibri Light" w:cs="Calibri Light"/>
+                <w:sz w:val="24"/>
+                <w:szCs w:val="24"/>
+                <w:lang w:val="pt-BR"/>
               </w:rPr>
               <w:t>2</w:t>
             </w:r>
@@ -299,7 +292,7 @@
         </w:tc>
         <w:tc>
           <w:tcPr>
-            <w:tcW w:w="4361" w:type="dxa"/>
+            <w:tcW w:w="0" w:type="auto"/>
           </w:tcPr>
           <w:p>
             <w:pPr>
@@ -324,11 +317,11 @@
         </w:tc>
         <w:tc>
           <w:tcPr>
-            <w:tcW w:w="676" w:type="dxa"/>
-          </w:tcPr>
-          <w:p>
-            <w:pPr>
-              <w:jc w:val="center"/>
+            <w:tcW w:w="0" w:type="auto"/>
+          </w:tcPr>
+          <w:p>
+            <w:pPr>
+              <w:jc w:val="both"/>
               <w:rPr>
                 <w:rFonts w:ascii="Calibri Light" w:hAnsi="Calibri Light" w:cs="Calibri Light"/>
                 <w:sz w:val="24"/>
@@ -347,7 +340,7 @@
         </w:tc>
         <w:tc>
           <w:tcPr>
-            <w:tcW w:w="4155" w:type="dxa"/>
+            <w:tcW w:w="0" w:type="auto"/>
           </w:tcPr>
           <w:p>
             <w:pPr>
@@ -372,22 +365,24 @@
       <w:tr>
         <w:tc>
           <w:tcPr>
-            <w:tcW w:w="867" w:type="dxa"/>
-          </w:tcPr>
-          <w:p>
-            <w:pPr>
-              <w:jc w:val="center"/>
-              <w:rPr>
-                <w:rFonts w:ascii="Calibri Light" w:hAnsi="Calibri Light" w:cs="Calibri Light"/>
-                <w:sz w:val="24"/>
-                <w:szCs w:val="24"/>
-              </w:rPr>
-            </w:pPr>
-            <w:r>
-              <w:rPr>
-                <w:rFonts w:ascii="Calibri Light" w:hAnsi="Calibri Light" w:cs="Calibri Light"/>
-                <w:sz w:val="24"/>
-                <w:szCs w:val="24"/>
+            <w:tcW w:w="0" w:type="auto"/>
+          </w:tcPr>
+          <w:p>
+            <w:pPr>
+              <w:jc w:val="both"/>
+              <w:rPr>
+                <w:rFonts w:ascii="Calibri Light" w:hAnsi="Calibri Light" w:cs="Calibri Light"/>
+                <w:sz w:val="24"/>
+                <w:szCs w:val="24"/>
+                <w:lang w:val="pt-BR"/>
+              </w:rPr>
+            </w:pPr>
+            <w:r>
+              <w:rPr>
+                <w:rFonts w:ascii="Calibri Light" w:hAnsi="Calibri Light" w:cs="Calibri Light"/>
+                <w:sz w:val="24"/>
+                <w:szCs w:val="24"/>
+                <w:lang w:val="pt-BR"/>
               </w:rPr>
               <w:t>3</w:t>
             </w:r>
@@ -395,7 +390,7 @@
         </w:tc>
         <w:tc>
           <w:tcPr>
-            <w:tcW w:w="4361" w:type="dxa"/>
+            <w:tcW w:w="0" w:type="auto"/>
           </w:tcPr>
           <w:p>
             <w:pPr>
@@ -420,11 +415,11 @@
         </w:tc>
         <w:tc>
           <w:tcPr>
-            <w:tcW w:w="676" w:type="dxa"/>
-          </w:tcPr>
-          <w:p>
-            <w:pPr>
-              <w:jc w:val="center"/>
+            <w:tcW w:w="0" w:type="auto"/>
+          </w:tcPr>
+          <w:p>
+            <w:pPr>
+              <w:jc w:val="both"/>
               <w:rPr>
                 <w:rFonts w:ascii="Calibri Light" w:hAnsi="Calibri Light" w:cs="Calibri Light"/>
                 <w:sz w:val="24"/>
@@ -443,7 +438,7 @@
         </w:tc>
         <w:tc>
           <w:tcPr>
-            <w:tcW w:w="4155" w:type="dxa"/>
+            <w:tcW w:w="0" w:type="auto"/>
           </w:tcPr>
           <w:p>
             <w:pPr>
@@ -468,22 +463,24 @@
       <w:tr>
         <w:tc>
           <w:tcPr>
-            <w:tcW w:w="867" w:type="dxa"/>
-          </w:tcPr>
-          <w:p>
-            <w:pPr>
-              <w:jc w:val="center"/>
-              <w:rPr>
-                <w:rFonts w:ascii="Calibri Light" w:hAnsi="Calibri Light" w:cs="Calibri Light"/>
-                <w:sz w:val="24"/>
-                <w:szCs w:val="24"/>
-              </w:rPr>
-            </w:pPr>
-            <w:r>
-              <w:rPr>
-                <w:rFonts w:ascii="Calibri Light" w:hAnsi="Calibri Light" w:cs="Calibri Light"/>
-                <w:sz w:val="24"/>
-                <w:szCs w:val="24"/>
+            <w:tcW w:w="0" w:type="auto"/>
+          </w:tcPr>
+          <w:p>
+            <w:pPr>
+              <w:jc w:val="both"/>
+              <w:rPr>
+                <w:rFonts w:ascii="Calibri Light" w:hAnsi="Calibri Light" w:cs="Calibri Light"/>
+                <w:sz w:val="24"/>
+                <w:szCs w:val="24"/>
+                <w:lang w:val="pt-BR"/>
+              </w:rPr>
+            </w:pPr>
+            <w:r>
+              <w:rPr>
+                <w:rFonts w:ascii="Calibri Light" w:hAnsi="Calibri Light" w:cs="Calibri Light"/>
+                <w:sz w:val="24"/>
+                <w:szCs w:val="24"/>
+                <w:lang w:val="pt-BR"/>
               </w:rPr>
               <w:t>4</w:t>
             </w:r>
@@ -491,7 +488,7 @@
         </w:tc>
         <w:tc>
           <w:tcPr>
-            <w:tcW w:w="4361" w:type="dxa"/>
+            <w:tcW w:w="0" w:type="auto"/>
           </w:tcPr>
           <w:p>
             <w:pPr>
@@ -502,6 +499,7 @@
                 <w:bCs/>
                 <w:sz w:val="28"/>
                 <w:szCs w:val="28"/>
+                <w:lang w:val="pt-BR"/>
               </w:rPr>
             </w:pPr>
             <w:r>
@@ -511,6 +509,7 @@
                 <w:bCs/>
                 <w:sz w:val="28"/>
                 <w:szCs w:val="28"/>
+                <w:lang w:val="pt-BR"/>
               </w:rPr>
               <w:t>1.1. Fundamentos</w:t>
             </w:r>
@@ -518,22 +517,24 @@
         </w:tc>
         <w:tc>
           <w:tcPr>
-            <w:tcW w:w="676" w:type="dxa"/>
-          </w:tcPr>
-          <w:p>
-            <w:pPr>
-              <w:jc w:val="center"/>
-              <w:rPr>
-                <w:rFonts w:ascii="Calibri Light" w:hAnsi="Calibri Light" w:cs="Calibri Light"/>
-                <w:sz w:val="24"/>
-                <w:szCs w:val="24"/>
-              </w:rPr>
-            </w:pPr>
-            <w:r>
-              <w:rPr>
-                <w:rFonts w:ascii="Calibri Light" w:hAnsi="Calibri Light" w:cs="Calibri Light"/>
-                <w:sz w:val="24"/>
-                <w:szCs w:val="24"/>
+            <w:tcW w:w="0" w:type="auto"/>
+          </w:tcPr>
+          <w:p>
+            <w:pPr>
+              <w:jc w:val="both"/>
+              <w:rPr>
+                <w:rFonts w:ascii="Calibri Light" w:hAnsi="Calibri Light" w:cs="Calibri Light"/>
+                <w:sz w:val="24"/>
+                <w:szCs w:val="24"/>
+                <w:lang w:val="pt-BR"/>
+              </w:rPr>
+            </w:pPr>
+            <w:r>
+              <w:rPr>
+                <w:rFonts w:ascii="Calibri Light" w:hAnsi="Calibri Light" w:cs="Calibri Light"/>
+                <w:sz w:val="24"/>
+                <w:szCs w:val="24"/>
+                <w:lang w:val="pt-BR"/>
               </w:rPr>
               <w:t>2</w:t>
             </w:r>
@@ -541,15 +542,16 @@
         </w:tc>
         <w:tc>
           <w:tcPr>
-            <w:tcW w:w="4155" w:type="dxa"/>
-          </w:tcPr>
-          <w:p>
-            <w:pPr>
-              <w:jc w:val="both"/>
-              <w:rPr>
-                <w:rFonts w:ascii="Calibri Light" w:hAnsi="Calibri Light" w:cs="Calibri Light"/>
-                <w:sz w:val="24"/>
-                <w:szCs w:val="24"/>
+            <w:tcW w:w="0" w:type="auto"/>
+          </w:tcPr>
+          <w:p>
+            <w:pPr>
+              <w:jc w:val="both"/>
+              <w:rPr>
+                <w:rFonts w:ascii="Calibri Light" w:hAnsi="Calibri Light" w:cs="Calibri Light"/>
+                <w:sz w:val="24"/>
+                <w:szCs w:val="24"/>
+                <w:lang w:val="pt-BR"/>
               </w:rPr>
             </w:pPr>
             <w:r>
@@ -559,6 +561,7 @@
                 <w:bCs/>
                 <w:sz w:val="28"/>
                 <w:szCs w:val="28"/>
+                <w:lang w:val="pt-BR"/>
               </w:rPr>
               <w:t>1.1. Fundamentals</w:t>
             </w:r>
@@ -568,22 +571,24 @@
       <w:tr>
         <w:tc>
           <w:tcPr>
-            <w:tcW w:w="867" w:type="dxa"/>
-          </w:tcPr>
-          <w:p>
-            <w:pPr>
-              <w:jc w:val="center"/>
-              <w:rPr>
-                <w:rFonts w:ascii="Calibri Light" w:hAnsi="Calibri Light" w:cs="Calibri Light"/>
-                <w:sz w:val="24"/>
-                <w:szCs w:val="24"/>
-              </w:rPr>
-            </w:pPr>
-            <w:r>
-              <w:rPr>
-                <w:rFonts w:ascii="Calibri Light" w:hAnsi="Calibri Light" w:cs="Calibri Light"/>
-                <w:sz w:val="24"/>
-                <w:szCs w:val="24"/>
+            <w:tcW w:w="0" w:type="auto"/>
+          </w:tcPr>
+          <w:p>
+            <w:pPr>
+              <w:jc w:val="both"/>
+              <w:rPr>
+                <w:rFonts w:ascii="Calibri Light" w:hAnsi="Calibri Light" w:cs="Calibri Light"/>
+                <w:sz w:val="24"/>
+                <w:szCs w:val="24"/>
+                <w:lang w:val="pt-BR"/>
+              </w:rPr>
+            </w:pPr>
+            <w:r>
+              <w:rPr>
+                <w:rFonts w:ascii="Calibri Light" w:hAnsi="Calibri Light" w:cs="Calibri Light"/>
+                <w:sz w:val="24"/>
+                <w:szCs w:val="24"/>
+                <w:lang w:val="pt-BR"/>
               </w:rPr>
               <w:t>5</w:t>
             </w:r>
@@ -591,7 +596,7 @@
         </w:tc>
         <w:tc>
           <w:tcPr>
-            <w:tcW w:w="4361" w:type="dxa"/>
+            <w:tcW w:w="0" w:type="auto"/>
           </w:tcPr>
           <w:p>
             <w:pPr>
@@ -616,11 +621,11 @@
         </w:tc>
         <w:tc>
           <w:tcPr>
-            <w:tcW w:w="676" w:type="dxa"/>
-          </w:tcPr>
-          <w:p>
-            <w:pPr>
-              <w:jc w:val="center"/>
+            <w:tcW w:w="0" w:type="auto"/>
+          </w:tcPr>
+          <w:p>
+            <w:pPr>
+              <w:jc w:val="both"/>
               <w:rPr>
                 <w:rFonts w:ascii="Calibri Light" w:hAnsi="Calibri Light" w:cs="Calibri Light"/>
                 <w:sz w:val="24"/>
@@ -639,7 +644,7 @@
         </w:tc>
         <w:tc>
           <w:tcPr>
-            <w:tcW w:w="4155" w:type="dxa"/>
+            <w:tcW w:w="0" w:type="auto"/>
           </w:tcPr>
           <w:p>
             <w:pPr>
@@ -682,22 +687,24 @@
       <w:tr>
         <w:tc>
           <w:tcPr>
-            <w:tcW w:w="867" w:type="dxa"/>
-          </w:tcPr>
-          <w:p>
-            <w:pPr>
-              <w:jc w:val="center"/>
-              <w:rPr>
-                <w:rFonts w:ascii="Calibri Light" w:hAnsi="Calibri Light" w:cs="Calibri Light"/>
-                <w:sz w:val="24"/>
-                <w:szCs w:val="24"/>
-              </w:rPr>
-            </w:pPr>
-            <w:r>
-              <w:rPr>
-                <w:rFonts w:ascii="Calibri Light" w:hAnsi="Calibri Light" w:cs="Calibri Light"/>
-                <w:sz w:val="24"/>
-                <w:szCs w:val="24"/>
+            <w:tcW w:w="0" w:type="auto"/>
+          </w:tcPr>
+          <w:p>
+            <w:pPr>
+              <w:jc w:val="both"/>
+              <w:rPr>
+                <w:rFonts w:ascii="Calibri Light" w:hAnsi="Calibri Light" w:cs="Calibri Light"/>
+                <w:sz w:val="24"/>
+                <w:szCs w:val="24"/>
+                <w:lang w:val="pt-BR"/>
+              </w:rPr>
+            </w:pPr>
+            <w:r>
+              <w:rPr>
+                <w:rFonts w:ascii="Calibri Light" w:hAnsi="Calibri Light" w:cs="Calibri Light"/>
+                <w:sz w:val="24"/>
+                <w:szCs w:val="24"/>
+                <w:lang w:val="pt-BR"/>
               </w:rPr>
               <w:t>6</w:t>
             </w:r>
@@ -705,7 +712,7 @@
         </w:tc>
         <w:tc>
           <w:tcPr>
-            <w:tcW w:w="4361" w:type="dxa"/>
+            <w:tcW w:w="0" w:type="auto"/>
           </w:tcPr>
           <w:p>
             <w:pPr>
@@ -730,11 +737,11 @@
         </w:tc>
         <w:tc>
           <w:tcPr>
-            <w:tcW w:w="676" w:type="dxa"/>
-          </w:tcPr>
-          <w:p>
-            <w:pPr>
-              <w:jc w:val="center"/>
+            <w:tcW w:w="0" w:type="auto"/>
+          </w:tcPr>
+          <w:p>
+            <w:pPr>
+              <w:jc w:val="both"/>
               <w:rPr>
                 <w:rFonts w:ascii="Calibri Light" w:hAnsi="Calibri Light" w:cs="Calibri Light"/>
                 <w:sz w:val="24"/>
@@ -753,7 +760,7 @@
         </w:tc>
         <w:tc>
           <w:tcPr>
-            <w:tcW w:w="4155" w:type="dxa"/>
+            <w:tcW w:w="0" w:type="auto"/>
           </w:tcPr>
           <w:p>
             <w:pPr>
@@ -778,22 +785,24 @@
       <w:tr>
         <w:tc>
           <w:tcPr>
-            <w:tcW w:w="867" w:type="dxa"/>
-          </w:tcPr>
-          <w:p>
-            <w:pPr>
-              <w:jc w:val="center"/>
-              <w:rPr>
-                <w:rFonts w:ascii="Calibri Light" w:hAnsi="Calibri Light" w:cs="Calibri Light"/>
-                <w:sz w:val="24"/>
-                <w:szCs w:val="24"/>
-              </w:rPr>
-            </w:pPr>
-            <w:r>
-              <w:rPr>
-                <w:rFonts w:ascii="Calibri Light" w:hAnsi="Calibri Light" w:cs="Calibri Light"/>
-                <w:sz w:val="24"/>
-                <w:szCs w:val="24"/>
+            <w:tcW w:w="0" w:type="auto"/>
+          </w:tcPr>
+          <w:p>
+            <w:pPr>
+              <w:jc w:val="both"/>
+              <w:rPr>
+                <w:rFonts w:ascii="Calibri Light" w:hAnsi="Calibri Light" w:cs="Calibri Light"/>
+                <w:sz w:val="24"/>
+                <w:szCs w:val="24"/>
+                <w:lang w:val="pt-BR"/>
+              </w:rPr>
+            </w:pPr>
+            <w:r>
+              <w:rPr>
+                <w:rFonts w:ascii="Calibri Light" w:hAnsi="Calibri Light" w:cs="Calibri Light"/>
+                <w:sz w:val="24"/>
+                <w:szCs w:val="24"/>
+                <w:lang w:val="pt-BR"/>
               </w:rPr>
               <w:t>7</w:t>
             </w:r>
@@ -801,7 +810,7 @@
         </w:tc>
         <w:tc>
           <w:tcPr>
-            <w:tcW w:w="4361" w:type="dxa"/>
+            <w:tcW w:w="0" w:type="auto"/>
           </w:tcPr>
           <w:p>
             <w:pPr>
@@ -851,73 +860,71 @@
                 <w:szCs w:val="24"/>
                 <w:lang w:val="pt-BR"/>
               </w:rPr>
-              <w:t xml:space="preserve"> (2002) consideram que o processo de planejar com base em cenários altera modelos mentais, melhora a tomada de decisões, promove </w:t>
-            </w:r>
-            <w:r>
-              <w:rPr>
-                <w:rFonts w:ascii="Calibri Light" w:hAnsi="Calibri Light" w:cs="Calibri Light"/>
-                <w:sz w:val="24"/>
-                <w:szCs w:val="24"/>
-                <w:lang w:val="pt-BR"/>
-              </w:rPr>
-              <w:lastRenderedPageBreak/>
-              <w:t>aprendizagem e acentua o desempenho pessoal e organizacional.</w:t>
-            </w:r>
-          </w:p>
-        </w:tc>
-        <w:tc>
-          <w:tcPr>
-            <w:tcW w:w="676" w:type="dxa"/>
-          </w:tcPr>
-          <w:p>
-            <w:pPr>
-              <w:jc w:val="center"/>
-              <w:rPr>
-                <w:rFonts w:ascii="Calibri Light" w:hAnsi="Calibri Light" w:cs="Calibri Light"/>
-                <w:sz w:val="24"/>
-                <w:szCs w:val="24"/>
-              </w:rPr>
-            </w:pPr>
-            <w:r>
-              <w:rPr>
-                <w:rFonts w:ascii="Calibri Light" w:hAnsi="Calibri Light" w:cs="Calibri Light"/>
-                <w:sz w:val="24"/>
-                <w:szCs w:val="24"/>
-              </w:rPr>
-              <w:lastRenderedPageBreak/>
+              <w:t xml:space="preserve"> (2002) consideram que o processo de planejar com base em cenários altera modelos mentais, melhora a tomada de decisões, promove aprendizagem e acentua o desempenho pessoal e organizacional.</w:t>
+            </w:r>
+          </w:p>
+        </w:tc>
+        <w:tc>
+          <w:tcPr>
+            <w:tcW w:w="0" w:type="auto"/>
+          </w:tcPr>
+          <w:p>
+            <w:pPr>
+              <w:jc w:val="both"/>
+              <w:rPr>
+                <w:rFonts w:ascii="Calibri Light" w:hAnsi="Calibri Light" w:cs="Calibri Light"/>
+                <w:sz w:val="24"/>
+                <w:szCs w:val="24"/>
+              </w:rPr>
+            </w:pPr>
+            <w:r>
+              <w:rPr>
+                <w:rFonts w:ascii="Calibri Light" w:hAnsi="Calibri Light" w:cs="Calibri Light"/>
+                <w:sz w:val="24"/>
+                <w:szCs w:val="24"/>
+              </w:rPr>
               <w:t>31</w:t>
             </w:r>
           </w:p>
         </w:tc>
         <w:tc>
           <w:tcPr>
-            <w:tcW w:w="4155" w:type="dxa"/>
-          </w:tcPr>
-          <w:p>
-            <w:pPr>
-              <w:jc w:val="both"/>
-              <w:rPr>
-                <w:rFonts w:ascii="Calibri Light" w:hAnsi="Calibri Light" w:cs="Calibri Light"/>
-                <w:sz w:val="24"/>
-                <w:szCs w:val="24"/>
-              </w:rPr>
-            </w:pPr>
-            <w:r>
-              <w:rPr>
-                <w:rFonts w:ascii="Calibri Light" w:hAnsi="Calibri Light" w:cs="Calibri Light"/>
-                <w:sz w:val="24"/>
-                <w:szCs w:val="24"/>
-              </w:rPr>
-              <w:t xml:space="preserve">Chermack and Lynham (2002) consider that the process of planning based on scenarios alters mental models, improves decision-making, promotes </w:t>
-            </w:r>
-            <w:r>
-              <w:rPr>
-                <w:rFonts w:ascii="Calibri Light" w:hAnsi="Calibri Light" w:cs="Calibri Light"/>
-                <w:sz w:val="24"/>
-                <w:szCs w:val="24"/>
-              </w:rPr>
-              <w:lastRenderedPageBreak/>
-              <w:t>learning, and enhances personal and organizational performance.</w:t>
+            <w:tcW w:w="0" w:type="auto"/>
+          </w:tcPr>
+          <w:p>
+            <w:pPr>
+              <w:jc w:val="both"/>
+              <w:rPr>
+                <w:rFonts w:ascii="Calibri Light" w:hAnsi="Calibri Light" w:cs="Calibri Light"/>
+                <w:sz w:val="24"/>
+                <w:szCs w:val="24"/>
+              </w:rPr>
+            </w:pPr>
+            <w:r>
+              <w:rPr>
+                <w:rFonts w:ascii="Calibri Light" w:hAnsi="Calibri Light" w:cs="Calibri Light"/>
+                <w:sz w:val="24"/>
+                <w:szCs w:val="24"/>
+              </w:rPr>
+              <w:t xml:space="preserve">Chermack and </w:t>
+            </w:r>
+            <w:proofErr w:type="spellStart"/>
+            <w:r>
+              <w:rPr>
+                <w:rFonts w:ascii="Calibri Light" w:hAnsi="Calibri Light" w:cs="Calibri Light"/>
+                <w:sz w:val="24"/>
+                <w:szCs w:val="24"/>
+              </w:rPr>
+              <w:t>Lynham</w:t>
+            </w:r>
+            <w:proofErr w:type="spellEnd"/>
+            <w:r>
+              <w:rPr>
+                <w:rFonts w:ascii="Calibri Light" w:hAnsi="Calibri Light" w:cs="Calibri Light"/>
+                <w:sz w:val="24"/>
+                <w:szCs w:val="24"/>
+              </w:rPr>
+              <w:t xml:space="preserve"> (2002) consider that the process of planning based on scenarios alters mental models, improves decision-making, promotes learning, and enhances personal and organizational performance.</w:t>
             </w:r>
           </w:p>
         </w:tc>
@@ -925,31 +932,30 @@
       <w:tr>
         <w:tc>
           <w:tcPr>
-            <w:tcW w:w="867" w:type="dxa"/>
-          </w:tcPr>
-          <w:p>
-            <w:pPr>
-              <w:jc w:val="center"/>
-              <w:rPr>
-                <w:rFonts w:ascii="Calibri Light" w:hAnsi="Calibri Light" w:cs="Calibri Light"/>
-                <w:sz w:val="24"/>
-                <w:szCs w:val="24"/>
-              </w:rPr>
-            </w:pPr>
-            <w:r>
-              <w:rPr>
-                <w:rFonts w:ascii="Calibri Light" w:hAnsi="Calibri Light" w:cs="Calibri Light"/>
-                <w:sz w:val="24"/>
-                <w:szCs w:val="24"/>
-              </w:rPr>
-              <w:lastRenderedPageBreak/>
+            <w:tcW w:w="0" w:type="auto"/>
+          </w:tcPr>
+          <w:p>
+            <w:pPr>
+              <w:jc w:val="both"/>
+              <w:rPr>
+                <w:rFonts w:ascii="Calibri Light" w:hAnsi="Calibri Light" w:cs="Calibri Light"/>
+                <w:sz w:val="24"/>
+                <w:szCs w:val="24"/>
+              </w:rPr>
+            </w:pPr>
+            <w:r>
+              <w:rPr>
+                <w:rFonts w:ascii="Calibri Light" w:hAnsi="Calibri Light" w:cs="Calibri Light"/>
+                <w:sz w:val="24"/>
+                <w:szCs w:val="24"/>
+              </w:rPr>
               <w:t>8</w:t>
             </w:r>
           </w:p>
         </w:tc>
         <w:tc>
           <w:tcPr>
-            <w:tcW w:w="4361" w:type="dxa"/>
+            <w:tcW w:w="0" w:type="auto"/>
           </w:tcPr>
           <w:p>
             <w:pPr>
@@ -1054,11 +1060,11 @@
         </w:tc>
         <w:tc>
           <w:tcPr>
-            <w:tcW w:w="676" w:type="dxa"/>
-          </w:tcPr>
-          <w:p>
-            <w:pPr>
-              <w:jc w:val="center"/>
+            <w:tcW w:w="0" w:type="auto"/>
+          </w:tcPr>
+          <w:p>
+            <w:pPr>
+              <w:jc w:val="both"/>
               <w:rPr>
                 <w:rFonts w:ascii="Calibri Light" w:hAnsi="Calibri Light" w:cs="Calibri Light"/>
                 <w:sz w:val="24"/>
@@ -1077,24 +1083,42 @@
         </w:tc>
         <w:tc>
           <w:tcPr>
-            <w:tcW w:w="4155" w:type="dxa"/>
-          </w:tcPr>
-          <w:p>
-            <w:pPr>
-              <w:jc w:val="both"/>
-              <w:rPr>
-                <w:rFonts w:ascii="Calibri Light" w:hAnsi="Calibri Light" w:cs="Calibri Light"/>
-                <w:sz w:val="24"/>
-                <w:szCs w:val="24"/>
-              </w:rPr>
-            </w:pPr>
-            <w:r>
-              <w:rPr>
-                <w:rFonts w:ascii="Calibri Light" w:hAnsi="Calibri Light" w:cs="Calibri Light"/>
-                <w:sz w:val="24"/>
-                <w:szCs w:val="24"/>
-              </w:rPr>
-              <w:t>Chermack and Coons (2015) and Mackay and Tambeau (2013) emphasize that scenarios are the core of the process, but not the end.</w:t>
+            <w:tcW w:w="0" w:type="auto"/>
+          </w:tcPr>
+          <w:p>
+            <w:pPr>
+              <w:jc w:val="both"/>
+              <w:rPr>
+                <w:rFonts w:ascii="Calibri Light" w:hAnsi="Calibri Light" w:cs="Calibri Light"/>
+                <w:sz w:val="24"/>
+                <w:szCs w:val="24"/>
+              </w:rPr>
+            </w:pPr>
+            <w:r>
+              <w:rPr>
+                <w:rFonts w:ascii="Calibri Light" w:hAnsi="Calibri Light" w:cs="Calibri Light"/>
+                <w:sz w:val="24"/>
+                <w:szCs w:val="24"/>
+              </w:rPr>
+              <w:t xml:space="preserve">Chermack and Coons (2015) and Mackay and </w:t>
+            </w:r>
+            <w:proofErr w:type="spellStart"/>
+            <w:r>
+              <w:rPr>
+                <w:rFonts w:ascii="Calibri Light" w:hAnsi="Calibri Light" w:cs="Calibri Light"/>
+                <w:sz w:val="24"/>
+                <w:szCs w:val="24"/>
+              </w:rPr>
+              <w:t>Tambeau</w:t>
+            </w:r>
+            <w:proofErr w:type="spellEnd"/>
+            <w:r>
+              <w:rPr>
+                <w:rFonts w:ascii="Calibri Light" w:hAnsi="Calibri Light" w:cs="Calibri Light"/>
+                <w:sz w:val="24"/>
+                <w:szCs w:val="24"/>
+              </w:rPr>
+              <w:t xml:space="preserve"> (2013) emphasize that scenarios are the core of the process, but not the end.</w:t>
             </w:r>
           </w:p>
         </w:tc>
@@ -1102,22 +1126,24 @@
       <w:tr>
         <w:tc>
           <w:tcPr>
-            <w:tcW w:w="867" w:type="dxa"/>
-          </w:tcPr>
-          <w:p>
-            <w:pPr>
-              <w:jc w:val="center"/>
-              <w:rPr>
-                <w:rFonts w:ascii="Calibri Light" w:hAnsi="Calibri Light" w:cs="Calibri Light"/>
-                <w:sz w:val="24"/>
-                <w:szCs w:val="24"/>
-              </w:rPr>
-            </w:pPr>
-            <w:r>
-              <w:rPr>
-                <w:rFonts w:ascii="Calibri Light" w:hAnsi="Calibri Light" w:cs="Calibri Light"/>
-                <w:sz w:val="24"/>
-                <w:szCs w:val="24"/>
+            <w:tcW w:w="0" w:type="auto"/>
+          </w:tcPr>
+          <w:p>
+            <w:pPr>
+              <w:jc w:val="both"/>
+              <w:rPr>
+                <w:rFonts w:ascii="Calibri Light" w:hAnsi="Calibri Light" w:cs="Calibri Light"/>
+                <w:sz w:val="24"/>
+                <w:szCs w:val="24"/>
+                <w:lang w:val="pt-BR"/>
+              </w:rPr>
+            </w:pPr>
+            <w:r>
+              <w:rPr>
+                <w:rFonts w:ascii="Calibri Light" w:hAnsi="Calibri Light" w:cs="Calibri Light"/>
+                <w:sz w:val="24"/>
+                <w:szCs w:val="24"/>
+                <w:lang w:val="pt-BR"/>
               </w:rPr>
               <w:t>9</w:t>
             </w:r>
@@ -1125,7 +1151,7 @@
         </w:tc>
         <w:tc>
           <w:tcPr>
-            <w:tcW w:w="4361" w:type="dxa"/>
+            <w:tcW w:w="0" w:type="auto"/>
           </w:tcPr>
           <w:p>
             <w:pPr>
@@ -1150,11 +1176,11 @@
         </w:tc>
         <w:tc>
           <w:tcPr>
-            <w:tcW w:w="676" w:type="dxa"/>
-          </w:tcPr>
-          <w:p>
-            <w:pPr>
-              <w:jc w:val="center"/>
+            <w:tcW w:w="0" w:type="auto"/>
+          </w:tcPr>
+          <w:p>
+            <w:pPr>
+              <w:jc w:val="both"/>
               <w:rPr>
                 <w:rFonts w:ascii="Calibri Light" w:hAnsi="Calibri Light" w:cs="Calibri Light"/>
                 <w:sz w:val="24"/>
@@ -1173,7 +1199,7 @@
         </w:tc>
         <w:tc>
           <w:tcPr>
-            <w:tcW w:w="4155" w:type="dxa"/>
+            <w:tcW w:w="0" w:type="auto"/>
           </w:tcPr>
           <w:p>
             <w:pPr>
@@ -1198,22 +1224,24 @@
       <w:tr>
         <w:tc>
           <w:tcPr>
-            <w:tcW w:w="867" w:type="dxa"/>
-          </w:tcPr>
-          <w:p>
-            <w:pPr>
-              <w:jc w:val="center"/>
-              <w:rPr>
-                <w:rFonts w:ascii="Calibri Light" w:hAnsi="Calibri Light" w:cs="Calibri Light"/>
-                <w:sz w:val="24"/>
-                <w:szCs w:val="24"/>
-              </w:rPr>
-            </w:pPr>
-            <w:r>
-              <w:rPr>
-                <w:rFonts w:ascii="Calibri Light" w:hAnsi="Calibri Light" w:cs="Calibri Light"/>
-                <w:sz w:val="24"/>
-                <w:szCs w:val="24"/>
+            <w:tcW w:w="0" w:type="auto"/>
+          </w:tcPr>
+          <w:p>
+            <w:pPr>
+              <w:jc w:val="both"/>
+              <w:rPr>
+                <w:rFonts w:ascii="Calibri Light" w:hAnsi="Calibri Light" w:cs="Calibri Light"/>
+                <w:sz w:val="24"/>
+                <w:szCs w:val="24"/>
+                <w:lang w:val="pt-BR"/>
+              </w:rPr>
+            </w:pPr>
+            <w:r>
+              <w:rPr>
+                <w:rFonts w:ascii="Calibri Light" w:hAnsi="Calibri Light" w:cs="Calibri Light"/>
+                <w:sz w:val="24"/>
+                <w:szCs w:val="24"/>
+                <w:lang w:val="pt-BR"/>
               </w:rPr>
               <w:t>10</w:t>
             </w:r>
@@ -1221,16 +1249,15 @@
         </w:tc>
         <w:tc>
           <w:tcPr>
-            <w:tcW w:w="4361" w:type="dxa"/>
-          </w:tcPr>
-          <w:p>
-            <w:pPr>
-              <w:jc w:val="both"/>
-              <w:rPr>
-                <w:rFonts w:ascii="Calibri Light" w:hAnsi="Calibri Light" w:cs="Calibri Light"/>
-                <w:sz w:val="24"/>
-                <w:szCs w:val="24"/>
-                <w:lang w:val="pt-BR"/>
+            <w:tcW w:w="0" w:type="auto"/>
+          </w:tcPr>
+          <w:p>
+            <w:pPr>
+              <w:jc w:val="both"/>
+              <w:rPr>
+                <w:rFonts w:ascii="Calibri Light" w:hAnsi="Calibri Light" w:cs="Calibri Light"/>
+                <w:sz w:val="24"/>
+                <w:szCs w:val="24"/>
               </w:rPr>
             </w:pPr>
             <w:r>
@@ -1340,7 +1367,6 @@
                 <w:iCs/>
                 <w:sz w:val="24"/>
                 <w:szCs w:val="24"/>
-                <w:lang w:val="pt-BR"/>
               </w:rPr>
               <w:t>(2020).</w:t>
             </w:r>
@@ -1348,11 +1374,11 @@
         </w:tc>
         <w:tc>
           <w:tcPr>
-            <w:tcW w:w="676" w:type="dxa"/>
-          </w:tcPr>
-          <w:p>
-            <w:pPr>
-              <w:jc w:val="center"/>
+            <w:tcW w:w="0" w:type="auto"/>
+          </w:tcPr>
+          <w:p>
+            <w:pPr>
+              <w:jc w:val="both"/>
               <w:rPr>
                 <w:rFonts w:ascii="Calibri Light" w:hAnsi="Calibri Light" w:cs="Calibri Light"/>
                 <w:sz w:val="24"/>
@@ -1371,7 +1397,7 @@
         </w:tc>
         <w:tc>
           <w:tcPr>
-            <w:tcW w:w="4155" w:type="dxa"/>
+            <w:tcW w:w="0" w:type="auto"/>
           </w:tcPr>
           <w:p>
             <w:pPr>
@@ -1406,11 +1432,787 @@
       <w:tr>
         <w:tc>
           <w:tcPr>
-            <w:tcW w:w="867" w:type="dxa"/>
-          </w:tcPr>
-          <w:p>
-            <w:pPr>
-              <w:jc w:val="center"/>
+            <w:tcW w:w="0" w:type="auto"/>
+          </w:tcPr>
+          <w:p>
+            <w:pPr>
+              <w:jc w:val="both"/>
+              <w:rPr>
+                <w:rFonts w:ascii="Calibri Light" w:hAnsi="Calibri Light" w:cs="Calibri Light"/>
+                <w:sz w:val="24"/>
+                <w:szCs w:val="24"/>
+                <w:lang w:val="pt-BR"/>
+              </w:rPr>
+            </w:pPr>
+            <w:r>
+              <w:rPr>
+                <w:rFonts w:ascii="Calibri Light" w:hAnsi="Calibri Light" w:cs="Calibri Light"/>
+                <w:sz w:val="24"/>
+                <w:szCs w:val="24"/>
+                <w:lang w:val="pt-BR"/>
+              </w:rPr>
+              <w:t>1</w:t>
+            </w:r>
+            <w:r>
+              <w:rPr>
+                <w:rFonts w:ascii="Calibri Light" w:hAnsi="Calibri Light" w:cs="Calibri Light"/>
+                <w:sz w:val="24"/>
+                <w:szCs w:val="24"/>
+                <w:lang w:val="pt-BR"/>
+              </w:rPr>
+              <w:t>1</w:t>
+            </w:r>
+          </w:p>
+        </w:tc>
+        <w:tc>
+          <w:tcPr>
+            <w:tcW w:w="0" w:type="auto"/>
+          </w:tcPr>
+          <w:p>
+            <w:pPr>
+              <w:jc w:val="both"/>
+              <w:rPr>
+                <w:rFonts w:ascii="Calibri Light" w:hAnsi="Calibri Light" w:cs="Calibri Light"/>
+                <w:sz w:val="24"/>
+                <w:szCs w:val="24"/>
+                <w:lang w:val="pt-BR"/>
+              </w:rPr>
+            </w:pPr>
+            <w:r>
+              <w:rPr>
+                <w:rFonts w:ascii="Calibri Light" w:hAnsi="Calibri Light" w:cs="Calibri Light"/>
+                <w:sz w:val="24"/>
+                <w:szCs w:val="24"/>
+                <w:lang w:val="pt-BR"/>
+              </w:rPr>
+              <w:t>Sobre como se conduz o processo, alguns autores enxergam no planejamento por cenários um “caos metodológico” (Martelli, 2001).</w:t>
+            </w:r>
+          </w:p>
+        </w:tc>
+        <w:tc>
+          <w:tcPr>
+            <w:tcW w:w="0" w:type="auto"/>
+          </w:tcPr>
+          <w:p>
+            <w:pPr>
+              <w:jc w:val="both"/>
+              <w:rPr>
+                <w:rFonts w:ascii="Calibri Light" w:hAnsi="Calibri Light" w:cs="Calibri Light"/>
+                <w:sz w:val="24"/>
+                <w:szCs w:val="24"/>
+              </w:rPr>
+            </w:pPr>
+            <w:r>
+              <w:rPr>
+                <w:rFonts w:ascii="Calibri Light" w:hAnsi="Calibri Light" w:cs="Calibri Light"/>
+                <w:sz w:val="24"/>
+                <w:szCs w:val="24"/>
+              </w:rPr>
+              <w:t>18</w:t>
+            </w:r>
+          </w:p>
+        </w:tc>
+        <w:tc>
+          <w:tcPr>
+            <w:tcW w:w="0" w:type="auto"/>
+          </w:tcPr>
+          <w:p>
+            <w:pPr>
+              <w:jc w:val="both"/>
+              <w:rPr>
+                <w:rFonts w:ascii="Calibri Light" w:hAnsi="Calibri Light" w:cs="Calibri Light"/>
+                <w:sz w:val="24"/>
+                <w:szCs w:val="24"/>
+              </w:rPr>
+            </w:pPr>
+            <w:r>
+              <w:rPr>
+                <w:rFonts w:ascii="Calibri Light" w:hAnsi="Calibri Light" w:cs="Calibri Light"/>
+                <w:sz w:val="24"/>
+                <w:szCs w:val="24"/>
+              </w:rPr>
+              <w:t xml:space="preserve">Regarding how the process is conducted, some authors see scenario planning as </w:t>
+            </w:r>
+            <w:proofErr w:type="gramStart"/>
+            <w:r>
+              <w:rPr>
+                <w:rFonts w:ascii="Calibri Light" w:hAnsi="Calibri Light" w:cs="Calibri Light"/>
+                <w:sz w:val="24"/>
+                <w:szCs w:val="24"/>
+              </w:rPr>
+              <w:t>a "</w:t>
+            </w:r>
+            <w:proofErr w:type="gramEnd"/>
+            <w:r>
+              <w:rPr>
+                <w:rFonts w:ascii="Calibri Light" w:hAnsi="Calibri Light" w:cs="Calibri Light"/>
+                <w:sz w:val="24"/>
+                <w:szCs w:val="24"/>
+              </w:rPr>
+              <w:t>methodological chaos" (Martelli, 2001).</w:t>
+            </w:r>
+          </w:p>
+        </w:tc>
+      </w:tr>
+      <w:tr>
+        <w:tc>
+          <w:tcPr>
+            <w:tcW w:w="0" w:type="auto"/>
+          </w:tcPr>
+          <w:p>
+            <w:pPr>
+              <w:jc w:val="both"/>
+              <w:rPr>
+                <w:rFonts w:ascii="Calibri Light" w:hAnsi="Calibri Light" w:cs="Calibri Light"/>
+                <w:sz w:val="24"/>
+                <w:szCs w:val="24"/>
+                <w:lang w:val="pt-BR"/>
+              </w:rPr>
+            </w:pPr>
+            <w:r>
+              <w:rPr>
+                <w:rFonts w:ascii="Calibri Light" w:hAnsi="Calibri Light" w:cs="Calibri Light"/>
+                <w:sz w:val="24"/>
+                <w:szCs w:val="24"/>
+                <w:lang w:val="pt-BR"/>
+              </w:rPr>
+              <w:t>1</w:t>
+            </w:r>
+            <w:r>
+              <w:rPr>
+                <w:rFonts w:ascii="Calibri Light" w:hAnsi="Calibri Light" w:cs="Calibri Light"/>
+                <w:sz w:val="24"/>
+                <w:szCs w:val="24"/>
+                <w:lang w:val="pt-BR"/>
+              </w:rPr>
+              <w:t>2</w:t>
+            </w:r>
+          </w:p>
+        </w:tc>
+        <w:tc>
+          <w:tcPr>
+            <w:tcW w:w="0" w:type="auto"/>
+          </w:tcPr>
+          <w:p>
+            <w:pPr>
+              <w:jc w:val="both"/>
+              <w:rPr>
+                <w:rFonts w:ascii="Calibri Light" w:hAnsi="Calibri Light" w:cs="Calibri Light"/>
+                <w:sz w:val="24"/>
+                <w:szCs w:val="24"/>
+                <w:lang w:val="pt-BR"/>
+              </w:rPr>
+            </w:pPr>
+            <w:r>
+              <w:rPr>
+                <w:rFonts w:ascii="Calibri Light" w:hAnsi="Calibri Light" w:cs="Calibri Light"/>
+                <w:sz w:val="24"/>
+                <w:szCs w:val="24"/>
+                <w:lang w:val="pt-BR"/>
+              </w:rPr>
+              <w:t xml:space="preserve">Observando </w:t>
+            </w:r>
+            <w:proofErr w:type="spellStart"/>
+            <w:r>
+              <w:rPr>
+                <w:rFonts w:ascii="Calibri Light" w:hAnsi="Calibri Light" w:cs="Calibri Light"/>
+                <w:sz w:val="24"/>
+                <w:szCs w:val="24"/>
+                <w:lang w:val="pt-BR"/>
+              </w:rPr>
+              <w:t>Bradfield</w:t>
+            </w:r>
+            <w:proofErr w:type="spellEnd"/>
+            <w:r>
+              <w:rPr>
+                <w:rFonts w:ascii="Calibri Light" w:hAnsi="Calibri Light" w:cs="Calibri Light"/>
+                <w:sz w:val="24"/>
+                <w:szCs w:val="24"/>
+                <w:lang w:val="pt-BR"/>
+              </w:rPr>
+              <w:t xml:space="preserve"> et al. (2005), </w:t>
+            </w:r>
+            <w:proofErr w:type="spellStart"/>
+            <w:r>
+              <w:rPr>
+                <w:rFonts w:ascii="Calibri Light" w:hAnsi="Calibri Light" w:cs="Calibri Light"/>
+                <w:sz w:val="24"/>
+                <w:szCs w:val="24"/>
+                <w:lang w:val="pt-BR"/>
+              </w:rPr>
+              <w:t>Chermack</w:t>
+            </w:r>
+            <w:proofErr w:type="spellEnd"/>
+            <w:r>
+              <w:rPr>
+                <w:rFonts w:ascii="Calibri Light" w:hAnsi="Calibri Light" w:cs="Calibri Light"/>
+                <w:sz w:val="24"/>
+                <w:szCs w:val="24"/>
+                <w:lang w:val="pt-BR"/>
+              </w:rPr>
+              <w:t xml:space="preserve"> e </w:t>
+            </w:r>
+            <w:proofErr w:type="spellStart"/>
+            <w:r>
+              <w:rPr>
+                <w:rFonts w:ascii="Calibri Light" w:hAnsi="Calibri Light" w:cs="Calibri Light"/>
+                <w:sz w:val="24"/>
+                <w:szCs w:val="24"/>
+                <w:lang w:val="pt-BR"/>
+              </w:rPr>
+              <w:t>Coons</w:t>
+            </w:r>
+            <w:proofErr w:type="spellEnd"/>
+            <w:r>
+              <w:rPr>
+                <w:rFonts w:ascii="Calibri Light" w:hAnsi="Calibri Light" w:cs="Calibri Light"/>
+                <w:sz w:val="24"/>
+                <w:szCs w:val="24"/>
+                <w:lang w:val="pt-BR"/>
+              </w:rPr>
+              <w:t xml:space="preserve"> (2015) e </w:t>
+            </w:r>
+            <w:proofErr w:type="spellStart"/>
+            <w:r>
+              <w:rPr>
+                <w:rFonts w:ascii="Calibri Light" w:hAnsi="Calibri Light" w:cs="Calibri Light"/>
+                <w:sz w:val="24"/>
+                <w:szCs w:val="24"/>
+                <w:lang w:val="pt-BR"/>
+              </w:rPr>
+              <w:t>Godet</w:t>
+            </w:r>
+            <w:proofErr w:type="spellEnd"/>
+            <w:r>
+              <w:rPr>
+                <w:rFonts w:ascii="Calibri Light" w:hAnsi="Calibri Light" w:cs="Calibri Light"/>
+                <w:sz w:val="24"/>
+                <w:szCs w:val="24"/>
+                <w:lang w:val="pt-BR"/>
+              </w:rPr>
+              <w:t xml:space="preserve"> e </w:t>
+            </w:r>
+            <w:proofErr w:type="spellStart"/>
+            <w:r>
+              <w:rPr>
+                <w:rFonts w:ascii="Calibri Light" w:hAnsi="Calibri Light" w:cs="Calibri Light"/>
+                <w:sz w:val="24"/>
+                <w:szCs w:val="24"/>
+                <w:lang w:val="pt-BR"/>
+              </w:rPr>
+              <w:t>Durance</w:t>
+            </w:r>
+            <w:proofErr w:type="spellEnd"/>
+            <w:r>
+              <w:rPr>
+                <w:rFonts w:ascii="Calibri Light" w:hAnsi="Calibri Light" w:cs="Calibri Light"/>
+                <w:sz w:val="24"/>
+                <w:szCs w:val="24"/>
+                <w:lang w:val="pt-BR"/>
+              </w:rPr>
+              <w:t xml:space="preserve"> (2011), destacamos a caixa de ferramentas dos franceses e as técnicas TIA e </w:t>
+            </w:r>
+            <w:proofErr w:type="gramStart"/>
+            <w:r>
+              <w:rPr>
+                <w:rFonts w:ascii="Calibri Light" w:hAnsi="Calibri Light" w:cs="Calibri Light"/>
+                <w:sz w:val="24"/>
+                <w:szCs w:val="24"/>
+                <w:lang w:val="pt-BR"/>
+              </w:rPr>
+              <w:t>CIA  usadas</w:t>
+            </w:r>
+            <w:proofErr w:type="gramEnd"/>
+            <w:r>
+              <w:rPr>
+                <w:rFonts w:ascii="Calibri Light" w:hAnsi="Calibri Light" w:cs="Calibri Light"/>
+                <w:sz w:val="24"/>
+                <w:szCs w:val="24"/>
+                <w:lang w:val="pt-BR"/>
+              </w:rPr>
+              <w:t xml:space="preserve"> pela escola probabilística.</w:t>
+            </w:r>
+          </w:p>
+        </w:tc>
+        <w:tc>
+          <w:tcPr>
+            <w:tcW w:w="0" w:type="auto"/>
+          </w:tcPr>
+          <w:p>
+            <w:pPr>
+              <w:jc w:val="both"/>
+              <w:rPr>
+                <w:rFonts w:ascii="Calibri Light" w:hAnsi="Calibri Light" w:cs="Calibri Light"/>
+                <w:sz w:val="24"/>
+                <w:szCs w:val="24"/>
+              </w:rPr>
+            </w:pPr>
+            <w:r>
+              <w:rPr>
+                <w:rFonts w:ascii="Calibri Light" w:hAnsi="Calibri Light" w:cs="Calibri Light"/>
+                <w:sz w:val="24"/>
+                <w:szCs w:val="24"/>
+              </w:rPr>
+              <w:t>31</w:t>
+            </w:r>
+          </w:p>
+        </w:tc>
+        <w:tc>
+          <w:tcPr>
+            <w:tcW w:w="0" w:type="auto"/>
+          </w:tcPr>
+          <w:p>
+            <w:pPr>
+              <w:jc w:val="both"/>
+              <w:rPr>
+                <w:rFonts w:ascii="Calibri Light" w:hAnsi="Calibri Light" w:cs="Calibri Light"/>
+                <w:sz w:val="24"/>
+                <w:szCs w:val="24"/>
+              </w:rPr>
+            </w:pPr>
+            <w:r>
+              <w:rPr>
+                <w:rFonts w:ascii="Calibri Light" w:hAnsi="Calibri Light" w:cs="Calibri Light"/>
+                <w:sz w:val="24"/>
+                <w:szCs w:val="24"/>
+              </w:rPr>
+              <w:t>Looking at Bradfield et al. (2005), Chermack and Coons (2015), and Godet and Durance (2011), we highlight the French toolbox and the TIA and CIA techniques used by the probabilistic school.</w:t>
+            </w:r>
+          </w:p>
+        </w:tc>
+      </w:tr>
+      <w:tr>
+        <w:tc>
+          <w:tcPr>
+            <w:tcW w:w="0" w:type="auto"/>
+          </w:tcPr>
+          <w:p>
+            <w:pPr>
+              <w:jc w:val="both"/>
+              <w:rPr>
+                <w:rFonts w:ascii="Calibri Light" w:hAnsi="Calibri Light" w:cs="Calibri Light"/>
+                <w:sz w:val="24"/>
+                <w:szCs w:val="24"/>
+              </w:rPr>
+            </w:pPr>
+            <w:r>
+              <w:rPr>
+                <w:rFonts w:ascii="Calibri Light" w:hAnsi="Calibri Light" w:cs="Calibri Light"/>
+                <w:sz w:val="24"/>
+                <w:szCs w:val="24"/>
+              </w:rPr>
+              <w:t>1</w:t>
+            </w:r>
+            <w:r>
+              <w:rPr>
+                <w:rFonts w:ascii="Calibri Light" w:hAnsi="Calibri Light" w:cs="Calibri Light"/>
+                <w:sz w:val="24"/>
+                <w:szCs w:val="24"/>
+              </w:rPr>
+              <w:t>3</w:t>
+            </w:r>
+          </w:p>
+        </w:tc>
+        <w:tc>
+          <w:tcPr>
+            <w:tcW w:w="0" w:type="auto"/>
+          </w:tcPr>
+          <w:p>
+            <w:pPr>
+              <w:jc w:val="both"/>
+              <w:rPr>
+                <w:rFonts w:ascii="Calibri Light" w:hAnsi="Calibri Light" w:cs="Calibri Light"/>
+                <w:sz w:val="24"/>
+                <w:szCs w:val="24"/>
+                <w:lang w:val="pt-BR"/>
+              </w:rPr>
+            </w:pPr>
+            <w:r>
+              <w:rPr>
+                <w:rFonts w:ascii="Calibri Light" w:hAnsi="Calibri Light" w:cs="Calibri Light"/>
+                <w:sz w:val="24"/>
+                <w:szCs w:val="24"/>
+              </w:rPr>
+              <w:t xml:space="preserve">Iden et al. (2017), Rohrbeck et al. </w:t>
+            </w:r>
+            <w:r>
+              <w:rPr>
+                <w:rFonts w:ascii="Calibri Light" w:hAnsi="Calibri Light" w:cs="Calibri Light"/>
+                <w:sz w:val="24"/>
+                <w:szCs w:val="24"/>
+                <w:lang w:val="pt-BR"/>
+              </w:rPr>
+              <w:t xml:space="preserve">(2015), </w:t>
+            </w:r>
+            <w:proofErr w:type="spellStart"/>
+            <w:r>
+              <w:rPr>
+                <w:rFonts w:ascii="Calibri Light" w:hAnsi="Calibri Light" w:cs="Calibri Light"/>
+                <w:sz w:val="24"/>
+                <w:szCs w:val="24"/>
+                <w:lang w:val="pt-BR"/>
+              </w:rPr>
+              <w:t>Varum</w:t>
+            </w:r>
+            <w:proofErr w:type="spellEnd"/>
+            <w:r>
+              <w:rPr>
+                <w:rFonts w:ascii="Calibri Light" w:hAnsi="Calibri Light" w:cs="Calibri Light"/>
+                <w:sz w:val="24"/>
+                <w:szCs w:val="24"/>
+                <w:lang w:val="pt-BR"/>
+              </w:rPr>
+              <w:t xml:space="preserve"> e Melo (2010) e outros destacam lacunas epistemológicas nesta (ainda) nova área de conhecimento.</w:t>
+            </w:r>
+          </w:p>
+        </w:tc>
+        <w:tc>
+          <w:tcPr>
+            <w:tcW w:w="0" w:type="auto"/>
+          </w:tcPr>
+          <w:p>
+            <w:pPr>
+              <w:jc w:val="both"/>
+              <w:rPr>
+                <w:rFonts w:ascii="Calibri Light" w:hAnsi="Calibri Light" w:cs="Calibri Light"/>
+                <w:sz w:val="24"/>
+                <w:szCs w:val="24"/>
+              </w:rPr>
+            </w:pPr>
+            <w:r>
+              <w:rPr>
+                <w:rFonts w:ascii="Calibri Light" w:hAnsi="Calibri Light" w:cs="Calibri Light"/>
+                <w:sz w:val="24"/>
+                <w:szCs w:val="24"/>
+              </w:rPr>
+              <w:t>23</w:t>
+            </w:r>
+          </w:p>
+        </w:tc>
+        <w:tc>
+          <w:tcPr>
+            <w:tcW w:w="0" w:type="auto"/>
+          </w:tcPr>
+          <w:p>
+            <w:pPr>
+              <w:jc w:val="both"/>
+              <w:rPr>
+                <w:rFonts w:ascii="Calibri Light" w:hAnsi="Calibri Light" w:cs="Calibri Light"/>
+                <w:sz w:val="24"/>
+                <w:szCs w:val="24"/>
+              </w:rPr>
+            </w:pPr>
+            <w:r>
+              <w:rPr>
+                <w:rFonts w:ascii="Calibri Light" w:hAnsi="Calibri Light" w:cs="Calibri Light"/>
+                <w:sz w:val="24"/>
+                <w:szCs w:val="24"/>
+              </w:rPr>
+              <w:t>Iden et al. (2017), Rohrbeck et al. (2015), Varum and Melo (2010), and others point out epistemological gaps in this (still) new field of knowledge.</w:t>
+            </w:r>
+          </w:p>
+        </w:tc>
+      </w:tr>
+      <w:tr>
+        <w:tc>
+          <w:tcPr>
+            <w:tcW w:w="0" w:type="auto"/>
+          </w:tcPr>
+          <w:p>
+            <w:pPr>
+              <w:jc w:val="both"/>
+              <w:rPr>
+                <w:rFonts w:ascii="Calibri Light" w:hAnsi="Calibri Light" w:cs="Calibri Light"/>
+                <w:sz w:val="24"/>
+                <w:szCs w:val="24"/>
+                <w:lang w:val="pt-BR"/>
+              </w:rPr>
+            </w:pPr>
+            <w:r>
+              <w:rPr>
+                <w:rFonts w:ascii="Calibri Light" w:hAnsi="Calibri Light" w:cs="Calibri Light"/>
+                <w:sz w:val="24"/>
+                <w:szCs w:val="24"/>
+                <w:lang w:val="pt-BR"/>
+              </w:rPr>
+              <w:t>1</w:t>
+            </w:r>
+            <w:r>
+              <w:rPr>
+                <w:rFonts w:ascii="Calibri Light" w:hAnsi="Calibri Light" w:cs="Calibri Light"/>
+                <w:sz w:val="24"/>
+                <w:szCs w:val="24"/>
+                <w:lang w:val="pt-BR"/>
+              </w:rPr>
+              <w:t>4</w:t>
+            </w:r>
+          </w:p>
+        </w:tc>
+        <w:tc>
+          <w:tcPr>
+            <w:tcW w:w="0" w:type="auto"/>
+          </w:tcPr>
+          <w:p>
+            <w:pPr>
+              <w:jc w:val="both"/>
+              <w:rPr>
+                <w:rFonts w:ascii="Calibri Light" w:hAnsi="Calibri Light" w:cs="Calibri Light"/>
+                <w:sz w:val="24"/>
+                <w:szCs w:val="24"/>
+              </w:rPr>
+            </w:pPr>
+            <w:r>
+              <w:rPr>
+                <w:rFonts w:ascii="Calibri Light" w:hAnsi="Calibri Light" w:cs="Calibri Light"/>
+                <w:sz w:val="24"/>
+                <w:szCs w:val="24"/>
+                <w:lang w:val="pt-BR"/>
+              </w:rPr>
+              <w:t xml:space="preserve">Elas justificam desafios céticos, tais como os levantados por Soares et al. </w:t>
+            </w:r>
+            <w:r>
+              <w:rPr>
+                <w:rFonts w:ascii="Calibri Light" w:hAnsi="Calibri Light" w:cs="Calibri Light"/>
+                <w:sz w:val="24"/>
+                <w:szCs w:val="24"/>
+              </w:rPr>
+              <w:t>(2019):</w:t>
+            </w:r>
+          </w:p>
+        </w:tc>
+        <w:tc>
+          <w:tcPr>
+            <w:tcW w:w="0" w:type="auto"/>
+          </w:tcPr>
+          <w:p>
+            <w:pPr>
+              <w:jc w:val="both"/>
+              <w:rPr>
+                <w:rFonts w:ascii="Calibri Light" w:hAnsi="Calibri Light" w:cs="Calibri Light"/>
+                <w:sz w:val="24"/>
+                <w:szCs w:val="24"/>
+              </w:rPr>
+            </w:pPr>
+            <w:r>
+              <w:rPr>
+                <w:rFonts w:ascii="Calibri Light" w:hAnsi="Calibri Light" w:cs="Calibri Light"/>
+                <w:sz w:val="24"/>
+                <w:szCs w:val="24"/>
+              </w:rPr>
+              <w:t>13</w:t>
+            </w:r>
+          </w:p>
+        </w:tc>
+        <w:tc>
+          <w:tcPr>
+            <w:tcW w:w="0" w:type="auto"/>
+          </w:tcPr>
+          <w:p>
+            <w:pPr>
+              <w:jc w:val="both"/>
+              <w:rPr>
+                <w:rFonts w:ascii="Calibri Light" w:hAnsi="Calibri Light" w:cs="Calibri Light"/>
+                <w:sz w:val="24"/>
+                <w:szCs w:val="24"/>
+                <w:lang w:val="pt-BR"/>
+              </w:rPr>
+            </w:pPr>
+            <w:r>
+              <w:rPr>
+                <w:rFonts w:ascii="Calibri Light" w:hAnsi="Calibri Light" w:cs="Calibri Light"/>
+                <w:sz w:val="24"/>
+                <w:szCs w:val="24"/>
+              </w:rPr>
+              <w:t xml:space="preserve">They justify skeptical challenges, such as those raised by Soares et al. </w:t>
+            </w:r>
+            <w:r>
+              <w:rPr>
+                <w:rFonts w:ascii="Calibri Light" w:hAnsi="Calibri Light" w:cs="Calibri Light"/>
+                <w:sz w:val="24"/>
+                <w:szCs w:val="24"/>
+                <w:lang w:val="pt-BR"/>
+              </w:rPr>
+              <w:t>(2019):</w:t>
+            </w:r>
+          </w:p>
+        </w:tc>
+      </w:tr>
+      <w:tr>
+        <w:tc>
+          <w:tcPr>
+            <w:tcW w:w="0" w:type="auto"/>
+          </w:tcPr>
+          <w:p>
+            <w:pPr>
+              <w:jc w:val="both"/>
+              <w:rPr>
+                <w:rFonts w:ascii="Calibri Light" w:hAnsi="Calibri Light" w:cs="Calibri Light"/>
+                <w:sz w:val="24"/>
+                <w:szCs w:val="24"/>
+                <w:lang w:val="pt-BR"/>
+              </w:rPr>
+            </w:pPr>
+            <w:r>
+              <w:rPr>
+                <w:rFonts w:ascii="Calibri Light" w:hAnsi="Calibri Light" w:cs="Calibri Light"/>
+                <w:sz w:val="24"/>
+                <w:szCs w:val="24"/>
+                <w:lang w:val="pt-BR"/>
+              </w:rPr>
+              <w:t>1</w:t>
+            </w:r>
+            <w:r>
+              <w:rPr>
+                <w:rFonts w:ascii="Calibri Light" w:hAnsi="Calibri Light" w:cs="Calibri Light"/>
+                <w:sz w:val="24"/>
+                <w:szCs w:val="24"/>
+                <w:lang w:val="pt-BR"/>
+              </w:rPr>
+              <w:t>5</w:t>
+            </w:r>
+          </w:p>
+        </w:tc>
+        <w:tc>
+          <w:tcPr>
+            <w:tcW w:w="0" w:type="auto"/>
+          </w:tcPr>
+          <w:p>
+            <w:pPr>
+              <w:jc w:val="both"/>
+              <w:rPr>
+                <w:rFonts w:ascii="Calibri Light" w:hAnsi="Calibri Light" w:cs="Calibri Light"/>
+                <w:sz w:val="24"/>
+                <w:szCs w:val="24"/>
+                <w:lang w:val="pt-BR"/>
+              </w:rPr>
+            </w:pPr>
+            <w:r>
+              <w:rPr>
+                <w:rFonts w:ascii="Calibri Light" w:hAnsi="Calibri Light" w:cs="Calibri Light"/>
+                <w:sz w:val="24"/>
+                <w:szCs w:val="24"/>
+                <w:lang w:val="pt-BR"/>
+              </w:rPr>
+              <w:t>É possível produzir conhecimento sobre o futuro?</w:t>
+            </w:r>
+          </w:p>
+        </w:tc>
+        <w:tc>
+          <w:tcPr>
+            <w:tcW w:w="0" w:type="auto"/>
+          </w:tcPr>
+          <w:p>
+            <w:pPr>
+              <w:jc w:val="both"/>
+              <w:rPr>
+                <w:rFonts w:ascii="Calibri Light" w:hAnsi="Calibri Light" w:cs="Calibri Light"/>
+                <w:sz w:val="24"/>
+                <w:szCs w:val="24"/>
+                <w:lang w:val="pt-BR"/>
+              </w:rPr>
+            </w:pPr>
+            <w:r>
+              <w:rPr>
+                <w:rFonts w:ascii="Calibri Light" w:hAnsi="Calibri Light" w:cs="Calibri Light"/>
+                <w:sz w:val="24"/>
+                <w:szCs w:val="24"/>
+                <w:lang w:val="pt-BR"/>
+              </w:rPr>
+              <w:t>7</w:t>
+            </w:r>
+          </w:p>
+        </w:tc>
+        <w:tc>
+          <w:tcPr>
+            <w:tcW w:w="0" w:type="auto"/>
+          </w:tcPr>
+          <w:p>
+            <w:pPr>
+              <w:jc w:val="both"/>
+              <w:rPr>
+                <w:rFonts w:ascii="Calibri Light" w:hAnsi="Calibri Light" w:cs="Calibri Light"/>
+                <w:sz w:val="24"/>
+                <w:szCs w:val="24"/>
+              </w:rPr>
+            </w:pPr>
+            <w:r>
+              <w:rPr>
+                <w:rFonts w:ascii="Calibri Light" w:hAnsi="Calibri Light" w:cs="Calibri Light"/>
+                <w:sz w:val="24"/>
+                <w:szCs w:val="24"/>
+              </w:rPr>
+              <w:t>Is it possible to produce knowledge about the future?</w:t>
+            </w:r>
+          </w:p>
+        </w:tc>
+      </w:tr>
+      <w:tr>
+        <w:tc>
+          <w:tcPr>
+            <w:tcW w:w="0" w:type="auto"/>
+          </w:tcPr>
+          <w:p>
+            <w:pPr>
+              <w:jc w:val="both"/>
+              <w:rPr>
+                <w:rFonts w:ascii="Calibri Light" w:hAnsi="Calibri Light" w:cs="Calibri Light"/>
+                <w:sz w:val="24"/>
+                <w:szCs w:val="24"/>
+                <w:lang w:val="pt-BR"/>
+              </w:rPr>
+            </w:pPr>
+            <w:r>
+              <w:rPr>
+                <w:rFonts w:ascii="Calibri Light" w:hAnsi="Calibri Light" w:cs="Calibri Light"/>
+                <w:sz w:val="24"/>
+                <w:szCs w:val="24"/>
+                <w:lang w:val="pt-BR"/>
+              </w:rPr>
+              <w:t>1</w:t>
+            </w:r>
+            <w:r>
+              <w:rPr>
+                <w:rFonts w:ascii="Calibri Light" w:hAnsi="Calibri Light" w:cs="Calibri Light"/>
+                <w:sz w:val="24"/>
+                <w:szCs w:val="24"/>
+                <w:lang w:val="pt-BR"/>
+              </w:rPr>
+              <w:t>6</w:t>
+            </w:r>
+          </w:p>
+        </w:tc>
+        <w:tc>
+          <w:tcPr>
+            <w:tcW w:w="0" w:type="auto"/>
+          </w:tcPr>
+          <w:p>
+            <w:pPr>
+              <w:jc w:val="both"/>
+              <w:rPr>
+                <w:rFonts w:ascii="Calibri Light" w:hAnsi="Calibri Light" w:cs="Calibri Light"/>
+                <w:sz w:val="24"/>
+                <w:szCs w:val="24"/>
+                <w:lang w:val="pt-BR"/>
+              </w:rPr>
+            </w:pPr>
+            <w:r>
+              <w:rPr>
+                <w:rFonts w:ascii="Calibri Light" w:hAnsi="Calibri Light" w:cs="Calibri Light"/>
+                <w:sz w:val="24"/>
+                <w:szCs w:val="24"/>
+                <w:lang w:val="pt-BR"/>
+              </w:rPr>
+              <w:t>Os resultados têm validade científica ou são efeito de meras técnicas?</w:t>
+            </w:r>
+          </w:p>
+        </w:tc>
+        <w:tc>
+          <w:tcPr>
+            <w:tcW w:w="0" w:type="auto"/>
+          </w:tcPr>
+          <w:p>
+            <w:pPr>
+              <w:jc w:val="both"/>
               <w:rPr>
                 <w:rFonts w:ascii="Calibri Light" w:hAnsi="Calibri Light" w:cs="Calibri Light"/>
                 <w:sz w:val="24"/>
@@ -1429,7 +2231,3901 @@
         </w:tc>
         <w:tc>
           <w:tcPr>
-            <w:tcW w:w="4361" w:type="dxa"/>
+            <w:tcW w:w="0" w:type="auto"/>
+          </w:tcPr>
+          <w:p>
+            <w:pPr>
+              <w:jc w:val="both"/>
+              <w:rPr>
+                <w:rFonts w:ascii="Calibri Light" w:hAnsi="Calibri Light" w:cs="Calibri Light"/>
+                <w:sz w:val="24"/>
+                <w:szCs w:val="24"/>
+              </w:rPr>
+            </w:pPr>
+            <w:r>
+              <w:rPr>
+                <w:rFonts w:ascii="Calibri Light" w:hAnsi="Calibri Light" w:cs="Calibri Light"/>
+                <w:sz w:val="24"/>
+                <w:szCs w:val="24"/>
+              </w:rPr>
+              <w:t>Do the results have scientific validity, or are they the effect of mere techniques?</w:t>
+            </w:r>
+          </w:p>
+        </w:tc>
+      </w:tr>
+      <w:tr>
+        <w:tc>
+          <w:tcPr>
+            <w:tcW w:w="0" w:type="auto"/>
+          </w:tcPr>
+          <w:p>
+            <w:pPr>
+              <w:jc w:val="both"/>
+              <w:rPr>
+                <w:rFonts w:ascii="Calibri Light" w:hAnsi="Calibri Light" w:cs="Calibri Light"/>
+                <w:sz w:val="24"/>
+                <w:szCs w:val="24"/>
+                <w:lang w:val="pt-BR"/>
+              </w:rPr>
+            </w:pPr>
+            <w:r>
+              <w:rPr>
+                <w:rFonts w:ascii="Calibri Light" w:hAnsi="Calibri Light" w:cs="Calibri Light"/>
+                <w:sz w:val="24"/>
+                <w:szCs w:val="24"/>
+                <w:lang w:val="pt-BR"/>
+              </w:rPr>
+              <w:t>1</w:t>
+            </w:r>
+            <w:r>
+              <w:rPr>
+                <w:rFonts w:ascii="Calibri Light" w:hAnsi="Calibri Light" w:cs="Calibri Light"/>
+                <w:sz w:val="24"/>
+                <w:szCs w:val="24"/>
+                <w:lang w:val="pt-BR"/>
+              </w:rPr>
+              <w:t>7</w:t>
+            </w:r>
+          </w:p>
+        </w:tc>
+        <w:tc>
+          <w:tcPr>
+            <w:tcW w:w="0" w:type="auto"/>
+          </w:tcPr>
+          <w:p>
+            <w:pPr>
+              <w:jc w:val="both"/>
+              <w:rPr>
+                <w:rFonts w:ascii="Calibri Light" w:hAnsi="Calibri Light" w:cs="Calibri Light"/>
+                <w:sz w:val="24"/>
+                <w:szCs w:val="24"/>
+                <w:lang w:val="pt-BR"/>
+              </w:rPr>
+            </w:pPr>
+            <w:r>
+              <w:rPr>
+                <w:rFonts w:ascii="Calibri Light" w:hAnsi="Calibri Light" w:cs="Calibri Light"/>
+                <w:sz w:val="24"/>
+                <w:szCs w:val="24"/>
+                <w:lang w:val="pt-BR"/>
+              </w:rPr>
+              <w:t>O que se pode falar do futuro?</w:t>
+            </w:r>
+          </w:p>
+        </w:tc>
+        <w:tc>
+          <w:tcPr>
+            <w:tcW w:w="0" w:type="auto"/>
+          </w:tcPr>
+          <w:p>
+            <w:pPr>
+              <w:jc w:val="both"/>
+              <w:rPr>
+                <w:rFonts w:ascii="Calibri Light" w:hAnsi="Calibri Light" w:cs="Calibri Light"/>
+                <w:sz w:val="24"/>
+                <w:szCs w:val="24"/>
+              </w:rPr>
+            </w:pPr>
+            <w:r>
+              <w:rPr>
+                <w:rFonts w:ascii="Calibri Light" w:hAnsi="Calibri Light" w:cs="Calibri Light"/>
+                <w:sz w:val="24"/>
+                <w:szCs w:val="24"/>
+              </w:rPr>
+              <w:t>7</w:t>
+            </w:r>
+          </w:p>
+        </w:tc>
+        <w:tc>
+          <w:tcPr>
+            <w:tcW w:w="0" w:type="auto"/>
+          </w:tcPr>
+          <w:p>
+            <w:pPr>
+              <w:jc w:val="both"/>
+              <w:rPr>
+                <w:rFonts w:ascii="Calibri Light" w:hAnsi="Calibri Light" w:cs="Calibri Light"/>
+                <w:sz w:val="24"/>
+                <w:szCs w:val="24"/>
+              </w:rPr>
+            </w:pPr>
+            <w:r>
+              <w:rPr>
+                <w:rFonts w:ascii="Calibri Light" w:hAnsi="Calibri Light" w:cs="Calibri Light"/>
+                <w:sz w:val="24"/>
+                <w:szCs w:val="24"/>
+              </w:rPr>
+              <w:t>What can be said about the future?</w:t>
+            </w:r>
+          </w:p>
+        </w:tc>
+      </w:tr>
+      <w:tr>
+        <w:tc>
+          <w:tcPr>
+            <w:tcW w:w="0" w:type="auto"/>
+          </w:tcPr>
+          <w:p>
+            <w:pPr>
+              <w:jc w:val="both"/>
+              <w:rPr>
+                <w:rFonts w:ascii="Calibri Light" w:hAnsi="Calibri Light" w:cs="Calibri Light"/>
+                <w:sz w:val="24"/>
+                <w:szCs w:val="24"/>
+                <w:lang w:val="pt-BR"/>
+              </w:rPr>
+            </w:pPr>
+            <w:r>
+              <w:rPr>
+                <w:rFonts w:ascii="Calibri Light" w:hAnsi="Calibri Light" w:cs="Calibri Light"/>
+                <w:sz w:val="24"/>
+                <w:szCs w:val="24"/>
+                <w:lang w:val="pt-BR"/>
+              </w:rPr>
+              <w:t>1</w:t>
+            </w:r>
+            <w:r>
+              <w:rPr>
+                <w:rFonts w:ascii="Calibri Light" w:hAnsi="Calibri Light" w:cs="Calibri Light"/>
+                <w:sz w:val="24"/>
+                <w:szCs w:val="24"/>
+                <w:lang w:val="pt-BR"/>
+              </w:rPr>
+              <w:t>8</w:t>
+            </w:r>
+          </w:p>
+        </w:tc>
+        <w:tc>
+          <w:tcPr>
+            <w:tcW w:w="0" w:type="auto"/>
+          </w:tcPr>
+          <w:p>
+            <w:pPr>
+              <w:jc w:val="both"/>
+              <w:rPr>
+                <w:rFonts w:ascii="Calibri Light" w:hAnsi="Calibri Light" w:cs="Calibri Light"/>
+                <w:sz w:val="24"/>
+                <w:szCs w:val="24"/>
+                <w:lang w:val="pt-BR"/>
+              </w:rPr>
+            </w:pPr>
+            <w:r>
+              <w:rPr>
+                <w:rFonts w:ascii="Calibri Light" w:hAnsi="Calibri Light" w:cs="Calibri Light"/>
+                <w:sz w:val="24"/>
+                <w:szCs w:val="24"/>
+                <w:lang w:val="pt-BR"/>
+              </w:rPr>
+              <w:t>Como se pode estudá-lo?</w:t>
+            </w:r>
+          </w:p>
+        </w:tc>
+        <w:tc>
+          <w:tcPr>
+            <w:tcW w:w="0" w:type="auto"/>
+          </w:tcPr>
+          <w:p>
+            <w:pPr>
+              <w:jc w:val="both"/>
+              <w:rPr>
+                <w:rFonts w:ascii="Calibri Light" w:hAnsi="Calibri Light" w:cs="Calibri Light"/>
+                <w:sz w:val="24"/>
+                <w:szCs w:val="24"/>
+              </w:rPr>
+            </w:pPr>
+            <w:r>
+              <w:rPr>
+                <w:rFonts w:ascii="Calibri Light" w:hAnsi="Calibri Light" w:cs="Calibri Light"/>
+                <w:sz w:val="24"/>
+                <w:szCs w:val="24"/>
+              </w:rPr>
+              <w:t>4</w:t>
+            </w:r>
+          </w:p>
+        </w:tc>
+        <w:tc>
+          <w:tcPr>
+            <w:tcW w:w="0" w:type="auto"/>
+          </w:tcPr>
+          <w:p>
+            <w:pPr>
+              <w:jc w:val="both"/>
+              <w:rPr>
+                <w:rFonts w:ascii="Calibri Light" w:hAnsi="Calibri Light" w:cs="Calibri Light"/>
+                <w:sz w:val="24"/>
+                <w:szCs w:val="24"/>
+              </w:rPr>
+            </w:pPr>
+            <w:r>
+              <w:rPr>
+                <w:rFonts w:ascii="Calibri Light" w:hAnsi="Calibri Light" w:cs="Calibri Light"/>
+                <w:sz w:val="24"/>
+                <w:szCs w:val="24"/>
+              </w:rPr>
+              <w:t>How can it be studied?</w:t>
+            </w:r>
+          </w:p>
+        </w:tc>
+      </w:tr>
+      <w:tr>
+        <w:tc>
+          <w:tcPr>
+            <w:tcW w:w="0" w:type="auto"/>
+          </w:tcPr>
+          <w:p>
+            <w:pPr>
+              <w:jc w:val="both"/>
+              <w:rPr>
+                <w:rFonts w:ascii="Calibri Light" w:hAnsi="Calibri Light" w:cs="Calibri Light"/>
+                <w:sz w:val="24"/>
+                <w:szCs w:val="24"/>
+                <w:lang w:val="pt-BR"/>
+              </w:rPr>
+            </w:pPr>
+            <w:r>
+              <w:rPr>
+                <w:rFonts w:ascii="Calibri Light" w:hAnsi="Calibri Light" w:cs="Calibri Light"/>
+                <w:sz w:val="24"/>
+                <w:szCs w:val="24"/>
+                <w:lang w:val="pt-BR"/>
+              </w:rPr>
+              <w:t>1</w:t>
+            </w:r>
+            <w:r>
+              <w:rPr>
+                <w:rFonts w:ascii="Calibri Light" w:hAnsi="Calibri Light" w:cs="Calibri Light"/>
+                <w:sz w:val="24"/>
+                <w:szCs w:val="24"/>
+                <w:lang w:val="pt-BR"/>
+              </w:rPr>
+              <w:t>9</w:t>
+            </w:r>
+          </w:p>
+        </w:tc>
+        <w:tc>
+          <w:tcPr>
+            <w:tcW w:w="0" w:type="auto"/>
+          </w:tcPr>
+          <w:p>
+            <w:pPr>
+              <w:jc w:val="both"/>
+              <w:rPr>
+                <w:rFonts w:ascii="Calibri Light" w:hAnsi="Calibri Light" w:cs="Calibri Light"/>
+                <w:sz w:val="24"/>
+                <w:szCs w:val="24"/>
+                <w:lang w:val="pt-BR"/>
+              </w:rPr>
+            </w:pPr>
+            <w:r>
+              <w:rPr>
+                <w:rFonts w:ascii="Calibri Light" w:hAnsi="Calibri Light" w:cs="Calibri Light"/>
+                <w:sz w:val="24"/>
+                <w:szCs w:val="24"/>
+                <w:lang w:val="pt-BR"/>
+              </w:rPr>
+              <w:t>Marcial (2011) observa que pesquisas no âmbito filosófico, científico e aplicado são requisitos para que uma nova área de conhecimento seja aceita como disciplina científica.</w:t>
+            </w:r>
+          </w:p>
+        </w:tc>
+        <w:tc>
+          <w:tcPr>
+            <w:tcW w:w="0" w:type="auto"/>
+          </w:tcPr>
+          <w:p>
+            <w:pPr>
+              <w:jc w:val="both"/>
+              <w:rPr>
+                <w:rFonts w:ascii="Calibri Light" w:hAnsi="Calibri Light" w:cs="Calibri Light"/>
+                <w:sz w:val="24"/>
+                <w:szCs w:val="24"/>
+              </w:rPr>
+            </w:pPr>
+            <w:r>
+              <w:rPr>
+                <w:rFonts w:ascii="Calibri Light" w:hAnsi="Calibri Light" w:cs="Calibri Light"/>
+                <w:sz w:val="24"/>
+                <w:szCs w:val="24"/>
+              </w:rPr>
+              <w:t>25</w:t>
+            </w:r>
+          </w:p>
+        </w:tc>
+        <w:tc>
+          <w:tcPr>
+            <w:tcW w:w="0" w:type="auto"/>
+          </w:tcPr>
+          <w:p>
+            <w:pPr>
+              <w:jc w:val="both"/>
+              <w:rPr>
+                <w:rFonts w:ascii="Calibri Light" w:hAnsi="Calibri Light" w:cs="Calibri Light"/>
+                <w:sz w:val="24"/>
+                <w:szCs w:val="24"/>
+              </w:rPr>
+            </w:pPr>
+            <w:r>
+              <w:rPr>
+                <w:rFonts w:ascii="Calibri Light" w:hAnsi="Calibri Light" w:cs="Calibri Light"/>
+                <w:sz w:val="24"/>
+                <w:szCs w:val="24"/>
+              </w:rPr>
+              <w:t>Marcial (2011) notes that research in the philosophical, scientific, and applied domains is required for a new field of knowledge to be accepted as a scientific discipline.</w:t>
+            </w:r>
+          </w:p>
+        </w:tc>
+      </w:tr>
+      <w:tr>
+        <w:tc>
+          <w:tcPr>
+            <w:tcW w:w="0" w:type="auto"/>
+          </w:tcPr>
+          <w:p>
+            <w:pPr>
+              <w:jc w:val="both"/>
+              <w:rPr>
+                <w:rFonts w:ascii="Calibri Light" w:hAnsi="Calibri Light" w:cs="Calibri Light"/>
+                <w:sz w:val="24"/>
+                <w:szCs w:val="24"/>
+                <w:lang w:val="pt-BR"/>
+              </w:rPr>
+            </w:pPr>
+            <w:r>
+              <w:rPr>
+                <w:rFonts w:ascii="Calibri Light" w:hAnsi="Calibri Light" w:cs="Calibri Light"/>
+                <w:sz w:val="24"/>
+                <w:szCs w:val="24"/>
+                <w:lang w:val="pt-BR"/>
+              </w:rPr>
+              <w:t>2</w:t>
+            </w:r>
+            <w:r>
+              <w:rPr>
+                <w:rFonts w:ascii="Calibri Light" w:hAnsi="Calibri Light" w:cs="Calibri Light"/>
+                <w:sz w:val="24"/>
+                <w:szCs w:val="24"/>
+                <w:lang w:val="pt-BR"/>
+              </w:rPr>
+              <w:t>0</w:t>
+            </w:r>
+          </w:p>
+        </w:tc>
+        <w:tc>
+          <w:tcPr>
+            <w:tcW w:w="0" w:type="auto"/>
+          </w:tcPr>
+          <w:p>
+            <w:pPr>
+              <w:jc w:val="both"/>
+              <w:rPr>
+                <w:rFonts w:ascii="Calibri Light" w:hAnsi="Calibri Light" w:cs="Calibri Light"/>
+                <w:sz w:val="24"/>
+                <w:szCs w:val="24"/>
+                <w:lang w:val="pt-BR"/>
+              </w:rPr>
+            </w:pPr>
+            <w:r>
+              <w:rPr>
+                <w:rFonts w:ascii="Calibri Light" w:hAnsi="Calibri Light" w:cs="Calibri Light"/>
+                <w:sz w:val="24"/>
+                <w:szCs w:val="24"/>
+                <w:lang w:val="pt-BR"/>
+              </w:rPr>
+              <w:t>Eis que o futuro, como objeto científico, traz questões que desafiam a epistemologia tradicional.</w:t>
+            </w:r>
+          </w:p>
+        </w:tc>
+        <w:tc>
+          <w:tcPr>
+            <w:tcW w:w="0" w:type="auto"/>
+          </w:tcPr>
+          <w:p>
+            <w:pPr>
+              <w:jc w:val="both"/>
+              <w:rPr>
+                <w:rFonts w:ascii="Calibri Light" w:hAnsi="Calibri Light" w:cs="Calibri Light"/>
+                <w:sz w:val="24"/>
+                <w:szCs w:val="24"/>
+              </w:rPr>
+            </w:pPr>
+            <w:r>
+              <w:rPr>
+                <w:rFonts w:ascii="Calibri Light" w:hAnsi="Calibri Light" w:cs="Calibri Light"/>
+                <w:sz w:val="24"/>
+                <w:szCs w:val="24"/>
+              </w:rPr>
+              <w:t>14</w:t>
+            </w:r>
+          </w:p>
+        </w:tc>
+        <w:tc>
+          <w:tcPr>
+            <w:tcW w:w="0" w:type="auto"/>
+          </w:tcPr>
+          <w:p>
+            <w:pPr>
+              <w:jc w:val="both"/>
+              <w:rPr>
+                <w:rFonts w:ascii="Calibri Light" w:hAnsi="Calibri Light" w:cs="Calibri Light"/>
+                <w:sz w:val="24"/>
+                <w:szCs w:val="24"/>
+              </w:rPr>
+            </w:pPr>
+            <w:r>
+              <w:rPr>
+                <w:rFonts w:ascii="Calibri Light" w:hAnsi="Calibri Light" w:cs="Calibri Light"/>
+                <w:sz w:val="24"/>
+                <w:szCs w:val="24"/>
+              </w:rPr>
+              <w:t>Thus, the future, as a scientific object, brings questions that challenge traditional epistemology.</w:t>
+            </w:r>
+          </w:p>
+        </w:tc>
+      </w:tr>
+      <w:tr>
+        <w:tc>
+          <w:tcPr>
+            <w:tcW w:w="0" w:type="auto"/>
+          </w:tcPr>
+          <w:p>
+            <w:pPr>
+              <w:jc w:val="both"/>
+              <w:rPr>
+                <w:rFonts w:ascii="Calibri Light" w:hAnsi="Calibri Light" w:cs="Calibri Light"/>
+                <w:sz w:val="24"/>
+                <w:szCs w:val="24"/>
+                <w:lang w:val="pt-BR"/>
+              </w:rPr>
+            </w:pPr>
+            <w:r>
+              <w:rPr>
+                <w:rFonts w:ascii="Calibri Light" w:hAnsi="Calibri Light" w:cs="Calibri Light"/>
+                <w:sz w:val="24"/>
+                <w:szCs w:val="24"/>
+                <w:lang w:val="pt-BR"/>
+              </w:rPr>
+              <w:t>2</w:t>
+            </w:r>
+            <w:r>
+              <w:rPr>
+                <w:rFonts w:ascii="Calibri Light" w:hAnsi="Calibri Light" w:cs="Calibri Light"/>
+                <w:sz w:val="24"/>
+                <w:szCs w:val="24"/>
+                <w:lang w:val="pt-BR"/>
+              </w:rPr>
+              <w:t>1</w:t>
+            </w:r>
+          </w:p>
+        </w:tc>
+        <w:tc>
+          <w:tcPr>
+            <w:tcW w:w="0" w:type="auto"/>
+          </w:tcPr>
+          <w:p>
+            <w:pPr>
+              <w:jc w:val="both"/>
+              <w:rPr>
+                <w:rFonts w:ascii="Calibri Light" w:hAnsi="Calibri Light" w:cs="Calibri Light"/>
+                <w:sz w:val="24"/>
+                <w:szCs w:val="24"/>
+                <w:lang w:val="pt-BR"/>
+              </w:rPr>
+            </w:pPr>
+            <w:r>
+              <w:rPr>
+                <w:rFonts w:ascii="Calibri Light" w:hAnsi="Calibri Light" w:cs="Calibri Light"/>
+                <w:sz w:val="24"/>
+                <w:szCs w:val="24"/>
+                <w:lang w:val="pt-BR"/>
+              </w:rPr>
+              <w:t>Assim, cabe destacar que esta pesquisa foi viabilizada pela interseção entre paradigmas clássicos e conceitos basilares percebidos sob novas abordagens, tais como as detalhadas a seguir.</w:t>
+            </w:r>
+          </w:p>
+        </w:tc>
+        <w:tc>
+          <w:tcPr>
+            <w:tcW w:w="0" w:type="auto"/>
+          </w:tcPr>
+          <w:p>
+            <w:pPr>
+              <w:jc w:val="both"/>
+              <w:rPr>
+                <w:rFonts w:ascii="Calibri Light" w:hAnsi="Calibri Light" w:cs="Calibri Light"/>
+                <w:sz w:val="24"/>
+                <w:szCs w:val="24"/>
+              </w:rPr>
+            </w:pPr>
+            <w:r>
+              <w:rPr>
+                <w:rFonts w:ascii="Calibri Light" w:hAnsi="Calibri Light" w:cs="Calibri Light"/>
+                <w:sz w:val="24"/>
+                <w:szCs w:val="24"/>
+              </w:rPr>
+              <w:t>26</w:t>
+            </w:r>
+          </w:p>
+        </w:tc>
+        <w:tc>
+          <w:tcPr>
+            <w:tcW w:w="0" w:type="auto"/>
+          </w:tcPr>
+          <w:p>
+            <w:pPr>
+              <w:jc w:val="both"/>
+              <w:rPr>
+                <w:rFonts w:ascii="Calibri Light" w:hAnsi="Calibri Light" w:cs="Calibri Light"/>
+                <w:sz w:val="24"/>
+                <w:szCs w:val="24"/>
+              </w:rPr>
+            </w:pPr>
+            <w:r>
+              <w:rPr>
+                <w:rFonts w:ascii="Calibri Light" w:hAnsi="Calibri Light" w:cs="Calibri Light"/>
+                <w:sz w:val="24"/>
+                <w:szCs w:val="24"/>
+              </w:rPr>
+              <w:t>Therefore, it is worth noting that this research was made possible by the intersection between classical paradigms and foundational concepts perceived under new approaches, such as those detailed below.</w:t>
+            </w:r>
+          </w:p>
+        </w:tc>
+      </w:tr>
+      <w:tr>
+        <w:tc>
+          <w:tcPr>
+            <w:tcW w:w="0" w:type="auto"/>
+          </w:tcPr>
+          <w:p>
+            <w:pPr>
+              <w:jc w:val="both"/>
+              <w:rPr>
+                <w:rFonts w:ascii="Calibri Light" w:hAnsi="Calibri Light" w:cs="Calibri Light"/>
+                <w:sz w:val="24"/>
+                <w:szCs w:val="24"/>
+                <w:lang w:val="pt-BR"/>
+              </w:rPr>
+            </w:pPr>
+            <w:r>
+              <w:rPr>
+                <w:rFonts w:ascii="Calibri Light" w:hAnsi="Calibri Light" w:cs="Calibri Light"/>
+                <w:sz w:val="24"/>
+                <w:szCs w:val="24"/>
+                <w:lang w:val="pt-BR"/>
+              </w:rPr>
+              <w:t>2</w:t>
+            </w:r>
+            <w:r>
+              <w:rPr>
+                <w:rFonts w:ascii="Calibri Light" w:hAnsi="Calibri Light" w:cs="Calibri Light"/>
+                <w:sz w:val="24"/>
+                <w:szCs w:val="24"/>
+                <w:lang w:val="pt-BR"/>
+              </w:rPr>
+              <w:t>2</w:t>
+            </w:r>
+          </w:p>
+        </w:tc>
+        <w:tc>
+          <w:tcPr>
+            <w:tcW w:w="0" w:type="auto"/>
+          </w:tcPr>
+          <w:p>
+            <w:pPr>
+              <w:jc w:val="both"/>
+              <w:rPr>
+                <w:rFonts w:ascii="Calibri Light" w:hAnsi="Calibri Light" w:cs="Calibri Light"/>
+                <w:sz w:val="24"/>
+                <w:szCs w:val="24"/>
+                <w:lang w:val="pt-BR"/>
+              </w:rPr>
+            </w:pPr>
+            <w:proofErr w:type="spellStart"/>
+            <w:r>
+              <w:rPr>
+                <w:rFonts w:ascii="Calibri Light" w:hAnsi="Calibri Light" w:cs="Calibri Light"/>
+                <w:sz w:val="24"/>
+                <w:szCs w:val="24"/>
+                <w:lang w:val="pt-BR"/>
+              </w:rPr>
+              <w:t>Sonk</w:t>
+            </w:r>
+            <w:proofErr w:type="spellEnd"/>
+            <w:r>
+              <w:rPr>
+                <w:rFonts w:ascii="Calibri Light" w:hAnsi="Calibri Light" w:cs="Calibri Light"/>
+                <w:sz w:val="24"/>
+                <w:szCs w:val="24"/>
+                <w:lang w:val="pt-BR"/>
+              </w:rPr>
+              <w:t xml:space="preserve"> (2015) aborda a epistemologia de estudos de futuro a partir de elementos fundamentais:</w:t>
+            </w:r>
+          </w:p>
+        </w:tc>
+        <w:tc>
+          <w:tcPr>
+            <w:tcW w:w="0" w:type="auto"/>
+          </w:tcPr>
+          <w:p>
+            <w:pPr>
+              <w:jc w:val="both"/>
+              <w:rPr>
+                <w:rFonts w:ascii="Calibri Light" w:hAnsi="Calibri Light" w:cs="Calibri Light"/>
+                <w:sz w:val="24"/>
+                <w:szCs w:val="24"/>
+                <w:lang w:val="pt-BR"/>
+              </w:rPr>
+            </w:pPr>
+            <w:r>
+              <w:rPr>
+                <w:rFonts w:ascii="Calibri Light" w:hAnsi="Calibri Light" w:cs="Calibri Light"/>
+                <w:sz w:val="24"/>
+                <w:szCs w:val="24"/>
+                <w:lang w:val="pt-BR"/>
+              </w:rPr>
+              <w:t>14</w:t>
+            </w:r>
+          </w:p>
+        </w:tc>
+        <w:tc>
+          <w:tcPr>
+            <w:tcW w:w="0" w:type="auto"/>
+          </w:tcPr>
+          <w:p>
+            <w:pPr>
+              <w:jc w:val="both"/>
+              <w:rPr>
+                <w:rFonts w:ascii="Calibri Light" w:hAnsi="Calibri Light" w:cs="Calibri Light"/>
+                <w:sz w:val="24"/>
+                <w:szCs w:val="24"/>
+              </w:rPr>
+            </w:pPr>
+            <w:proofErr w:type="spellStart"/>
+            <w:r>
+              <w:rPr>
+                <w:rFonts w:ascii="Calibri Light" w:hAnsi="Calibri Light" w:cs="Calibri Light"/>
+                <w:sz w:val="24"/>
+                <w:szCs w:val="24"/>
+              </w:rPr>
+              <w:t>Sonk</w:t>
+            </w:r>
+            <w:proofErr w:type="spellEnd"/>
+            <w:r>
+              <w:rPr>
+                <w:rFonts w:ascii="Calibri Light" w:hAnsi="Calibri Light" w:cs="Calibri Light"/>
+                <w:sz w:val="24"/>
+                <w:szCs w:val="24"/>
+              </w:rPr>
+              <w:t xml:space="preserve"> (2015) addresses the epistemology of futures studies based on fundamental elements:</w:t>
+            </w:r>
+          </w:p>
+        </w:tc>
+      </w:tr>
+      <w:tr>
+        <w:tc>
+          <w:tcPr>
+            <w:tcW w:w="0" w:type="auto"/>
+          </w:tcPr>
+          <w:p>
+            <w:pPr>
+              <w:jc w:val="both"/>
+              <w:rPr>
+                <w:rFonts w:ascii="Calibri Light" w:hAnsi="Calibri Light" w:cs="Calibri Light"/>
+                <w:sz w:val="24"/>
+                <w:szCs w:val="24"/>
+              </w:rPr>
+            </w:pPr>
+            <w:r>
+              <w:rPr>
+                <w:rFonts w:ascii="Calibri Light" w:hAnsi="Calibri Light" w:cs="Calibri Light"/>
+                <w:sz w:val="24"/>
+                <w:szCs w:val="24"/>
+              </w:rPr>
+              <w:t>2</w:t>
+            </w:r>
+            <w:r>
+              <w:rPr>
+                <w:rFonts w:ascii="Calibri Light" w:hAnsi="Calibri Light" w:cs="Calibri Light"/>
+                <w:sz w:val="24"/>
+                <w:szCs w:val="24"/>
+              </w:rPr>
+              <w:t>3</w:t>
+            </w:r>
+          </w:p>
+        </w:tc>
+        <w:tc>
+          <w:tcPr>
+            <w:tcW w:w="0" w:type="auto"/>
+          </w:tcPr>
+          <w:p>
+            <w:pPr>
+              <w:jc w:val="both"/>
+              <w:rPr>
+                <w:rFonts w:ascii="Calibri Light" w:hAnsi="Calibri Light" w:cs="Calibri Light"/>
+                <w:sz w:val="24"/>
+                <w:szCs w:val="24"/>
+              </w:rPr>
+            </w:pPr>
+            <w:r>
+              <w:rPr>
+                <w:rFonts w:ascii="Calibri Light" w:hAnsi="Calibri Light" w:cs="Calibri Light"/>
+                <w:sz w:val="24"/>
+                <w:szCs w:val="24"/>
+              </w:rPr>
+              <w:t xml:space="preserve">as leis do </w:t>
+            </w:r>
+            <w:proofErr w:type="spellStart"/>
+            <w:r>
+              <w:rPr>
+                <w:rFonts w:ascii="Calibri Light" w:hAnsi="Calibri Light" w:cs="Calibri Light"/>
+                <w:sz w:val="24"/>
+                <w:szCs w:val="24"/>
+              </w:rPr>
+              <w:t>pensamento</w:t>
+            </w:r>
+            <w:proofErr w:type="spellEnd"/>
+            <w:r>
+              <w:rPr>
+                <w:rFonts w:ascii="Calibri Light" w:hAnsi="Calibri Light" w:cs="Calibri Light"/>
+                <w:sz w:val="24"/>
+                <w:szCs w:val="24"/>
+              </w:rPr>
+              <w:t>;</w:t>
+            </w:r>
+          </w:p>
+        </w:tc>
+        <w:tc>
+          <w:tcPr>
+            <w:tcW w:w="0" w:type="auto"/>
+          </w:tcPr>
+          <w:p>
+            <w:pPr>
+              <w:jc w:val="both"/>
+              <w:rPr>
+                <w:rFonts w:ascii="Calibri Light" w:hAnsi="Calibri Light" w:cs="Calibri Light"/>
+                <w:sz w:val="24"/>
+                <w:szCs w:val="24"/>
+              </w:rPr>
+            </w:pPr>
+            <w:r>
+              <w:rPr>
+                <w:rFonts w:ascii="Calibri Light" w:hAnsi="Calibri Light" w:cs="Calibri Light"/>
+                <w:sz w:val="24"/>
+                <w:szCs w:val="24"/>
+              </w:rPr>
+              <w:t>4</w:t>
+            </w:r>
+          </w:p>
+        </w:tc>
+        <w:tc>
+          <w:tcPr>
+            <w:tcW w:w="0" w:type="auto"/>
+          </w:tcPr>
+          <w:p>
+            <w:pPr>
+              <w:jc w:val="both"/>
+              <w:rPr>
+                <w:rFonts w:ascii="Calibri Light" w:hAnsi="Calibri Light" w:cs="Calibri Light"/>
+                <w:sz w:val="24"/>
+                <w:szCs w:val="24"/>
+              </w:rPr>
+            </w:pPr>
+            <w:r>
+              <w:rPr>
+                <w:rFonts w:ascii="Calibri Light" w:hAnsi="Calibri Light" w:cs="Calibri Light"/>
+                <w:sz w:val="24"/>
+                <w:szCs w:val="24"/>
+              </w:rPr>
+              <w:t>the laws of thought;</w:t>
+            </w:r>
+          </w:p>
+        </w:tc>
+      </w:tr>
+      <w:tr>
+        <w:tc>
+          <w:tcPr>
+            <w:tcW w:w="0" w:type="auto"/>
+          </w:tcPr>
+          <w:p>
+            <w:pPr>
+              <w:jc w:val="both"/>
+              <w:rPr>
+                <w:rFonts w:ascii="Calibri Light" w:hAnsi="Calibri Light" w:cs="Calibri Light"/>
+                <w:sz w:val="24"/>
+                <w:szCs w:val="24"/>
+                <w:lang w:val="pt-BR"/>
+              </w:rPr>
+            </w:pPr>
+            <w:r>
+              <w:rPr>
+                <w:rFonts w:ascii="Calibri Light" w:hAnsi="Calibri Light" w:cs="Calibri Light"/>
+                <w:sz w:val="24"/>
+                <w:szCs w:val="24"/>
+                <w:lang w:val="pt-BR"/>
+              </w:rPr>
+              <w:t>2</w:t>
+            </w:r>
+            <w:r>
+              <w:rPr>
+                <w:rFonts w:ascii="Calibri Light" w:hAnsi="Calibri Light" w:cs="Calibri Light"/>
+                <w:sz w:val="24"/>
+                <w:szCs w:val="24"/>
+                <w:lang w:val="pt-BR"/>
+              </w:rPr>
+              <w:t>4</w:t>
+            </w:r>
+          </w:p>
+        </w:tc>
+        <w:tc>
+          <w:tcPr>
+            <w:tcW w:w="0" w:type="auto"/>
+          </w:tcPr>
+          <w:p>
+            <w:pPr>
+              <w:jc w:val="both"/>
+              <w:rPr>
+                <w:rFonts w:ascii="Calibri Light" w:hAnsi="Calibri Light" w:cs="Calibri Light"/>
+                <w:sz w:val="24"/>
+                <w:szCs w:val="24"/>
+                <w:lang w:val="pt-BR"/>
+              </w:rPr>
+            </w:pPr>
+            <w:r>
+              <w:rPr>
+                <w:rFonts w:ascii="Calibri Light" w:hAnsi="Calibri Light" w:cs="Calibri Light"/>
+                <w:sz w:val="24"/>
+                <w:szCs w:val="24"/>
+                <w:lang w:val="pt-BR"/>
+              </w:rPr>
+              <w:t>o conceito clássico de conhecimento;</w:t>
+            </w:r>
+          </w:p>
+        </w:tc>
+        <w:tc>
+          <w:tcPr>
+            <w:tcW w:w="0" w:type="auto"/>
+          </w:tcPr>
+          <w:p>
+            <w:pPr>
+              <w:jc w:val="both"/>
+              <w:rPr>
+                <w:rFonts w:ascii="Calibri Light" w:hAnsi="Calibri Light" w:cs="Calibri Light"/>
+                <w:sz w:val="24"/>
+                <w:szCs w:val="24"/>
+                <w:lang w:val="pt-BR"/>
+              </w:rPr>
+            </w:pPr>
+            <w:r>
+              <w:rPr>
+                <w:rFonts w:ascii="Calibri Light" w:hAnsi="Calibri Light" w:cs="Calibri Light"/>
+                <w:sz w:val="24"/>
+                <w:szCs w:val="24"/>
+                <w:lang w:val="pt-BR"/>
+              </w:rPr>
+              <w:t>5</w:t>
+            </w:r>
+          </w:p>
+        </w:tc>
+        <w:tc>
+          <w:tcPr>
+            <w:tcW w:w="0" w:type="auto"/>
+          </w:tcPr>
+          <w:p>
+            <w:pPr>
+              <w:jc w:val="both"/>
+              <w:rPr>
+                <w:rFonts w:ascii="Calibri Light" w:hAnsi="Calibri Light" w:cs="Calibri Light"/>
+                <w:sz w:val="24"/>
+                <w:szCs w:val="24"/>
+              </w:rPr>
+            </w:pPr>
+            <w:r>
+              <w:rPr>
+                <w:rFonts w:ascii="Calibri Light" w:hAnsi="Calibri Light" w:cs="Calibri Light"/>
+                <w:sz w:val="24"/>
+                <w:szCs w:val="24"/>
+              </w:rPr>
+              <w:t>the classical concept of knowledge;</w:t>
+            </w:r>
+          </w:p>
+        </w:tc>
+      </w:tr>
+      <w:tr>
+        <w:tc>
+          <w:tcPr>
+            <w:tcW w:w="0" w:type="auto"/>
+          </w:tcPr>
+          <w:p>
+            <w:pPr>
+              <w:jc w:val="both"/>
+              <w:rPr>
+                <w:rFonts w:ascii="Calibri Light" w:hAnsi="Calibri Light" w:cs="Calibri Light"/>
+                <w:sz w:val="24"/>
+                <w:szCs w:val="24"/>
+                <w:lang w:val="pt-BR"/>
+              </w:rPr>
+            </w:pPr>
+            <w:r>
+              <w:rPr>
+                <w:rFonts w:ascii="Calibri Light" w:hAnsi="Calibri Light" w:cs="Calibri Light"/>
+                <w:sz w:val="24"/>
+                <w:szCs w:val="24"/>
+                <w:lang w:val="pt-BR"/>
+              </w:rPr>
+              <w:t>2</w:t>
+            </w:r>
+            <w:r>
+              <w:rPr>
+                <w:rFonts w:ascii="Calibri Light" w:hAnsi="Calibri Light" w:cs="Calibri Light"/>
+                <w:sz w:val="24"/>
+                <w:szCs w:val="24"/>
+                <w:lang w:val="pt-BR"/>
+              </w:rPr>
+              <w:t>5</w:t>
+            </w:r>
+          </w:p>
+        </w:tc>
+        <w:tc>
+          <w:tcPr>
+            <w:tcW w:w="0" w:type="auto"/>
+          </w:tcPr>
+          <w:p>
+            <w:pPr>
+              <w:jc w:val="both"/>
+              <w:rPr>
+                <w:rFonts w:ascii="Calibri Light" w:hAnsi="Calibri Light" w:cs="Calibri Light"/>
+                <w:sz w:val="24"/>
+                <w:szCs w:val="24"/>
+                <w:lang w:val="pt-BR"/>
+              </w:rPr>
+            </w:pPr>
+            <w:r>
+              <w:rPr>
+                <w:rFonts w:ascii="Calibri Light" w:hAnsi="Calibri Light" w:cs="Calibri Light"/>
+                <w:sz w:val="24"/>
+                <w:szCs w:val="24"/>
+                <w:lang w:val="pt-BR"/>
+              </w:rPr>
+              <w:t>fontes de justificação de crenças;</w:t>
+            </w:r>
+          </w:p>
+        </w:tc>
+        <w:tc>
+          <w:tcPr>
+            <w:tcW w:w="0" w:type="auto"/>
+          </w:tcPr>
+          <w:p>
+            <w:pPr>
+              <w:jc w:val="both"/>
+              <w:rPr>
+                <w:rFonts w:ascii="Calibri Light" w:hAnsi="Calibri Light" w:cs="Calibri Light"/>
+                <w:sz w:val="24"/>
+                <w:szCs w:val="24"/>
+                <w:lang w:val="pt-BR"/>
+              </w:rPr>
+            </w:pPr>
+            <w:r>
+              <w:rPr>
+                <w:rFonts w:ascii="Calibri Light" w:hAnsi="Calibri Light" w:cs="Calibri Light"/>
+                <w:sz w:val="24"/>
+                <w:szCs w:val="24"/>
+                <w:lang w:val="pt-BR"/>
+              </w:rPr>
+              <w:t>5</w:t>
+            </w:r>
+          </w:p>
+        </w:tc>
+        <w:tc>
+          <w:tcPr>
+            <w:tcW w:w="0" w:type="auto"/>
+          </w:tcPr>
+          <w:p>
+            <w:pPr>
+              <w:jc w:val="both"/>
+              <w:rPr>
+                <w:rFonts w:ascii="Calibri Light" w:hAnsi="Calibri Light" w:cs="Calibri Light"/>
+                <w:sz w:val="24"/>
+                <w:szCs w:val="24"/>
+              </w:rPr>
+            </w:pPr>
+            <w:r>
+              <w:rPr>
+                <w:rFonts w:ascii="Calibri Light" w:hAnsi="Calibri Light" w:cs="Calibri Light"/>
+                <w:sz w:val="24"/>
+                <w:szCs w:val="24"/>
+              </w:rPr>
+              <w:t>sources of justification for beliefs;</w:t>
+            </w:r>
+          </w:p>
+        </w:tc>
+      </w:tr>
+      <w:tr>
+        <w:tc>
+          <w:tcPr>
+            <w:tcW w:w="0" w:type="auto"/>
+          </w:tcPr>
+          <w:p>
+            <w:pPr>
+              <w:jc w:val="both"/>
+              <w:rPr>
+                <w:rFonts w:ascii="Calibri Light" w:hAnsi="Calibri Light" w:cs="Calibri Light"/>
+                <w:sz w:val="24"/>
+                <w:szCs w:val="24"/>
+                <w:lang w:val="pt-BR"/>
+              </w:rPr>
+            </w:pPr>
+            <w:r>
+              <w:rPr>
+                <w:rFonts w:ascii="Calibri Light" w:hAnsi="Calibri Light" w:cs="Calibri Light"/>
+                <w:sz w:val="24"/>
+                <w:szCs w:val="24"/>
+                <w:lang w:val="pt-BR"/>
+              </w:rPr>
+              <w:t>2</w:t>
+            </w:r>
+            <w:r>
+              <w:rPr>
+                <w:rFonts w:ascii="Calibri Light" w:hAnsi="Calibri Light" w:cs="Calibri Light"/>
+                <w:sz w:val="24"/>
+                <w:szCs w:val="24"/>
+                <w:lang w:val="pt-BR"/>
+              </w:rPr>
+              <w:t>6</w:t>
+            </w:r>
+          </w:p>
+        </w:tc>
+        <w:tc>
+          <w:tcPr>
+            <w:tcW w:w="0" w:type="auto"/>
+          </w:tcPr>
+          <w:p>
+            <w:pPr>
+              <w:jc w:val="both"/>
+              <w:rPr>
+                <w:rFonts w:ascii="Calibri Light" w:hAnsi="Calibri Light" w:cs="Calibri Light"/>
+                <w:sz w:val="24"/>
+                <w:szCs w:val="24"/>
+                <w:lang w:val="pt-BR"/>
+              </w:rPr>
+            </w:pPr>
+            <w:r>
+              <w:rPr>
+                <w:rFonts w:ascii="Calibri Light" w:hAnsi="Calibri Light" w:cs="Calibri Light"/>
+                <w:sz w:val="24"/>
+                <w:szCs w:val="24"/>
+                <w:lang w:val="pt-BR"/>
+              </w:rPr>
+              <w:t>e estruturas do conhecimento.</w:t>
+            </w:r>
+          </w:p>
+        </w:tc>
+        <w:tc>
+          <w:tcPr>
+            <w:tcW w:w="0" w:type="auto"/>
+          </w:tcPr>
+          <w:p>
+            <w:pPr>
+              <w:jc w:val="both"/>
+              <w:rPr>
+                <w:rFonts w:ascii="Calibri Light" w:hAnsi="Calibri Light" w:cs="Calibri Light"/>
+                <w:sz w:val="24"/>
+                <w:szCs w:val="24"/>
+              </w:rPr>
+            </w:pPr>
+            <w:r>
+              <w:rPr>
+                <w:rFonts w:ascii="Calibri Light" w:hAnsi="Calibri Light" w:cs="Calibri Light"/>
+                <w:sz w:val="24"/>
+                <w:szCs w:val="24"/>
+              </w:rPr>
+              <w:t>4</w:t>
+            </w:r>
+          </w:p>
+        </w:tc>
+        <w:tc>
+          <w:tcPr>
+            <w:tcW w:w="0" w:type="auto"/>
+          </w:tcPr>
+          <w:p>
+            <w:pPr>
+              <w:jc w:val="both"/>
+              <w:rPr>
+                <w:rFonts w:ascii="Calibri Light" w:hAnsi="Calibri Light" w:cs="Calibri Light"/>
+                <w:sz w:val="24"/>
+                <w:szCs w:val="24"/>
+              </w:rPr>
+            </w:pPr>
+            <w:r>
+              <w:rPr>
+                <w:rFonts w:ascii="Calibri Light" w:hAnsi="Calibri Light" w:cs="Calibri Light"/>
+                <w:sz w:val="24"/>
+                <w:szCs w:val="24"/>
+              </w:rPr>
+              <w:t>and the structures of knowledge.</w:t>
+            </w:r>
+          </w:p>
+        </w:tc>
+      </w:tr>
+      <w:tr>
+        <w:tc>
+          <w:tcPr>
+            <w:tcW w:w="0" w:type="auto"/>
+          </w:tcPr>
+          <w:p>
+            <w:pPr>
+              <w:jc w:val="both"/>
+              <w:rPr>
+                <w:rFonts w:ascii="Calibri Light" w:hAnsi="Calibri Light" w:cs="Calibri Light"/>
+                <w:sz w:val="24"/>
+                <w:szCs w:val="24"/>
+                <w:lang w:val="pt-BR"/>
+              </w:rPr>
+            </w:pPr>
+            <w:r>
+              <w:rPr>
+                <w:rFonts w:ascii="Calibri Light" w:hAnsi="Calibri Light" w:cs="Calibri Light"/>
+                <w:sz w:val="24"/>
+                <w:szCs w:val="24"/>
+                <w:lang w:val="pt-BR"/>
+              </w:rPr>
+              <w:t>2</w:t>
+            </w:r>
+            <w:r>
+              <w:rPr>
+                <w:rFonts w:ascii="Calibri Light" w:hAnsi="Calibri Light" w:cs="Calibri Light"/>
+                <w:sz w:val="24"/>
+                <w:szCs w:val="24"/>
+                <w:lang w:val="pt-BR"/>
+              </w:rPr>
+              <w:t>7</w:t>
+            </w:r>
+          </w:p>
+        </w:tc>
+        <w:tc>
+          <w:tcPr>
+            <w:tcW w:w="0" w:type="auto"/>
+          </w:tcPr>
+          <w:p>
+            <w:pPr>
+              <w:jc w:val="both"/>
+              <w:rPr>
+                <w:rFonts w:ascii="Calibri Light" w:hAnsi="Calibri Light" w:cs="Calibri Light"/>
+                <w:sz w:val="24"/>
+                <w:szCs w:val="24"/>
+                <w:lang w:val="pt-BR"/>
+              </w:rPr>
+            </w:pPr>
+            <w:r>
+              <w:rPr>
+                <w:rFonts w:ascii="Calibri Light" w:hAnsi="Calibri Light" w:cs="Calibri Light"/>
+                <w:sz w:val="24"/>
+                <w:szCs w:val="24"/>
+                <w:lang w:val="pt-BR"/>
+              </w:rPr>
+              <w:t>O autor conclui que as leis do pensamento concedem a possibilidade de crenças verdadeiras justificadas sobre o futuro.</w:t>
+            </w:r>
+          </w:p>
+        </w:tc>
+        <w:tc>
+          <w:tcPr>
+            <w:tcW w:w="0" w:type="auto"/>
+          </w:tcPr>
+          <w:p>
+            <w:pPr>
+              <w:jc w:val="both"/>
+              <w:rPr>
+                <w:rFonts w:ascii="Calibri Light" w:hAnsi="Calibri Light" w:cs="Calibri Light"/>
+                <w:sz w:val="24"/>
+                <w:szCs w:val="24"/>
+              </w:rPr>
+            </w:pPr>
+            <w:r>
+              <w:rPr>
+                <w:rFonts w:ascii="Calibri Light" w:hAnsi="Calibri Light" w:cs="Calibri Light"/>
+                <w:sz w:val="24"/>
+                <w:szCs w:val="24"/>
+              </w:rPr>
+              <w:t>18</w:t>
+            </w:r>
+          </w:p>
+        </w:tc>
+        <w:tc>
+          <w:tcPr>
+            <w:tcW w:w="0" w:type="auto"/>
+          </w:tcPr>
+          <w:p>
+            <w:pPr>
+              <w:jc w:val="both"/>
+              <w:rPr>
+                <w:rFonts w:ascii="Calibri Light" w:hAnsi="Calibri Light" w:cs="Calibri Light"/>
+                <w:sz w:val="24"/>
+                <w:szCs w:val="24"/>
+              </w:rPr>
+            </w:pPr>
+            <w:r>
+              <w:rPr>
+                <w:rFonts w:ascii="Calibri Light" w:hAnsi="Calibri Light" w:cs="Calibri Light"/>
+                <w:sz w:val="24"/>
+                <w:szCs w:val="24"/>
+              </w:rPr>
+              <w:t>The author concludes that the laws of thought grant the possibility of justified true beliefs about the future.</w:t>
+            </w:r>
+          </w:p>
+        </w:tc>
+      </w:tr>
+      <w:tr>
+        <w:tc>
+          <w:tcPr>
+            <w:tcW w:w="0" w:type="auto"/>
+          </w:tcPr>
+          <w:p>
+            <w:pPr>
+              <w:jc w:val="both"/>
+              <w:rPr>
+                <w:rFonts w:ascii="Calibri Light" w:hAnsi="Calibri Light" w:cs="Calibri Light"/>
+                <w:sz w:val="24"/>
+                <w:szCs w:val="24"/>
+                <w:lang w:val="pt-BR"/>
+              </w:rPr>
+            </w:pPr>
+            <w:r>
+              <w:rPr>
+                <w:rFonts w:ascii="Calibri Light" w:hAnsi="Calibri Light" w:cs="Calibri Light"/>
+                <w:sz w:val="24"/>
+                <w:szCs w:val="24"/>
+                <w:lang w:val="pt-BR"/>
+              </w:rPr>
+              <w:t>2</w:t>
+            </w:r>
+            <w:r>
+              <w:rPr>
+                <w:rFonts w:ascii="Calibri Light" w:hAnsi="Calibri Light" w:cs="Calibri Light"/>
+                <w:sz w:val="24"/>
+                <w:szCs w:val="24"/>
+                <w:lang w:val="pt-BR"/>
+              </w:rPr>
+              <w:t>8</w:t>
+            </w:r>
+          </w:p>
+        </w:tc>
+        <w:tc>
+          <w:tcPr>
+            <w:tcW w:w="0" w:type="auto"/>
+          </w:tcPr>
+          <w:p>
+            <w:pPr>
+              <w:jc w:val="both"/>
+              <w:rPr>
+                <w:rFonts w:ascii="Calibri Light" w:hAnsi="Calibri Light" w:cs="Calibri Light"/>
+                <w:sz w:val="24"/>
+                <w:szCs w:val="24"/>
+                <w:lang w:val="pt-BR"/>
+              </w:rPr>
+            </w:pPr>
+            <w:r>
+              <w:rPr>
+                <w:rFonts w:ascii="Calibri Light" w:hAnsi="Calibri Light" w:cs="Calibri Light"/>
+                <w:sz w:val="24"/>
+                <w:szCs w:val="24"/>
+                <w:lang w:val="pt-BR"/>
+              </w:rPr>
+              <w:t>O artigo ressalta a terceira lei, segundo a qual suposições inequívocas só podem ser verdadeiras ou falsas, mas não indefinidas, o que se aplica naturalmente a estudos de futuro:</w:t>
+            </w:r>
+          </w:p>
+        </w:tc>
+        <w:tc>
+          <w:tcPr>
+            <w:tcW w:w="0" w:type="auto"/>
+          </w:tcPr>
+          <w:p>
+            <w:pPr>
+              <w:jc w:val="both"/>
+              <w:rPr>
+                <w:rFonts w:ascii="Calibri Light" w:hAnsi="Calibri Light" w:cs="Calibri Light"/>
+                <w:sz w:val="24"/>
+                <w:szCs w:val="24"/>
+                <w:lang w:val="pt-BR"/>
+              </w:rPr>
+            </w:pPr>
+            <w:r>
+              <w:rPr>
+                <w:rFonts w:ascii="Calibri Light" w:hAnsi="Calibri Light" w:cs="Calibri Light"/>
+                <w:sz w:val="24"/>
+                <w:szCs w:val="24"/>
+                <w:lang w:val="pt-BR"/>
+              </w:rPr>
+              <w:t>29</w:t>
+            </w:r>
+          </w:p>
+        </w:tc>
+        <w:tc>
+          <w:tcPr>
+            <w:tcW w:w="0" w:type="auto"/>
+          </w:tcPr>
+          <w:p>
+            <w:pPr>
+              <w:jc w:val="both"/>
+              <w:rPr>
+                <w:rFonts w:ascii="Calibri Light" w:hAnsi="Calibri Light" w:cs="Calibri Light"/>
+                <w:sz w:val="24"/>
+                <w:szCs w:val="24"/>
+              </w:rPr>
+            </w:pPr>
+            <w:r>
+              <w:rPr>
+                <w:rFonts w:ascii="Calibri Light" w:hAnsi="Calibri Light" w:cs="Calibri Light"/>
+                <w:sz w:val="24"/>
+                <w:szCs w:val="24"/>
+              </w:rPr>
+              <w:t>The article emphasizes the third law, according to which unequivocal assumptions can only be true or false, but not indefinite, which naturally applies to futures studies:</w:t>
+            </w:r>
+          </w:p>
+        </w:tc>
+      </w:tr>
+      <w:tr>
+        <w:tc>
+          <w:tcPr>
+            <w:tcW w:w="0" w:type="auto"/>
+          </w:tcPr>
+          <w:p>
+            <w:pPr>
+              <w:jc w:val="both"/>
+              <w:rPr>
+                <w:rFonts w:ascii="Calibri Light" w:hAnsi="Calibri Light" w:cs="Calibri Light"/>
+                <w:sz w:val="24"/>
+                <w:szCs w:val="24"/>
+              </w:rPr>
+            </w:pPr>
+            <w:r>
+              <w:rPr>
+                <w:rFonts w:ascii="Calibri Light" w:hAnsi="Calibri Light" w:cs="Calibri Light"/>
+                <w:sz w:val="24"/>
+                <w:szCs w:val="24"/>
+              </w:rPr>
+              <w:t>2</w:t>
+            </w:r>
+            <w:r>
+              <w:rPr>
+                <w:rFonts w:ascii="Calibri Light" w:hAnsi="Calibri Light" w:cs="Calibri Light"/>
+                <w:sz w:val="24"/>
+                <w:szCs w:val="24"/>
+              </w:rPr>
+              <w:t>9</w:t>
+            </w:r>
+          </w:p>
+        </w:tc>
+        <w:tc>
+          <w:tcPr>
+            <w:tcW w:w="0" w:type="auto"/>
+          </w:tcPr>
+          <w:p>
+            <w:pPr>
+              <w:jc w:val="both"/>
+              <w:rPr>
+                <w:rFonts w:ascii="Calibri Light" w:hAnsi="Calibri Light" w:cs="Calibri Light"/>
+                <w:sz w:val="24"/>
+                <w:szCs w:val="24"/>
+                <w:lang w:val="pt-BR"/>
+              </w:rPr>
+            </w:pPr>
+            <w:r>
+              <w:rPr>
+                <w:rFonts w:ascii="Calibri Light" w:hAnsi="Calibri Light" w:cs="Calibri Light"/>
+                <w:sz w:val="24"/>
+                <w:szCs w:val="24"/>
+                <w:lang w:val="pt-BR"/>
+              </w:rPr>
+              <w:t>afinal, eventos ocorrem ou não.</w:t>
+            </w:r>
+          </w:p>
+        </w:tc>
+        <w:tc>
+          <w:tcPr>
+            <w:tcW w:w="0" w:type="auto"/>
+          </w:tcPr>
+          <w:p>
+            <w:pPr>
+              <w:jc w:val="both"/>
+              <w:rPr>
+                <w:rFonts w:ascii="Calibri Light" w:hAnsi="Calibri Light" w:cs="Calibri Light"/>
+                <w:sz w:val="24"/>
+                <w:szCs w:val="24"/>
+              </w:rPr>
+            </w:pPr>
+            <w:r>
+              <w:rPr>
+                <w:rFonts w:ascii="Calibri Light" w:hAnsi="Calibri Light" w:cs="Calibri Light"/>
+                <w:sz w:val="24"/>
+                <w:szCs w:val="24"/>
+              </w:rPr>
+              <w:t>5</w:t>
+            </w:r>
+          </w:p>
+        </w:tc>
+        <w:tc>
+          <w:tcPr>
+            <w:tcW w:w="0" w:type="auto"/>
+          </w:tcPr>
+          <w:p>
+            <w:pPr>
+              <w:jc w:val="both"/>
+              <w:rPr>
+                <w:rFonts w:ascii="Calibri Light" w:hAnsi="Calibri Light" w:cs="Calibri Light"/>
+                <w:sz w:val="24"/>
+                <w:szCs w:val="24"/>
+              </w:rPr>
+            </w:pPr>
+            <w:proofErr w:type="gramStart"/>
+            <w:r>
+              <w:rPr>
+                <w:rFonts w:ascii="Calibri Light" w:hAnsi="Calibri Light" w:cs="Calibri Light"/>
+                <w:sz w:val="24"/>
+                <w:szCs w:val="24"/>
+              </w:rPr>
+              <w:t>after</w:t>
+            </w:r>
+            <w:proofErr w:type="gramEnd"/>
+            <w:r>
+              <w:rPr>
+                <w:rFonts w:ascii="Calibri Light" w:hAnsi="Calibri Light" w:cs="Calibri Light"/>
+                <w:sz w:val="24"/>
+                <w:szCs w:val="24"/>
+              </w:rPr>
+              <w:t xml:space="preserve"> all, events either occur or they do not.</w:t>
+            </w:r>
+          </w:p>
+        </w:tc>
+      </w:tr>
+      <w:tr>
+        <w:tc>
+          <w:tcPr>
+            <w:tcW w:w="0" w:type="auto"/>
+          </w:tcPr>
+          <w:p>
+            <w:pPr>
+              <w:jc w:val="both"/>
+              <w:rPr>
+                <w:rFonts w:ascii="Calibri Light" w:hAnsi="Calibri Light" w:cs="Calibri Light"/>
+                <w:sz w:val="24"/>
+                <w:szCs w:val="24"/>
+              </w:rPr>
+            </w:pPr>
+            <w:r>
+              <w:rPr>
+                <w:rFonts w:ascii="Calibri Light" w:hAnsi="Calibri Light" w:cs="Calibri Light"/>
+                <w:sz w:val="24"/>
+                <w:szCs w:val="24"/>
+              </w:rPr>
+              <w:t>3</w:t>
+            </w:r>
+            <w:r>
+              <w:rPr>
+                <w:rFonts w:ascii="Calibri Light" w:hAnsi="Calibri Light" w:cs="Calibri Light"/>
+                <w:sz w:val="24"/>
+                <w:szCs w:val="24"/>
+              </w:rPr>
+              <w:t>0</w:t>
+            </w:r>
+          </w:p>
+        </w:tc>
+        <w:tc>
+          <w:tcPr>
+            <w:tcW w:w="0" w:type="auto"/>
+          </w:tcPr>
+          <w:p>
+            <w:pPr>
+              <w:jc w:val="both"/>
+              <w:rPr>
+                <w:rFonts w:ascii="Calibri Light" w:hAnsi="Calibri Light" w:cs="Calibri Light"/>
+                <w:sz w:val="24"/>
+                <w:szCs w:val="24"/>
+                <w:lang w:val="pt-BR"/>
+              </w:rPr>
+            </w:pPr>
+            <w:proofErr w:type="spellStart"/>
+            <w:r>
+              <w:rPr>
+                <w:rFonts w:ascii="Calibri Light" w:hAnsi="Calibri Light" w:cs="Calibri Light"/>
+                <w:sz w:val="24"/>
+                <w:szCs w:val="24"/>
+                <w:lang w:val="pt-BR"/>
+              </w:rPr>
+              <w:t>Byerly</w:t>
+            </w:r>
+            <w:proofErr w:type="spellEnd"/>
+            <w:r>
+              <w:rPr>
+                <w:rFonts w:ascii="Calibri Light" w:hAnsi="Calibri Light" w:cs="Calibri Light"/>
+                <w:sz w:val="24"/>
+                <w:szCs w:val="24"/>
+                <w:lang w:val="pt-BR"/>
+              </w:rPr>
+              <w:t xml:space="preserve"> (2013) explica a teoria do </w:t>
+            </w:r>
+            <w:proofErr w:type="spellStart"/>
+            <w:r>
+              <w:rPr>
+                <w:rFonts w:ascii="Calibri Light" w:hAnsi="Calibri Light" w:cs="Calibri Light"/>
+                <w:sz w:val="24"/>
+                <w:szCs w:val="24"/>
+                <w:lang w:val="pt-BR"/>
+              </w:rPr>
+              <w:t>explanacionismo</w:t>
+            </w:r>
+            <w:proofErr w:type="spellEnd"/>
+            <w:r>
+              <w:rPr>
+                <w:rFonts w:ascii="Calibri Light" w:hAnsi="Calibri Light" w:cs="Calibri Light"/>
+                <w:sz w:val="24"/>
+                <w:szCs w:val="24"/>
+                <w:lang w:val="pt-BR"/>
+              </w:rPr>
+              <w:t xml:space="preserve"> (ou </w:t>
+            </w:r>
+            <w:proofErr w:type="spellStart"/>
+            <w:r>
+              <w:rPr>
+                <w:rFonts w:ascii="Calibri Light" w:hAnsi="Calibri Light" w:cs="Calibri Light"/>
+                <w:sz w:val="24"/>
+                <w:szCs w:val="24"/>
+                <w:lang w:val="pt-BR"/>
+              </w:rPr>
+              <w:t>evidencialismo</w:t>
+            </w:r>
+            <w:proofErr w:type="spellEnd"/>
+            <w:r>
+              <w:rPr>
+                <w:rFonts w:ascii="Calibri Light" w:hAnsi="Calibri Light" w:cs="Calibri Light"/>
+                <w:sz w:val="24"/>
+                <w:szCs w:val="24"/>
+                <w:lang w:val="pt-BR"/>
+              </w:rPr>
+              <w:t>), segundo a qual:</w:t>
+            </w:r>
+          </w:p>
+        </w:tc>
+        <w:tc>
+          <w:tcPr>
+            <w:tcW w:w="0" w:type="auto"/>
+          </w:tcPr>
+          <w:p>
+            <w:pPr>
+              <w:jc w:val="both"/>
+              <w:rPr>
+                <w:rFonts w:ascii="Calibri Light" w:hAnsi="Calibri Light" w:cs="Calibri Light"/>
+                <w:sz w:val="24"/>
+                <w:szCs w:val="24"/>
+              </w:rPr>
+            </w:pPr>
+            <w:r>
+              <w:rPr>
+                <w:rFonts w:ascii="Calibri Light" w:hAnsi="Calibri Light" w:cs="Calibri Light"/>
+                <w:sz w:val="24"/>
+                <w:szCs w:val="24"/>
+              </w:rPr>
+              <w:t>12</w:t>
+            </w:r>
+          </w:p>
+        </w:tc>
+        <w:tc>
+          <w:tcPr>
+            <w:tcW w:w="0" w:type="auto"/>
+          </w:tcPr>
+          <w:p>
+            <w:pPr>
+              <w:jc w:val="both"/>
+              <w:rPr>
+                <w:rFonts w:ascii="Calibri Light" w:hAnsi="Calibri Light" w:cs="Calibri Light"/>
+                <w:sz w:val="24"/>
+                <w:szCs w:val="24"/>
+              </w:rPr>
+            </w:pPr>
+            <w:r>
+              <w:rPr>
+                <w:rFonts w:ascii="Calibri Light" w:hAnsi="Calibri Light" w:cs="Calibri Light"/>
+                <w:sz w:val="24"/>
+                <w:szCs w:val="24"/>
+              </w:rPr>
+              <w:t xml:space="preserve">Byerly (2013) explains the theory of </w:t>
+            </w:r>
+            <w:proofErr w:type="spellStart"/>
+            <w:r>
+              <w:rPr>
+                <w:rFonts w:ascii="Calibri Light" w:hAnsi="Calibri Light" w:cs="Calibri Light"/>
+                <w:sz w:val="24"/>
+                <w:szCs w:val="24"/>
+              </w:rPr>
+              <w:t>explanationalism</w:t>
+            </w:r>
+            <w:proofErr w:type="spellEnd"/>
+            <w:r>
+              <w:rPr>
+                <w:rFonts w:ascii="Calibri Light" w:hAnsi="Calibri Light" w:cs="Calibri Light"/>
+                <w:sz w:val="24"/>
+                <w:szCs w:val="24"/>
+              </w:rPr>
+              <w:t xml:space="preserve"> (or </w:t>
+            </w:r>
+            <w:proofErr w:type="spellStart"/>
+            <w:r>
+              <w:rPr>
+                <w:rFonts w:ascii="Calibri Light" w:hAnsi="Calibri Light" w:cs="Calibri Light"/>
+                <w:sz w:val="24"/>
+                <w:szCs w:val="24"/>
+              </w:rPr>
+              <w:t>evidentialism</w:t>
+            </w:r>
+            <w:proofErr w:type="spellEnd"/>
+            <w:r>
+              <w:rPr>
+                <w:rFonts w:ascii="Calibri Light" w:hAnsi="Calibri Light" w:cs="Calibri Light"/>
+                <w:sz w:val="24"/>
+                <w:szCs w:val="24"/>
+              </w:rPr>
+              <w:t>), according to which:</w:t>
+            </w:r>
+          </w:p>
+        </w:tc>
+      </w:tr>
+      <w:tr>
+        <w:tc>
+          <w:tcPr>
+            <w:tcW w:w="0" w:type="auto"/>
+          </w:tcPr>
+          <w:p>
+            <w:pPr>
+              <w:jc w:val="both"/>
+              <w:rPr>
+                <w:rFonts w:ascii="Calibri Light" w:hAnsi="Calibri Light" w:cs="Calibri Light"/>
+                <w:sz w:val="24"/>
+                <w:szCs w:val="24"/>
+              </w:rPr>
+            </w:pPr>
+            <w:r>
+              <w:rPr>
+                <w:rFonts w:ascii="Calibri Light" w:hAnsi="Calibri Light" w:cs="Calibri Light"/>
+                <w:sz w:val="24"/>
+                <w:szCs w:val="24"/>
+              </w:rPr>
+              <w:t>3</w:t>
+            </w:r>
+            <w:r>
+              <w:rPr>
+                <w:rFonts w:ascii="Calibri Light" w:hAnsi="Calibri Light" w:cs="Calibri Light"/>
+                <w:sz w:val="24"/>
+                <w:szCs w:val="24"/>
+              </w:rPr>
+              <w:t>1</w:t>
+            </w:r>
+          </w:p>
+        </w:tc>
+        <w:tc>
+          <w:tcPr>
+            <w:tcW w:w="0" w:type="auto"/>
+          </w:tcPr>
+          <w:p>
+            <w:pPr>
+              <w:jc w:val="both"/>
+              <w:rPr>
+                <w:rFonts w:ascii="Calibri Light" w:hAnsi="Calibri Light" w:cs="Calibri Light"/>
+                <w:sz w:val="24"/>
+                <w:szCs w:val="24"/>
+                <w:lang w:val="pt-BR"/>
+              </w:rPr>
+            </w:pPr>
+            <w:r>
+              <w:rPr>
+                <w:rFonts w:ascii="Calibri Light" w:hAnsi="Calibri Light" w:cs="Calibri Light"/>
+                <w:sz w:val="24"/>
+                <w:szCs w:val="24"/>
+                <w:lang w:val="pt-BR"/>
+              </w:rPr>
+              <w:t>uma crença só se justifica se for suportada por uma evidência;</w:t>
+            </w:r>
+          </w:p>
+        </w:tc>
+        <w:tc>
+          <w:tcPr>
+            <w:tcW w:w="0" w:type="auto"/>
+          </w:tcPr>
+          <w:p>
+            <w:pPr>
+              <w:jc w:val="both"/>
+              <w:rPr>
+                <w:rFonts w:ascii="Calibri Light" w:hAnsi="Calibri Light" w:cs="Calibri Light"/>
+                <w:sz w:val="24"/>
+                <w:szCs w:val="24"/>
+              </w:rPr>
+            </w:pPr>
+            <w:r>
+              <w:rPr>
+                <w:rFonts w:ascii="Calibri Light" w:hAnsi="Calibri Light" w:cs="Calibri Light"/>
+                <w:sz w:val="24"/>
+                <w:szCs w:val="24"/>
+              </w:rPr>
+              <w:t>11</w:t>
+            </w:r>
+          </w:p>
+        </w:tc>
+        <w:tc>
+          <w:tcPr>
+            <w:tcW w:w="0" w:type="auto"/>
+          </w:tcPr>
+          <w:p>
+            <w:pPr>
+              <w:jc w:val="both"/>
+              <w:rPr>
+                <w:rFonts w:ascii="Calibri Light" w:hAnsi="Calibri Light" w:cs="Calibri Light"/>
+                <w:sz w:val="24"/>
+                <w:szCs w:val="24"/>
+              </w:rPr>
+            </w:pPr>
+            <w:r>
+              <w:rPr>
+                <w:rFonts w:ascii="Calibri Light" w:hAnsi="Calibri Light" w:cs="Calibri Light"/>
+                <w:sz w:val="24"/>
+                <w:szCs w:val="24"/>
+              </w:rPr>
+              <w:t>a belief is justified only if it is supported by evidence;</w:t>
+            </w:r>
+          </w:p>
+        </w:tc>
+      </w:tr>
+      <w:tr>
+        <w:tc>
+          <w:tcPr>
+            <w:tcW w:w="0" w:type="auto"/>
+          </w:tcPr>
+          <w:p>
+            <w:pPr>
+              <w:jc w:val="both"/>
+              <w:rPr>
+                <w:rFonts w:ascii="Calibri Light" w:hAnsi="Calibri Light" w:cs="Calibri Light"/>
+                <w:sz w:val="24"/>
+                <w:szCs w:val="24"/>
+              </w:rPr>
+            </w:pPr>
+            <w:r>
+              <w:rPr>
+                <w:rFonts w:ascii="Calibri Light" w:hAnsi="Calibri Light" w:cs="Calibri Light"/>
+                <w:sz w:val="24"/>
+                <w:szCs w:val="24"/>
+              </w:rPr>
+              <w:t>3</w:t>
+            </w:r>
+            <w:r>
+              <w:rPr>
+                <w:rFonts w:ascii="Calibri Light" w:hAnsi="Calibri Light" w:cs="Calibri Light"/>
+                <w:sz w:val="24"/>
+                <w:szCs w:val="24"/>
+              </w:rPr>
+              <w:t>2</w:t>
+            </w:r>
+          </w:p>
+        </w:tc>
+        <w:tc>
+          <w:tcPr>
+            <w:tcW w:w="0" w:type="auto"/>
+          </w:tcPr>
+          <w:p>
+            <w:pPr>
+              <w:jc w:val="both"/>
+              <w:rPr>
+                <w:rFonts w:ascii="Calibri Light" w:hAnsi="Calibri Light" w:cs="Calibri Light"/>
+                <w:sz w:val="24"/>
+                <w:szCs w:val="24"/>
+                <w:lang w:val="pt-BR"/>
+              </w:rPr>
+            </w:pPr>
+            <w:r>
+              <w:rPr>
+                <w:rFonts w:ascii="Calibri Light" w:hAnsi="Calibri Light" w:cs="Calibri Light"/>
+                <w:sz w:val="24"/>
+                <w:szCs w:val="24"/>
+                <w:lang w:val="pt-BR"/>
+              </w:rPr>
+              <w:t>a hipótese escolhida como melhor explicação para o conjunto de evidências é sujeita a diversos testes que garantam a probabilidade de sua veracidade;</w:t>
+            </w:r>
+          </w:p>
+        </w:tc>
+        <w:tc>
+          <w:tcPr>
+            <w:tcW w:w="0" w:type="auto"/>
+          </w:tcPr>
+          <w:p>
+            <w:pPr>
+              <w:jc w:val="both"/>
+              <w:rPr>
+                <w:rFonts w:ascii="Calibri Light" w:hAnsi="Calibri Light" w:cs="Calibri Light"/>
+                <w:sz w:val="24"/>
+                <w:szCs w:val="24"/>
+              </w:rPr>
+            </w:pPr>
+            <w:r>
+              <w:rPr>
+                <w:rFonts w:ascii="Calibri Light" w:hAnsi="Calibri Light" w:cs="Calibri Light"/>
+                <w:sz w:val="24"/>
+                <w:szCs w:val="24"/>
+              </w:rPr>
+              <w:t>23</w:t>
+            </w:r>
+          </w:p>
+        </w:tc>
+        <w:tc>
+          <w:tcPr>
+            <w:tcW w:w="0" w:type="auto"/>
+          </w:tcPr>
+          <w:p>
+            <w:pPr>
+              <w:jc w:val="both"/>
+              <w:rPr>
+                <w:rFonts w:ascii="Calibri Light" w:hAnsi="Calibri Light" w:cs="Calibri Light"/>
+                <w:sz w:val="24"/>
+                <w:szCs w:val="24"/>
+              </w:rPr>
+            </w:pPr>
+            <w:proofErr w:type="gramStart"/>
+            <w:r>
+              <w:rPr>
+                <w:rFonts w:ascii="Calibri Light" w:hAnsi="Calibri Light" w:cs="Calibri Light"/>
+                <w:sz w:val="24"/>
+                <w:szCs w:val="24"/>
+              </w:rPr>
+              <w:t>the</w:t>
+            </w:r>
+            <w:proofErr w:type="gramEnd"/>
+            <w:r>
+              <w:rPr>
+                <w:rFonts w:ascii="Calibri Light" w:hAnsi="Calibri Light" w:cs="Calibri Light"/>
+                <w:sz w:val="24"/>
+                <w:szCs w:val="24"/>
+              </w:rPr>
+              <w:t xml:space="preserve"> hypothesis chosen as the best explanation for the set of evidence is subjected to various tests that ensure the probability of its truth;</w:t>
+            </w:r>
+          </w:p>
+        </w:tc>
+      </w:tr>
+      <w:tr>
+        <w:tc>
+          <w:tcPr>
+            <w:tcW w:w="0" w:type="auto"/>
+          </w:tcPr>
+          <w:p>
+            <w:pPr>
+              <w:jc w:val="both"/>
+              <w:rPr>
+                <w:rFonts w:ascii="Calibri Light" w:hAnsi="Calibri Light" w:cs="Calibri Light"/>
+                <w:sz w:val="24"/>
+                <w:szCs w:val="24"/>
+                <w:lang w:val="pt-BR"/>
+              </w:rPr>
+            </w:pPr>
+            <w:r>
+              <w:rPr>
+                <w:rFonts w:ascii="Calibri Light" w:hAnsi="Calibri Light" w:cs="Calibri Light"/>
+                <w:sz w:val="24"/>
+                <w:szCs w:val="24"/>
+                <w:lang w:val="pt-BR"/>
+              </w:rPr>
+              <w:t>3</w:t>
+            </w:r>
+            <w:r>
+              <w:rPr>
+                <w:rFonts w:ascii="Calibri Light" w:hAnsi="Calibri Light" w:cs="Calibri Light"/>
+                <w:sz w:val="24"/>
+                <w:szCs w:val="24"/>
+                <w:lang w:val="pt-BR"/>
+              </w:rPr>
+              <w:t>3</w:t>
+            </w:r>
+          </w:p>
+        </w:tc>
+        <w:tc>
+          <w:tcPr>
+            <w:tcW w:w="0" w:type="auto"/>
+          </w:tcPr>
+          <w:p>
+            <w:pPr>
+              <w:jc w:val="both"/>
+              <w:rPr>
+                <w:rFonts w:ascii="Calibri Light" w:hAnsi="Calibri Light" w:cs="Calibri Light"/>
+                <w:sz w:val="24"/>
+                <w:szCs w:val="24"/>
+                <w:lang w:val="pt-BR"/>
+              </w:rPr>
+            </w:pPr>
+            <w:r>
+              <w:rPr>
+                <w:rFonts w:ascii="Calibri Light" w:hAnsi="Calibri Light" w:cs="Calibri Light"/>
+                <w:sz w:val="24"/>
+                <w:szCs w:val="24"/>
+                <w:lang w:val="pt-BR"/>
+              </w:rPr>
+              <w:t>e uma evidência apoia uma proposição apenas se esta faz parte da melhor explicação disponível para a evidência.</w:t>
+            </w:r>
+          </w:p>
+        </w:tc>
+        <w:tc>
+          <w:tcPr>
+            <w:tcW w:w="0" w:type="auto"/>
+          </w:tcPr>
+          <w:p>
+            <w:pPr>
+              <w:jc w:val="both"/>
+              <w:rPr>
+                <w:rFonts w:ascii="Calibri Light" w:hAnsi="Calibri Light" w:cs="Calibri Light"/>
+                <w:sz w:val="24"/>
+                <w:szCs w:val="24"/>
+              </w:rPr>
+            </w:pPr>
+            <w:r>
+              <w:rPr>
+                <w:rFonts w:ascii="Calibri Light" w:hAnsi="Calibri Light" w:cs="Calibri Light"/>
+                <w:sz w:val="24"/>
+                <w:szCs w:val="24"/>
+              </w:rPr>
+              <w:t>18</w:t>
+            </w:r>
+          </w:p>
+        </w:tc>
+        <w:tc>
+          <w:tcPr>
+            <w:tcW w:w="0" w:type="auto"/>
+          </w:tcPr>
+          <w:p>
+            <w:pPr>
+              <w:jc w:val="both"/>
+              <w:rPr>
+                <w:rFonts w:ascii="Calibri Light" w:hAnsi="Calibri Light" w:cs="Calibri Light"/>
+                <w:sz w:val="24"/>
+                <w:szCs w:val="24"/>
+              </w:rPr>
+            </w:pPr>
+            <w:r>
+              <w:rPr>
+                <w:rFonts w:ascii="Calibri Light" w:hAnsi="Calibri Light" w:cs="Calibri Light"/>
+                <w:sz w:val="24"/>
+                <w:szCs w:val="24"/>
+              </w:rPr>
+              <w:t>and a piece of evidence supports a proposition only if it is part of the best explanation available for the evidence.</w:t>
+            </w:r>
+          </w:p>
+        </w:tc>
+      </w:tr>
+      <w:tr>
+        <w:tc>
+          <w:tcPr>
+            <w:tcW w:w="0" w:type="auto"/>
+          </w:tcPr>
+          <w:p>
+            <w:pPr>
+              <w:jc w:val="both"/>
+              <w:rPr>
+                <w:rFonts w:ascii="Calibri Light" w:hAnsi="Calibri Light" w:cs="Calibri Light"/>
+                <w:sz w:val="24"/>
+                <w:szCs w:val="24"/>
+              </w:rPr>
+            </w:pPr>
+            <w:r>
+              <w:rPr>
+                <w:rFonts w:ascii="Calibri Light" w:hAnsi="Calibri Light" w:cs="Calibri Light"/>
+                <w:sz w:val="24"/>
+                <w:szCs w:val="24"/>
+              </w:rPr>
+              <w:t>3</w:t>
+            </w:r>
+            <w:r>
+              <w:rPr>
+                <w:rFonts w:ascii="Calibri Light" w:hAnsi="Calibri Light" w:cs="Calibri Light"/>
+                <w:sz w:val="24"/>
+                <w:szCs w:val="24"/>
+              </w:rPr>
+              <w:t>4</w:t>
+            </w:r>
+          </w:p>
+        </w:tc>
+        <w:tc>
+          <w:tcPr>
+            <w:tcW w:w="0" w:type="auto"/>
+          </w:tcPr>
+          <w:p>
+            <w:pPr>
+              <w:jc w:val="both"/>
+              <w:rPr>
+                <w:rFonts w:ascii="Calibri Light" w:hAnsi="Calibri Light" w:cs="Calibri Light"/>
+                <w:sz w:val="24"/>
+                <w:szCs w:val="24"/>
+                <w:lang w:val="pt-BR"/>
+              </w:rPr>
+            </w:pPr>
+            <w:r>
+              <w:rPr>
+                <w:rFonts w:ascii="Calibri Light" w:hAnsi="Calibri Light" w:cs="Calibri Light"/>
+                <w:sz w:val="24"/>
+                <w:szCs w:val="24"/>
+                <w:lang w:val="pt-BR"/>
+              </w:rPr>
+              <w:t xml:space="preserve">Por meio do </w:t>
+            </w:r>
+            <w:proofErr w:type="spellStart"/>
+            <w:r>
+              <w:rPr>
+                <w:rFonts w:ascii="Calibri Light" w:hAnsi="Calibri Light" w:cs="Calibri Light"/>
+                <w:sz w:val="24"/>
+                <w:szCs w:val="24"/>
+                <w:lang w:val="pt-BR"/>
+              </w:rPr>
+              <w:t>explanacionismo</w:t>
+            </w:r>
+            <w:proofErr w:type="spellEnd"/>
+            <w:r>
+              <w:rPr>
+                <w:rFonts w:ascii="Calibri Light" w:hAnsi="Calibri Light" w:cs="Calibri Light"/>
+                <w:sz w:val="24"/>
+                <w:szCs w:val="24"/>
+                <w:lang w:val="pt-BR"/>
+              </w:rPr>
+              <w:t>, é possível desenvolver crenças justificadas sobre o futuro, mas o autor ressalta:</w:t>
+            </w:r>
+          </w:p>
+        </w:tc>
+        <w:tc>
+          <w:tcPr>
+            <w:tcW w:w="0" w:type="auto"/>
+          </w:tcPr>
+          <w:p>
+            <w:pPr>
+              <w:jc w:val="both"/>
+              <w:rPr>
+                <w:rFonts w:ascii="Calibri Light" w:hAnsi="Calibri Light" w:cs="Calibri Light"/>
+                <w:sz w:val="24"/>
+                <w:szCs w:val="24"/>
+              </w:rPr>
+            </w:pPr>
+            <w:r>
+              <w:rPr>
+                <w:rFonts w:ascii="Calibri Light" w:hAnsi="Calibri Light" w:cs="Calibri Light"/>
+                <w:sz w:val="24"/>
+                <w:szCs w:val="24"/>
+              </w:rPr>
+              <w:t>16</w:t>
+            </w:r>
+          </w:p>
+        </w:tc>
+        <w:tc>
+          <w:tcPr>
+            <w:tcW w:w="0" w:type="auto"/>
+          </w:tcPr>
+          <w:p>
+            <w:pPr>
+              <w:jc w:val="both"/>
+              <w:rPr>
+                <w:rFonts w:ascii="Calibri Light" w:hAnsi="Calibri Light" w:cs="Calibri Light"/>
+                <w:sz w:val="24"/>
+                <w:szCs w:val="24"/>
+              </w:rPr>
+            </w:pPr>
+            <w:r>
+              <w:rPr>
+                <w:rFonts w:ascii="Calibri Light" w:hAnsi="Calibri Light" w:cs="Calibri Light"/>
+                <w:sz w:val="24"/>
+                <w:szCs w:val="24"/>
+              </w:rPr>
+              <w:t xml:space="preserve">Through </w:t>
+            </w:r>
+            <w:proofErr w:type="spellStart"/>
+            <w:r>
+              <w:rPr>
+                <w:rFonts w:ascii="Calibri Light" w:hAnsi="Calibri Light" w:cs="Calibri Light"/>
+                <w:sz w:val="24"/>
+                <w:szCs w:val="24"/>
+              </w:rPr>
+              <w:t>explanationalism</w:t>
+            </w:r>
+            <w:proofErr w:type="spellEnd"/>
+            <w:r>
+              <w:rPr>
+                <w:rFonts w:ascii="Calibri Light" w:hAnsi="Calibri Light" w:cs="Calibri Light"/>
+                <w:sz w:val="24"/>
+                <w:szCs w:val="24"/>
+              </w:rPr>
+              <w:t>, it is possible to develop justified beliefs about the future, but the author emphasizes:</w:t>
+            </w:r>
+          </w:p>
+        </w:tc>
+      </w:tr>
+      <w:tr>
+        <w:tc>
+          <w:tcPr>
+            <w:tcW w:w="0" w:type="auto"/>
+          </w:tcPr>
+          <w:p>
+            <w:pPr>
+              <w:jc w:val="both"/>
+              <w:rPr>
+                <w:rFonts w:ascii="Calibri Light" w:hAnsi="Calibri Light" w:cs="Calibri Light"/>
+                <w:sz w:val="24"/>
+                <w:szCs w:val="24"/>
+                <w:lang w:val="pt-BR"/>
+              </w:rPr>
+            </w:pPr>
+            <w:r>
+              <w:rPr>
+                <w:rFonts w:ascii="Calibri Light" w:hAnsi="Calibri Light" w:cs="Calibri Light"/>
+                <w:sz w:val="24"/>
+                <w:szCs w:val="24"/>
+                <w:lang w:val="pt-BR"/>
+              </w:rPr>
+              <w:t>3</w:t>
+            </w:r>
+            <w:r>
+              <w:rPr>
+                <w:rFonts w:ascii="Calibri Light" w:hAnsi="Calibri Light" w:cs="Calibri Light"/>
+                <w:sz w:val="24"/>
+                <w:szCs w:val="24"/>
+                <w:lang w:val="pt-BR"/>
+              </w:rPr>
+              <w:t>5</w:t>
+            </w:r>
+          </w:p>
+        </w:tc>
+        <w:tc>
+          <w:tcPr>
+            <w:tcW w:w="0" w:type="auto"/>
+          </w:tcPr>
+          <w:p>
+            <w:pPr>
+              <w:jc w:val="both"/>
+              <w:rPr>
+                <w:rFonts w:ascii="Calibri Light" w:hAnsi="Calibri Light" w:cs="Calibri Light"/>
+                <w:sz w:val="24"/>
+                <w:szCs w:val="24"/>
+                <w:lang w:val="pt-BR"/>
+              </w:rPr>
+            </w:pPr>
+            <w:r>
+              <w:rPr>
+                <w:rFonts w:ascii="Calibri Light" w:hAnsi="Calibri Light" w:cs="Calibri Light"/>
+                <w:sz w:val="24"/>
+                <w:szCs w:val="24"/>
+                <w:lang w:val="pt-BR"/>
+              </w:rPr>
+              <w:t>há casos em que julgamos intuitivamente pessoas como justificadas ao crer em certas proposições sobre o futuro, embora, de acordo com a melhor explicação, suas evidências não apoiem aquelas proposições.</w:t>
+            </w:r>
+          </w:p>
+        </w:tc>
+        <w:tc>
+          <w:tcPr>
+            <w:tcW w:w="0" w:type="auto"/>
+          </w:tcPr>
+          <w:p>
+            <w:pPr>
+              <w:jc w:val="both"/>
+              <w:rPr>
+                <w:rFonts w:ascii="Calibri Light" w:hAnsi="Calibri Light" w:cs="Calibri Light"/>
+                <w:sz w:val="24"/>
+                <w:szCs w:val="24"/>
+              </w:rPr>
+            </w:pPr>
+            <w:r>
+              <w:rPr>
+                <w:rFonts w:ascii="Calibri Light" w:hAnsi="Calibri Light" w:cs="Calibri Light"/>
+                <w:sz w:val="24"/>
+                <w:szCs w:val="24"/>
+              </w:rPr>
+              <w:t>30</w:t>
+            </w:r>
+          </w:p>
+        </w:tc>
+        <w:tc>
+          <w:tcPr>
+            <w:tcW w:w="0" w:type="auto"/>
+          </w:tcPr>
+          <w:p>
+            <w:pPr>
+              <w:jc w:val="both"/>
+              <w:rPr>
+                <w:rFonts w:ascii="Calibri Light" w:hAnsi="Calibri Light" w:cs="Calibri Light"/>
+                <w:sz w:val="24"/>
+                <w:szCs w:val="24"/>
+              </w:rPr>
+            </w:pPr>
+            <w:proofErr w:type="gramStart"/>
+            <w:r>
+              <w:rPr>
+                <w:rFonts w:ascii="Calibri Light" w:hAnsi="Calibri Light" w:cs="Calibri Light"/>
+                <w:sz w:val="24"/>
+                <w:szCs w:val="24"/>
+              </w:rPr>
+              <w:t>there</w:t>
+            </w:r>
+            <w:proofErr w:type="gramEnd"/>
+            <w:r>
+              <w:rPr>
+                <w:rFonts w:ascii="Calibri Light" w:hAnsi="Calibri Light" w:cs="Calibri Light"/>
+                <w:sz w:val="24"/>
+                <w:szCs w:val="24"/>
+              </w:rPr>
+              <w:t xml:space="preserve"> are cases in which we intuitively judge people to be justified in believing certain propositions about the future, although, according to the best explanation, their evidence does not support those propositions.</w:t>
+            </w:r>
+          </w:p>
+        </w:tc>
+      </w:tr>
+      <w:tr>
+        <w:tc>
+          <w:tcPr>
+            <w:tcW w:w="0" w:type="auto"/>
+          </w:tcPr>
+          <w:p>
+            <w:pPr>
+              <w:jc w:val="both"/>
+              <w:rPr>
+                <w:rFonts w:ascii="Calibri Light" w:hAnsi="Calibri Light" w:cs="Calibri Light"/>
+                <w:sz w:val="24"/>
+                <w:szCs w:val="24"/>
+                <w:lang w:val="pt-BR"/>
+              </w:rPr>
+            </w:pPr>
+            <w:r>
+              <w:rPr>
+                <w:rFonts w:ascii="Calibri Light" w:hAnsi="Calibri Light" w:cs="Calibri Light"/>
+                <w:sz w:val="24"/>
+                <w:szCs w:val="24"/>
+                <w:lang w:val="pt-BR"/>
+              </w:rPr>
+              <w:t>3</w:t>
+            </w:r>
+            <w:r>
+              <w:rPr>
+                <w:rFonts w:ascii="Calibri Light" w:hAnsi="Calibri Light" w:cs="Calibri Light"/>
+                <w:sz w:val="24"/>
+                <w:szCs w:val="24"/>
+                <w:lang w:val="pt-BR"/>
+              </w:rPr>
+              <w:t>6</w:t>
+            </w:r>
+          </w:p>
+        </w:tc>
+        <w:tc>
+          <w:tcPr>
+            <w:tcW w:w="0" w:type="auto"/>
+          </w:tcPr>
+          <w:p>
+            <w:pPr>
+              <w:jc w:val="both"/>
+              <w:rPr>
+                <w:rFonts w:ascii="Calibri Light" w:hAnsi="Calibri Light" w:cs="Calibri Light"/>
+                <w:sz w:val="24"/>
+                <w:szCs w:val="24"/>
+                <w:lang w:val="pt-BR"/>
+              </w:rPr>
+            </w:pPr>
+            <w:r>
+              <w:rPr>
+                <w:rFonts w:ascii="Calibri Light" w:hAnsi="Calibri Light" w:cs="Calibri Light"/>
+                <w:sz w:val="24"/>
+                <w:szCs w:val="24"/>
+                <w:lang w:val="pt-BR"/>
+              </w:rPr>
+              <w:t>Walton (2008) identifica critérios alternativos de avaliação epistemológica, reflete sobre a utilidade decisória dos cenários e busca uma ponte entre a investigação teórica e os resultados práticos.</w:t>
+            </w:r>
+          </w:p>
+        </w:tc>
+        <w:tc>
+          <w:tcPr>
+            <w:tcW w:w="0" w:type="auto"/>
+          </w:tcPr>
+          <w:p>
+            <w:pPr>
+              <w:jc w:val="both"/>
+              <w:rPr>
+                <w:rFonts w:ascii="Calibri Light" w:hAnsi="Calibri Light" w:cs="Calibri Light"/>
+                <w:sz w:val="24"/>
+                <w:szCs w:val="24"/>
+              </w:rPr>
+            </w:pPr>
+            <w:r>
+              <w:rPr>
+                <w:rFonts w:ascii="Calibri Light" w:hAnsi="Calibri Light" w:cs="Calibri Light"/>
+                <w:sz w:val="24"/>
+                <w:szCs w:val="24"/>
+              </w:rPr>
+              <w:t>27</w:t>
+            </w:r>
+          </w:p>
+        </w:tc>
+        <w:tc>
+          <w:tcPr>
+            <w:tcW w:w="0" w:type="auto"/>
+          </w:tcPr>
+          <w:p>
+            <w:pPr>
+              <w:jc w:val="both"/>
+              <w:rPr>
+                <w:rFonts w:ascii="Calibri Light" w:hAnsi="Calibri Light" w:cs="Calibri Light"/>
+                <w:sz w:val="24"/>
+                <w:szCs w:val="24"/>
+              </w:rPr>
+            </w:pPr>
+            <w:r>
+              <w:rPr>
+                <w:rFonts w:ascii="Calibri Light" w:hAnsi="Calibri Light" w:cs="Calibri Light"/>
+                <w:sz w:val="24"/>
+                <w:szCs w:val="24"/>
+              </w:rPr>
+              <w:t>Walton (2008) identifies alternative criteria for epistemological evaluation, reflects on the decision utility of scenarios, and seeks a bridge between theoretical inquiry and practical results.</w:t>
+            </w:r>
+          </w:p>
+        </w:tc>
+      </w:tr>
+      <w:tr>
+        <w:tc>
+          <w:tcPr>
+            <w:tcW w:w="0" w:type="auto"/>
+          </w:tcPr>
+          <w:p>
+            <w:pPr>
+              <w:jc w:val="both"/>
+              <w:rPr>
+                <w:rFonts w:ascii="Calibri Light" w:hAnsi="Calibri Light" w:cs="Calibri Light"/>
+                <w:sz w:val="24"/>
+                <w:szCs w:val="24"/>
+                <w:lang w:val="pt-BR"/>
+              </w:rPr>
+            </w:pPr>
+            <w:r>
+              <w:rPr>
+                <w:rFonts w:ascii="Calibri Light" w:hAnsi="Calibri Light" w:cs="Calibri Light"/>
+                <w:sz w:val="24"/>
+                <w:szCs w:val="24"/>
+                <w:lang w:val="pt-BR"/>
+              </w:rPr>
+              <w:t>3</w:t>
+            </w:r>
+            <w:r>
+              <w:rPr>
+                <w:rFonts w:ascii="Calibri Light" w:hAnsi="Calibri Light" w:cs="Calibri Light"/>
+                <w:sz w:val="24"/>
+                <w:szCs w:val="24"/>
+                <w:lang w:val="pt-BR"/>
+              </w:rPr>
+              <w:t>7</w:t>
+            </w:r>
+          </w:p>
+        </w:tc>
+        <w:tc>
+          <w:tcPr>
+            <w:tcW w:w="0" w:type="auto"/>
+          </w:tcPr>
+          <w:p>
+            <w:pPr>
+              <w:jc w:val="both"/>
+              <w:rPr>
+                <w:rFonts w:ascii="Calibri Light" w:hAnsi="Calibri Light" w:cs="Calibri Light"/>
+                <w:sz w:val="24"/>
+                <w:szCs w:val="24"/>
+                <w:lang w:val="pt-BR"/>
+              </w:rPr>
+            </w:pPr>
+            <w:r>
+              <w:rPr>
+                <w:rFonts w:ascii="Calibri Light" w:hAnsi="Calibri Light" w:cs="Calibri Light"/>
+                <w:sz w:val="24"/>
+                <w:szCs w:val="24"/>
+                <w:lang w:val="pt-BR"/>
+              </w:rPr>
+              <w:t>Aborda fundamentos e critérios filosóficos;</w:t>
+            </w:r>
+          </w:p>
+        </w:tc>
+        <w:tc>
+          <w:tcPr>
+            <w:tcW w:w="0" w:type="auto"/>
+          </w:tcPr>
+          <w:p>
+            <w:pPr>
+              <w:jc w:val="both"/>
+              <w:rPr>
+                <w:rFonts w:ascii="Calibri Light" w:hAnsi="Calibri Light" w:cs="Calibri Light"/>
+                <w:sz w:val="24"/>
+                <w:szCs w:val="24"/>
+                <w:lang w:val="pt-BR"/>
+              </w:rPr>
+            </w:pPr>
+            <w:r>
+              <w:rPr>
+                <w:rFonts w:ascii="Calibri Light" w:hAnsi="Calibri Light" w:cs="Calibri Light"/>
+                <w:sz w:val="24"/>
+                <w:szCs w:val="24"/>
+                <w:lang w:val="pt-BR"/>
+              </w:rPr>
+              <w:t>5</w:t>
+            </w:r>
+          </w:p>
+        </w:tc>
+        <w:tc>
+          <w:tcPr>
+            <w:tcW w:w="0" w:type="auto"/>
+          </w:tcPr>
+          <w:p>
+            <w:pPr>
+              <w:jc w:val="both"/>
+              <w:rPr>
+                <w:rFonts w:ascii="Calibri Light" w:hAnsi="Calibri Light" w:cs="Calibri Light"/>
+                <w:sz w:val="24"/>
+                <w:szCs w:val="24"/>
+              </w:rPr>
+            </w:pPr>
+            <w:r>
+              <w:rPr>
+                <w:rFonts w:ascii="Calibri Light" w:hAnsi="Calibri Light" w:cs="Calibri Light"/>
+                <w:sz w:val="24"/>
+                <w:szCs w:val="24"/>
+              </w:rPr>
+              <w:t>It addresses philosophical foundations and criteria;</w:t>
+            </w:r>
+          </w:p>
+        </w:tc>
+      </w:tr>
+      <w:tr>
+        <w:tc>
+          <w:tcPr>
+            <w:tcW w:w="0" w:type="auto"/>
+          </w:tcPr>
+          <w:p>
+            <w:pPr>
+              <w:jc w:val="both"/>
+              <w:rPr>
+                <w:rFonts w:ascii="Calibri Light" w:hAnsi="Calibri Light" w:cs="Calibri Light"/>
+                <w:sz w:val="24"/>
+                <w:szCs w:val="24"/>
+                <w:lang w:val="pt-BR"/>
+              </w:rPr>
+            </w:pPr>
+            <w:r>
+              <w:rPr>
+                <w:rFonts w:ascii="Calibri Light" w:hAnsi="Calibri Light" w:cs="Calibri Light"/>
+                <w:sz w:val="24"/>
+                <w:szCs w:val="24"/>
+                <w:lang w:val="pt-BR"/>
+              </w:rPr>
+              <w:t>3</w:t>
+            </w:r>
+            <w:r>
+              <w:rPr>
+                <w:rFonts w:ascii="Calibri Light" w:hAnsi="Calibri Light" w:cs="Calibri Light"/>
+                <w:sz w:val="24"/>
+                <w:szCs w:val="24"/>
+                <w:lang w:val="pt-BR"/>
+              </w:rPr>
+              <w:t>8</w:t>
+            </w:r>
+          </w:p>
+        </w:tc>
+        <w:tc>
+          <w:tcPr>
+            <w:tcW w:w="0" w:type="auto"/>
+          </w:tcPr>
+          <w:p>
+            <w:pPr>
+              <w:jc w:val="both"/>
+              <w:rPr>
+                <w:rFonts w:ascii="Calibri Light" w:hAnsi="Calibri Light" w:cs="Calibri Light"/>
+                <w:sz w:val="24"/>
+                <w:szCs w:val="24"/>
+                <w:lang w:val="pt-BR"/>
+              </w:rPr>
+            </w:pPr>
+            <w:r>
+              <w:rPr>
+                <w:rFonts w:ascii="Calibri Light" w:hAnsi="Calibri Light" w:cs="Calibri Light"/>
+                <w:sz w:val="24"/>
+                <w:szCs w:val="24"/>
+                <w:lang w:val="pt-BR"/>
+              </w:rPr>
+              <w:t>a ontologia de cenários;</w:t>
+            </w:r>
+          </w:p>
+        </w:tc>
+        <w:tc>
+          <w:tcPr>
+            <w:tcW w:w="0" w:type="auto"/>
+          </w:tcPr>
+          <w:p>
+            <w:pPr>
+              <w:jc w:val="both"/>
+              <w:rPr>
+                <w:rFonts w:ascii="Calibri Light" w:hAnsi="Calibri Light" w:cs="Calibri Light"/>
+                <w:sz w:val="24"/>
+                <w:szCs w:val="24"/>
+                <w:lang w:val="pt-BR"/>
+              </w:rPr>
+            </w:pPr>
+            <w:r>
+              <w:rPr>
+                <w:rFonts w:ascii="Calibri Light" w:hAnsi="Calibri Light" w:cs="Calibri Light"/>
+                <w:sz w:val="24"/>
+                <w:szCs w:val="24"/>
+                <w:lang w:val="pt-BR"/>
+              </w:rPr>
+              <w:t>4</w:t>
+            </w:r>
+          </w:p>
+        </w:tc>
+        <w:tc>
+          <w:tcPr>
+            <w:tcW w:w="0" w:type="auto"/>
+          </w:tcPr>
+          <w:p>
+            <w:pPr>
+              <w:jc w:val="both"/>
+              <w:rPr>
+                <w:rFonts w:ascii="Calibri Light" w:hAnsi="Calibri Light" w:cs="Calibri Light"/>
+                <w:sz w:val="24"/>
+                <w:szCs w:val="24"/>
+                <w:lang w:val="pt-BR"/>
+              </w:rPr>
+            </w:pPr>
+            <w:proofErr w:type="spellStart"/>
+            <w:r>
+              <w:rPr>
+                <w:rFonts w:ascii="Calibri Light" w:hAnsi="Calibri Light" w:cs="Calibri Light"/>
+                <w:sz w:val="24"/>
+                <w:szCs w:val="24"/>
+                <w:lang w:val="pt-BR"/>
+              </w:rPr>
+              <w:t>the</w:t>
+            </w:r>
+            <w:proofErr w:type="spellEnd"/>
+            <w:r>
+              <w:rPr>
+                <w:rFonts w:ascii="Calibri Light" w:hAnsi="Calibri Light" w:cs="Calibri Light"/>
+                <w:sz w:val="24"/>
+                <w:szCs w:val="24"/>
+                <w:lang w:val="pt-BR"/>
+              </w:rPr>
+              <w:t xml:space="preserve"> </w:t>
+            </w:r>
+            <w:proofErr w:type="spellStart"/>
+            <w:r>
+              <w:rPr>
+                <w:rFonts w:ascii="Calibri Light" w:hAnsi="Calibri Light" w:cs="Calibri Light"/>
+                <w:sz w:val="24"/>
+                <w:szCs w:val="24"/>
+                <w:lang w:val="pt-BR"/>
+              </w:rPr>
+              <w:t>ontology</w:t>
+            </w:r>
+            <w:proofErr w:type="spellEnd"/>
+            <w:r>
+              <w:rPr>
+                <w:rFonts w:ascii="Calibri Light" w:hAnsi="Calibri Light" w:cs="Calibri Light"/>
+                <w:sz w:val="24"/>
+                <w:szCs w:val="24"/>
+                <w:lang w:val="pt-BR"/>
+              </w:rPr>
+              <w:t xml:space="preserve"> </w:t>
+            </w:r>
+            <w:proofErr w:type="spellStart"/>
+            <w:r>
+              <w:rPr>
+                <w:rFonts w:ascii="Calibri Light" w:hAnsi="Calibri Light" w:cs="Calibri Light"/>
+                <w:sz w:val="24"/>
+                <w:szCs w:val="24"/>
+                <w:lang w:val="pt-BR"/>
+              </w:rPr>
+              <w:t>of</w:t>
+            </w:r>
+            <w:proofErr w:type="spellEnd"/>
+            <w:r>
+              <w:rPr>
+                <w:rFonts w:ascii="Calibri Light" w:hAnsi="Calibri Light" w:cs="Calibri Light"/>
+                <w:sz w:val="24"/>
+                <w:szCs w:val="24"/>
+                <w:lang w:val="pt-BR"/>
+              </w:rPr>
+              <w:t xml:space="preserve"> </w:t>
+            </w:r>
+            <w:proofErr w:type="spellStart"/>
+            <w:r>
+              <w:rPr>
+                <w:rFonts w:ascii="Calibri Light" w:hAnsi="Calibri Light" w:cs="Calibri Light"/>
+                <w:sz w:val="24"/>
+                <w:szCs w:val="24"/>
+                <w:lang w:val="pt-BR"/>
+              </w:rPr>
+              <w:t>scenarios</w:t>
+            </w:r>
+            <w:proofErr w:type="spellEnd"/>
+            <w:r>
+              <w:rPr>
+                <w:rFonts w:ascii="Calibri Light" w:hAnsi="Calibri Light" w:cs="Calibri Light"/>
+                <w:sz w:val="24"/>
+                <w:szCs w:val="24"/>
+                <w:lang w:val="pt-BR"/>
+              </w:rPr>
+              <w:t>;</w:t>
+            </w:r>
+          </w:p>
+        </w:tc>
+      </w:tr>
+      <w:tr>
+        <w:tc>
+          <w:tcPr>
+            <w:tcW w:w="0" w:type="auto"/>
+          </w:tcPr>
+          <w:p>
+            <w:pPr>
+              <w:jc w:val="both"/>
+              <w:rPr>
+                <w:rFonts w:ascii="Calibri Light" w:hAnsi="Calibri Light" w:cs="Calibri Light"/>
+                <w:sz w:val="24"/>
+                <w:szCs w:val="24"/>
+                <w:lang w:val="pt-BR"/>
+              </w:rPr>
+            </w:pPr>
+            <w:r>
+              <w:rPr>
+                <w:rFonts w:ascii="Calibri Light" w:hAnsi="Calibri Light" w:cs="Calibri Light"/>
+                <w:sz w:val="24"/>
+                <w:szCs w:val="24"/>
+                <w:lang w:val="pt-BR"/>
+              </w:rPr>
+              <w:t>3</w:t>
+            </w:r>
+            <w:r>
+              <w:rPr>
+                <w:rFonts w:ascii="Calibri Light" w:hAnsi="Calibri Light" w:cs="Calibri Light"/>
+                <w:sz w:val="24"/>
+                <w:szCs w:val="24"/>
+                <w:lang w:val="pt-BR"/>
+              </w:rPr>
+              <w:t>9</w:t>
+            </w:r>
+          </w:p>
+        </w:tc>
+        <w:tc>
+          <w:tcPr>
+            <w:tcW w:w="0" w:type="auto"/>
+          </w:tcPr>
+          <w:p>
+            <w:pPr>
+              <w:jc w:val="both"/>
+              <w:rPr>
+                <w:rFonts w:ascii="Calibri Light" w:hAnsi="Calibri Light" w:cs="Calibri Light"/>
+                <w:sz w:val="24"/>
+                <w:szCs w:val="24"/>
+                <w:lang w:val="pt-BR"/>
+              </w:rPr>
+            </w:pPr>
+            <w:r>
+              <w:rPr>
+                <w:rFonts w:ascii="Calibri Light" w:hAnsi="Calibri Light" w:cs="Calibri Light"/>
+                <w:sz w:val="24"/>
+                <w:szCs w:val="24"/>
+                <w:lang w:val="pt-BR"/>
+              </w:rPr>
+              <w:t>critérios para a construção de cenários e seu status epistemológico;</w:t>
+            </w:r>
+          </w:p>
+        </w:tc>
+        <w:tc>
+          <w:tcPr>
+            <w:tcW w:w="0" w:type="auto"/>
+          </w:tcPr>
+          <w:p>
+            <w:pPr>
+              <w:jc w:val="both"/>
+              <w:rPr>
+                <w:rFonts w:ascii="Calibri Light" w:hAnsi="Calibri Light" w:cs="Calibri Light"/>
+                <w:sz w:val="24"/>
+                <w:szCs w:val="24"/>
+                <w:lang w:val="pt-BR"/>
+              </w:rPr>
+            </w:pPr>
+            <w:r>
+              <w:rPr>
+                <w:rFonts w:ascii="Calibri Light" w:hAnsi="Calibri Light" w:cs="Calibri Light"/>
+                <w:sz w:val="24"/>
+                <w:szCs w:val="24"/>
+                <w:lang w:val="pt-BR"/>
+              </w:rPr>
+              <w:t>10</w:t>
+            </w:r>
+          </w:p>
+        </w:tc>
+        <w:tc>
+          <w:tcPr>
+            <w:tcW w:w="0" w:type="auto"/>
+          </w:tcPr>
+          <w:p>
+            <w:pPr>
+              <w:jc w:val="both"/>
+              <w:rPr>
+                <w:rFonts w:ascii="Calibri Light" w:hAnsi="Calibri Light" w:cs="Calibri Light"/>
+                <w:sz w:val="24"/>
+                <w:szCs w:val="24"/>
+              </w:rPr>
+            </w:pPr>
+            <w:r>
+              <w:rPr>
+                <w:rFonts w:ascii="Calibri Light" w:hAnsi="Calibri Light" w:cs="Calibri Light"/>
+                <w:sz w:val="24"/>
+                <w:szCs w:val="24"/>
+              </w:rPr>
+              <w:t>criteria for scenario construction and their epistemological status;</w:t>
+            </w:r>
+          </w:p>
+        </w:tc>
+      </w:tr>
+      <w:tr>
+        <w:tc>
+          <w:tcPr>
+            <w:tcW w:w="0" w:type="auto"/>
+          </w:tcPr>
+          <w:p>
+            <w:pPr>
+              <w:jc w:val="both"/>
+              <w:rPr>
+                <w:rFonts w:ascii="Calibri Light" w:hAnsi="Calibri Light" w:cs="Calibri Light"/>
+                <w:sz w:val="24"/>
+                <w:szCs w:val="24"/>
+                <w:lang w:val="pt-BR"/>
+              </w:rPr>
+            </w:pPr>
+            <w:r>
+              <w:rPr>
+                <w:rFonts w:ascii="Calibri Light" w:hAnsi="Calibri Light" w:cs="Calibri Light"/>
+                <w:sz w:val="24"/>
+                <w:szCs w:val="24"/>
+                <w:lang w:val="pt-BR"/>
+              </w:rPr>
+              <w:t>4</w:t>
+            </w:r>
+            <w:r>
+              <w:rPr>
+                <w:rFonts w:ascii="Calibri Light" w:hAnsi="Calibri Light" w:cs="Calibri Light"/>
+                <w:sz w:val="24"/>
+                <w:szCs w:val="24"/>
+                <w:lang w:val="pt-BR"/>
+              </w:rPr>
+              <w:t>0</w:t>
+            </w:r>
+          </w:p>
+        </w:tc>
+        <w:tc>
+          <w:tcPr>
+            <w:tcW w:w="0" w:type="auto"/>
+          </w:tcPr>
+          <w:p>
+            <w:pPr>
+              <w:jc w:val="both"/>
+              <w:rPr>
+                <w:rFonts w:ascii="Calibri Light" w:hAnsi="Calibri Light" w:cs="Calibri Light"/>
+                <w:sz w:val="24"/>
+                <w:szCs w:val="24"/>
+                <w:lang w:val="pt-BR"/>
+              </w:rPr>
+            </w:pPr>
+            <w:r>
+              <w:rPr>
+                <w:rFonts w:ascii="Calibri Light" w:hAnsi="Calibri Light" w:cs="Calibri Light"/>
+                <w:sz w:val="24"/>
+                <w:szCs w:val="24"/>
+                <w:lang w:val="pt-BR"/>
+              </w:rPr>
+              <w:t>e testes de cenário contra padrões positivistas de uma “boa teoria”.</w:t>
+            </w:r>
+          </w:p>
+        </w:tc>
+        <w:tc>
+          <w:tcPr>
+            <w:tcW w:w="0" w:type="auto"/>
+          </w:tcPr>
+          <w:p>
+            <w:pPr>
+              <w:jc w:val="both"/>
+              <w:rPr>
+                <w:rFonts w:ascii="Calibri Light" w:hAnsi="Calibri Light" w:cs="Calibri Light"/>
+                <w:sz w:val="24"/>
+                <w:szCs w:val="24"/>
+              </w:rPr>
+            </w:pPr>
+            <w:r>
+              <w:rPr>
+                <w:rFonts w:ascii="Calibri Light" w:hAnsi="Calibri Light" w:cs="Calibri Light"/>
+                <w:sz w:val="24"/>
+                <w:szCs w:val="24"/>
+              </w:rPr>
+              <w:t>11</w:t>
+            </w:r>
+          </w:p>
+        </w:tc>
+        <w:tc>
+          <w:tcPr>
+            <w:tcW w:w="0" w:type="auto"/>
+          </w:tcPr>
+          <w:p>
+            <w:pPr>
+              <w:jc w:val="both"/>
+              <w:rPr>
+                <w:rFonts w:ascii="Calibri Light" w:hAnsi="Calibri Light" w:cs="Calibri Light"/>
+                <w:sz w:val="24"/>
+                <w:szCs w:val="24"/>
+              </w:rPr>
+            </w:pPr>
+            <w:r>
+              <w:rPr>
+                <w:rFonts w:ascii="Calibri Light" w:hAnsi="Calibri Light" w:cs="Calibri Light"/>
+                <w:sz w:val="24"/>
+                <w:szCs w:val="24"/>
+              </w:rPr>
+              <w:t xml:space="preserve">and scenario tests against </w:t>
+            </w:r>
+            <w:proofErr w:type="gramStart"/>
+            <w:r>
+              <w:rPr>
+                <w:rFonts w:ascii="Calibri Light" w:hAnsi="Calibri Light" w:cs="Calibri Light"/>
+                <w:sz w:val="24"/>
+                <w:szCs w:val="24"/>
+              </w:rPr>
+              <w:t>positivist</w:t>
+            </w:r>
+            <w:proofErr w:type="gramEnd"/>
+            <w:r>
+              <w:rPr>
+                <w:rFonts w:ascii="Calibri Light" w:hAnsi="Calibri Light" w:cs="Calibri Light"/>
+                <w:sz w:val="24"/>
+                <w:szCs w:val="24"/>
+              </w:rPr>
+              <w:t xml:space="preserve"> standards of a "good theory".</w:t>
+            </w:r>
+          </w:p>
+        </w:tc>
+      </w:tr>
+      <w:tr>
+        <w:tc>
+          <w:tcPr>
+            <w:tcW w:w="0" w:type="auto"/>
+          </w:tcPr>
+          <w:p>
+            <w:pPr>
+              <w:jc w:val="both"/>
+              <w:rPr>
+                <w:rFonts w:ascii="Calibri Light" w:hAnsi="Calibri Light" w:cs="Calibri Light"/>
+                <w:sz w:val="24"/>
+                <w:szCs w:val="24"/>
+              </w:rPr>
+            </w:pPr>
+            <w:r>
+              <w:rPr>
+                <w:rFonts w:ascii="Calibri Light" w:hAnsi="Calibri Light" w:cs="Calibri Light"/>
+                <w:sz w:val="24"/>
+                <w:szCs w:val="24"/>
+              </w:rPr>
+              <w:t>4</w:t>
+            </w:r>
+            <w:r>
+              <w:rPr>
+                <w:rFonts w:ascii="Calibri Light" w:hAnsi="Calibri Light" w:cs="Calibri Light"/>
+                <w:sz w:val="24"/>
+                <w:szCs w:val="24"/>
+              </w:rPr>
+              <w:t>1</w:t>
+            </w:r>
+          </w:p>
+        </w:tc>
+        <w:tc>
+          <w:tcPr>
+            <w:tcW w:w="0" w:type="auto"/>
+          </w:tcPr>
+          <w:p>
+            <w:pPr>
+              <w:jc w:val="both"/>
+              <w:rPr>
+                <w:rFonts w:ascii="Calibri Light" w:hAnsi="Calibri Light" w:cs="Calibri Light"/>
+                <w:sz w:val="24"/>
+                <w:szCs w:val="24"/>
+              </w:rPr>
+            </w:pPr>
+            <w:proofErr w:type="spellStart"/>
+            <w:r>
+              <w:rPr>
+                <w:rFonts w:ascii="Calibri Light" w:hAnsi="Calibri Light" w:cs="Calibri Light"/>
+                <w:sz w:val="24"/>
+                <w:szCs w:val="24"/>
+              </w:rPr>
+              <w:t>Conclui</w:t>
+            </w:r>
+            <w:proofErr w:type="spellEnd"/>
+            <w:r>
+              <w:rPr>
+                <w:rFonts w:ascii="Calibri Light" w:hAnsi="Calibri Light" w:cs="Calibri Light"/>
+                <w:sz w:val="24"/>
+                <w:szCs w:val="24"/>
+              </w:rPr>
+              <w:t xml:space="preserve"> </w:t>
+            </w:r>
+            <w:proofErr w:type="spellStart"/>
+            <w:r>
+              <w:rPr>
+                <w:rFonts w:ascii="Calibri Light" w:hAnsi="Calibri Light" w:cs="Calibri Light"/>
+                <w:sz w:val="24"/>
+                <w:szCs w:val="24"/>
+              </w:rPr>
+              <w:t>que</w:t>
+            </w:r>
+            <w:proofErr w:type="spellEnd"/>
+            <w:r>
+              <w:rPr>
+                <w:rFonts w:ascii="Calibri Light" w:hAnsi="Calibri Light" w:cs="Calibri Light"/>
+                <w:sz w:val="24"/>
+                <w:szCs w:val="24"/>
+              </w:rPr>
+              <w:t>:</w:t>
+            </w:r>
+          </w:p>
+        </w:tc>
+        <w:tc>
+          <w:tcPr>
+            <w:tcW w:w="0" w:type="auto"/>
+          </w:tcPr>
+          <w:p>
+            <w:pPr>
+              <w:jc w:val="both"/>
+              <w:rPr>
+                <w:rFonts w:ascii="Calibri Light" w:hAnsi="Calibri Light" w:cs="Calibri Light"/>
+                <w:sz w:val="24"/>
+                <w:szCs w:val="24"/>
+              </w:rPr>
+            </w:pPr>
+            <w:r>
+              <w:rPr>
+                <w:rFonts w:ascii="Calibri Light" w:hAnsi="Calibri Light" w:cs="Calibri Light"/>
+                <w:sz w:val="24"/>
+                <w:szCs w:val="24"/>
+              </w:rPr>
+              <w:t>2</w:t>
+            </w:r>
+          </w:p>
+        </w:tc>
+        <w:tc>
+          <w:tcPr>
+            <w:tcW w:w="0" w:type="auto"/>
+          </w:tcPr>
+          <w:p>
+            <w:pPr>
+              <w:jc w:val="both"/>
+              <w:rPr>
+                <w:rFonts w:ascii="Calibri Light" w:hAnsi="Calibri Light" w:cs="Calibri Light"/>
+                <w:sz w:val="24"/>
+                <w:szCs w:val="24"/>
+              </w:rPr>
+            </w:pPr>
+            <w:r>
+              <w:rPr>
+                <w:rFonts w:ascii="Calibri Light" w:hAnsi="Calibri Light" w:cs="Calibri Light"/>
+                <w:sz w:val="24"/>
+                <w:szCs w:val="24"/>
+              </w:rPr>
+              <w:t>It concludes that:</w:t>
+            </w:r>
+          </w:p>
+        </w:tc>
+      </w:tr>
+      <w:tr>
+        <w:tc>
+          <w:tcPr>
+            <w:tcW w:w="0" w:type="auto"/>
+          </w:tcPr>
+          <w:p>
+            <w:pPr>
+              <w:jc w:val="both"/>
+              <w:rPr>
+                <w:rFonts w:ascii="Calibri Light" w:hAnsi="Calibri Light" w:cs="Calibri Light"/>
+                <w:sz w:val="24"/>
+                <w:szCs w:val="24"/>
+              </w:rPr>
+            </w:pPr>
+            <w:r>
+              <w:rPr>
+                <w:rFonts w:ascii="Calibri Light" w:hAnsi="Calibri Light" w:cs="Calibri Light"/>
+                <w:sz w:val="24"/>
+                <w:szCs w:val="24"/>
+              </w:rPr>
+              <w:t>4</w:t>
+            </w:r>
+            <w:r>
+              <w:rPr>
+                <w:rFonts w:ascii="Calibri Light" w:hAnsi="Calibri Light" w:cs="Calibri Light"/>
+                <w:sz w:val="24"/>
+                <w:szCs w:val="24"/>
+              </w:rPr>
+              <w:t>2</w:t>
+            </w:r>
+          </w:p>
+        </w:tc>
+        <w:tc>
+          <w:tcPr>
+            <w:tcW w:w="0" w:type="auto"/>
+          </w:tcPr>
+          <w:p>
+            <w:pPr>
+              <w:jc w:val="both"/>
+              <w:rPr>
+                <w:rFonts w:ascii="Calibri Light" w:hAnsi="Calibri Light" w:cs="Calibri Light"/>
+                <w:sz w:val="24"/>
+                <w:szCs w:val="24"/>
+                <w:lang w:val="pt-BR"/>
+              </w:rPr>
+            </w:pPr>
+            <w:r>
+              <w:rPr>
+                <w:rFonts w:ascii="Calibri Light" w:hAnsi="Calibri Light" w:cs="Calibri Light"/>
+                <w:sz w:val="24"/>
+                <w:szCs w:val="24"/>
+                <w:lang w:val="pt-BR"/>
+              </w:rPr>
+              <w:t>é viável criar um quadro que regule o processo de planejamento por cenários e julgar, por observações, se ele atende aos requisitos de uma boa teoria;</w:t>
+            </w:r>
+          </w:p>
+        </w:tc>
+        <w:tc>
+          <w:tcPr>
+            <w:tcW w:w="0" w:type="auto"/>
+          </w:tcPr>
+          <w:p>
+            <w:pPr>
+              <w:jc w:val="both"/>
+              <w:rPr>
+                <w:rFonts w:ascii="Calibri Light" w:hAnsi="Calibri Light" w:cs="Calibri Light"/>
+                <w:sz w:val="24"/>
+                <w:szCs w:val="24"/>
+              </w:rPr>
+            </w:pPr>
+            <w:r>
+              <w:rPr>
+                <w:rFonts w:ascii="Calibri Light" w:hAnsi="Calibri Light" w:cs="Calibri Light"/>
+                <w:sz w:val="24"/>
+                <w:szCs w:val="24"/>
+              </w:rPr>
+              <w:t>26</w:t>
+            </w:r>
+          </w:p>
+        </w:tc>
+        <w:tc>
+          <w:tcPr>
+            <w:tcW w:w="0" w:type="auto"/>
+          </w:tcPr>
+          <w:p>
+            <w:pPr>
+              <w:jc w:val="both"/>
+              <w:rPr>
+                <w:rFonts w:ascii="Calibri Light" w:hAnsi="Calibri Light" w:cs="Calibri Light"/>
+                <w:sz w:val="24"/>
+                <w:szCs w:val="24"/>
+              </w:rPr>
+            </w:pPr>
+            <w:proofErr w:type="gramStart"/>
+            <w:r>
+              <w:rPr>
+                <w:rFonts w:ascii="Calibri Light" w:hAnsi="Calibri Light" w:cs="Calibri Light"/>
+                <w:sz w:val="24"/>
+                <w:szCs w:val="24"/>
+              </w:rPr>
+              <w:t>it</w:t>
+            </w:r>
+            <w:proofErr w:type="gramEnd"/>
+            <w:r>
+              <w:rPr>
+                <w:rFonts w:ascii="Calibri Light" w:hAnsi="Calibri Light" w:cs="Calibri Light"/>
+                <w:sz w:val="24"/>
+                <w:szCs w:val="24"/>
+              </w:rPr>
+              <w:t xml:space="preserve"> is feasible to create a framework that regulates the scenario planning process and to judge, by observation, whether it meets the requirements of a good theory;</w:t>
+            </w:r>
+          </w:p>
+        </w:tc>
+      </w:tr>
+      <w:tr>
+        <w:tc>
+          <w:tcPr>
+            <w:tcW w:w="0" w:type="auto"/>
+          </w:tcPr>
+          <w:p>
+            <w:pPr>
+              <w:jc w:val="both"/>
+              <w:rPr>
+                <w:rFonts w:ascii="Calibri Light" w:hAnsi="Calibri Light" w:cs="Calibri Light"/>
+                <w:sz w:val="24"/>
+                <w:szCs w:val="24"/>
+                <w:lang w:val="pt-BR"/>
+              </w:rPr>
+            </w:pPr>
+            <w:r>
+              <w:rPr>
+                <w:rFonts w:ascii="Calibri Light" w:hAnsi="Calibri Light" w:cs="Calibri Light"/>
+                <w:sz w:val="24"/>
+                <w:szCs w:val="24"/>
+                <w:lang w:val="pt-BR"/>
+              </w:rPr>
+              <w:t>4</w:t>
+            </w:r>
+            <w:r>
+              <w:rPr>
+                <w:rFonts w:ascii="Calibri Light" w:hAnsi="Calibri Light" w:cs="Calibri Light"/>
+                <w:sz w:val="24"/>
+                <w:szCs w:val="24"/>
+                <w:lang w:val="pt-BR"/>
+              </w:rPr>
+              <w:t>3</w:t>
+            </w:r>
+          </w:p>
+        </w:tc>
+        <w:tc>
+          <w:tcPr>
+            <w:tcW w:w="0" w:type="auto"/>
+          </w:tcPr>
+          <w:p>
+            <w:pPr>
+              <w:jc w:val="both"/>
+              <w:rPr>
+                <w:rFonts w:ascii="Calibri Light" w:hAnsi="Calibri Light" w:cs="Calibri Light"/>
+                <w:sz w:val="24"/>
+                <w:szCs w:val="24"/>
+                <w:lang w:val="pt-BR"/>
+              </w:rPr>
+            </w:pPr>
+            <w:r>
+              <w:rPr>
+                <w:rFonts w:ascii="Calibri Light" w:hAnsi="Calibri Light" w:cs="Calibri Light"/>
+                <w:sz w:val="24"/>
+                <w:szCs w:val="24"/>
+                <w:lang w:val="pt-BR"/>
+              </w:rPr>
+              <w:t>os mesmos critérios não podem ser aplicados ao julgamento dos próprios cenários;</w:t>
+            </w:r>
+          </w:p>
+        </w:tc>
+        <w:tc>
+          <w:tcPr>
+            <w:tcW w:w="0" w:type="auto"/>
+          </w:tcPr>
+          <w:p>
+            <w:pPr>
+              <w:jc w:val="both"/>
+              <w:rPr>
+                <w:rFonts w:ascii="Calibri Light" w:hAnsi="Calibri Light" w:cs="Calibri Light"/>
+                <w:sz w:val="24"/>
+                <w:szCs w:val="24"/>
+                <w:lang w:val="pt-BR"/>
+              </w:rPr>
+            </w:pPr>
+            <w:r>
+              <w:rPr>
+                <w:rFonts w:ascii="Calibri Light" w:hAnsi="Calibri Light" w:cs="Calibri Light"/>
+                <w:sz w:val="24"/>
+                <w:szCs w:val="24"/>
+                <w:lang w:val="pt-BR"/>
+              </w:rPr>
+              <w:t>12</w:t>
+            </w:r>
+          </w:p>
+        </w:tc>
+        <w:tc>
+          <w:tcPr>
+            <w:tcW w:w="0" w:type="auto"/>
+          </w:tcPr>
+          <w:p>
+            <w:pPr>
+              <w:jc w:val="both"/>
+              <w:rPr>
+                <w:rFonts w:ascii="Calibri Light" w:hAnsi="Calibri Light" w:cs="Calibri Light"/>
+                <w:sz w:val="24"/>
+                <w:szCs w:val="24"/>
+              </w:rPr>
+            </w:pPr>
+            <w:r>
+              <w:rPr>
+                <w:rFonts w:ascii="Calibri Light" w:hAnsi="Calibri Light" w:cs="Calibri Light"/>
+                <w:sz w:val="24"/>
+                <w:szCs w:val="24"/>
+              </w:rPr>
+              <w:t>the same criteria cannot be applied to the assessment of the scenarios themselves;</w:t>
+            </w:r>
+          </w:p>
+        </w:tc>
+      </w:tr>
+      <w:tr>
+        <w:tc>
+          <w:tcPr>
+            <w:tcW w:w="0" w:type="auto"/>
+          </w:tcPr>
+          <w:p>
+            <w:pPr>
+              <w:jc w:val="both"/>
+              <w:rPr>
+                <w:rFonts w:ascii="Calibri Light" w:hAnsi="Calibri Light" w:cs="Calibri Light"/>
+                <w:sz w:val="24"/>
+                <w:szCs w:val="24"/>
+                <w:lang w:val="pt-BR"/>
+              </w:rPr>
+            </w:pPr>
+            <w:r>
+              <w:rPr>
+                <w:rFonts w:ascii="Calibri Light" w:hAnsi="Calibri Light" w:cs="Calibri Light"/>
+                <w:sz w:val="24"/>
+                <w:szCs w:val="24"/>
+                <w:lang w:val="pt-BR"/>
+              </w:rPr>
+              <w:t>4</w:t>
+            </w:r>
+            <w:r>
+              <w:rPr>
+                <w:rFonts w:ascii="Calibri Light" w:hAnsi="Calibri Light" w:cs="Calibri Light"/>
+                <w:sz w:val="24"/>
+                <w:szCs w:val="24"/>
+                <w:lang w:val="pt-BR"/>
+              </w:rPr>
+              <w:t>4</w:t>
+            </w:r>
+          </w:p>
+        </w:tc>
+        <w:tc>
+          <w:tcPr>
+            <w:tcW w:w="0" w:type="auto"/>
+          </w:tcPr>
+          <w:p>
+            <w:pPr>
+              <w:jc w:val="both"/>
+              <w:rPr>
+                <w:rFonts w:ascii="Calibri Light" w:hAnsi="Calibri Light" w:cs="Calibri Light"/>
+                <w:sz w:val="24"/>
+                <w:szCs w:val="24"/>
+                <w:lang w:val="pt-BR"/>
+              </w:rPr>
+            </w:pPr>
+            <w:r>
+              <w:rPr>
+                <w:rFonts w:ascii="Calibri Light" w:hAnsi="Calibri Light" w:cs="Calibri Light"/>
+                <w:sz w:val="24"/>
+                <w:szCs w:val="24"/>
+                <w:lang w:val="pt-BR"/>
+              </w:rPr>
+              <w:t>e sob a definição de conhecimento como crença verdadeira justificada, cenários podem, na melhor das hipóteses, atender à ideia de crença plausível, mas não verdadeira.</w:t>
+            </w:r>
+          </w:p>
+        </w:tc>
+        <w:tc>
+          <w:tcPr>
+            <w:tcW w:w="0" w:type="auto"/>
+          </w:tcPr>
+          <w:p>
+            <w:pPr>
+              <w:jc w:val="both"/>
+              <w:rPr>
+                <w:rFonts w:ascii="Calibri Light" w:hAnsi="Calibri Light" w:cs="Calibri Light"/>
+                <w:sz w:val="24"/>
+                <w:szCs w:val="24"/>
+              </w:rPr>
+            </w:pPr>
+            <w:r>
+              <w:rPr>
+                <w:rFonts w:ascii="Calibri Light" w:hAnsi="Calibri Light" w:cs="Calibri Light"/>
+                <w:sz w:val="24"/>
+                <w:szCs w:val="24"/>
+              </w:rPr>
+              <w:t>25</w:t>
+            </w:r>
+          </w:p>
+        </w:tc>
+        <w:tc>
+          <w:tcPr>
+            <w:tcW w:w="0" w:type="auto"/>
+          </w:tcPr>
+          <w:p>
+            <w:pPr>
+              <w:jc w:val="both"/>
+              <w:rPr>
+                <w:rFonts w:ascii="Calibri Light" w:hAnsi="Calibri Light" w:cs="Calibri Light"/>
+                <w:sz w:val="24"/>
+                <w:szCs w:val="24"/>
+              </w:rPr>
+            </w:pPr>
+            <w:r>
+              <w:rPr>
+                <w:rFonts w:ascii="Calibri Light" w:hAnsi="Calibri Light" w:cs="Calibri Light"/>
+                <w:sz w:val="24"/>
+                <w:szCs w:val="24"/>
+              </w:rPr>
+              <w:t>and under the definition of knowledge as justified true belief, scenarios can, at best, meet the idea of a plausible belief, but not a true one.</w:t>
+            </w:r>
+          </w:p>
+        </w:tc>
+      </w:tr>
+      <w:tr>
+        <w:tc>
+          <w:tcPr>
+            <w:tcW w:w="0" w:type="auto"/>
+          </w:tcPr>
+          <w:p>
+            <w:pPr>
+              <w:jc w:val="both"/>
+              <w:rPr>
+                <w:rFonts w:ascii="Calibri Light" w:hAnsi="Calibri Light" w:cs="Calibri Light"/>
+                <w:sz w:val="24"/>
+                <w:szCs w:val="24"/>
+                <w:lang w:val="pt-BR"/>
+              </w:rPr>
+            </w:pPr>
+            <w:r>
+              <w:rPr>
+                <w:rFonts w:ascii="Calibri Light" w:hAnsi="Calibri Light" w:cs="Calibri Light"/>
+                <w:sz w:val="24"/>
+                <w:szCs w:val="24"/>
+                <w:lang w:val="pt-BR"/>
+              </w:rPr>
+              <w:t>4</w:t>
+            </w:r>
+            <w:r>
+              <w:rPr>
+                <w:rFonts w:ascii="Calibri Light" w:hAnsi="Calibri Light" w:cs="Calibri Light"/>
+                <w:sz w:val="24"/>
+                <w:szCs w:val="24"/>
+                <w:lang w:val="pt-BR"/>
+              </w:rPr>
+              <w:t>5</w:t>
+            </w:r>
+          </w:p>
+        </w:tc>
+        <w:tc>
+          <w:tcPr>
+            <w:tcW w:w="0" w:type="auto"/>
+          </w:tcPr>
+          <w:p>
+            <w:pPr>
+              <w:jc w:val="both"/>
+              <w:rPr>
+                <w:rFonts w:ascii="Calibri Light" w:hAnsi="Calibri Light" w:cs="Calibri Light"/>
+                <w:sz w:val="24"/>
+                <w:szCs w:val="24"/>
+                <w:lang w:val="pt-BR"/>
+              </w:rPr>
+            </w:pPr>
+            <w:r>
+              <w:rPr>
+                <w:rFonts w:ascii="Calibri Light" w:hAnsi="Calibri Light" w:cs="Calibri Light"/>
+                <w:sz w:val="24"/>
+                <w:szCs w:val="24"/>
+                <w:lang w:val="pt-BR"/>
+              </w:rPr>
+              <w:t>Bishop (2017) entende as questões que tornam os estudos de futuro mais frágeis do que outras disciplinas ante desafios céticos e propõe uma abordagem baseada em evidências, inferências e suposições.</w:t>
+            </w:r>
+          </w:p>
+        </w:tc>
+        <w:tc>
+          <w:tcPr>
+            <w:tcW w:w="0" w:type="auto"/>
+          </w:tcPr>
+          <w:p>
+            <w:pPr>
+              <w:jc w:val="both"/>
+              <w:rPr>
+                <w:rFonts w:ascii="Calibri Light" w:hAnsi="Calibri Light" w:cs="Calibri Light"/>
+                <w:sz w:val="24"/>
+                <w:szCs w:val="24"/>
+              </w:rPr>
+            </w:pPr>
+            <w:r>
+              <w:rPr>
+                <w:rFonts w:ascii="Calibri Light" w:hAnsi="Calibri Light" w:cs="Calibri Light"/>
+                <w:sz w:val="24"/>
+                <w:szCs w:val="24"/>
+              </w:rPr>
+              <w:t>30</w:t>
+            </w:r>
+          </w:p>
+        </w:tc>
+        <w:tc>
+          <w:tcPr>
+            <w:tcW w:w="0" w:type="auto"/>
+          </w:tcPr>
+          <w:p>
+            <w:pPr>
+              <w:jc w:val="both"/>
+              <w:rPr>
+                <w:rFonts w:ascii="Calibri Light" w:hAnsi="Calibri Light" w:cs="Calibri Light"/>
+                <w:sz w:val="24"/>
+                <w:szCs w:val="24"/>
+              </w:rPr>
+            </w:pPr>
+            <w:r>
+              <w:rPr>
+                <w:rFonts w:ascii="Calibri Light" w:hAnsi="Calibri Light" w:cs="Calibri Light"/>
+                <w:sz w:val="24"/>
+                <w:szCs w:val="24"/>
+              </w:rPr>
+              <w:t>Bishop (2017) understands the issues that make futures studies more fragile than other disciplines in the face of skeptical challenges and proposes an approach based on evidence, inferences, and assumptions.</w:t>
+            </w:r>
+          </w:p>
+        </w:tc>
+      </w:tr>
+      <w:tr>
+        <w:tc>
+          <w:tcPr>
+            <w:tcW w:w="0" w:type="auto"/>
+          </w:tcPr>
+          <w:p>
+            <w:pPr>
+              <w:jc w:val="both"/>
+              <w:rPr>
+                <w:rFonts w:ascii="Calibri Light" w:hAnsi="Calibri Light" w:cs="Calibri Light"/>
+                <w:sz w:val="24"/>
+                <w:szCs w:val="24"/>
+                <w:lang w:val="pt-BR"/>
+              </w:rPr>
+            </w:pPr>
+            <w:r>
+              <w:rPr>
+                <w:rFonts w:ascii="Calibri Light" w:hAnsi="Calibri Light" w:cs="Calibri Light"/>
+                <w:sz w:val="24"/>
+                <w:szCs w:val="24"/>
+                <w:lang w:val="pt-BR"/>
+              </w:rPr>
+              <w:t>4</w:t>
+            </w:r>
+            <w:r>
+              <w:rPr>
+                <w:rFonts w:ascii="Calibri Light" w:hAnsi="Calibri Light" w:cs="Calibri Light"/>
+                <w:sz w:val="24"/>
+                <w:szCs w:val="24"/>
+                <w:lang w:val="pt-BR"/>
+              </w:rPr>
+              <w:t>6</w:t>
+            </w:r>
+          </w:p>
+        </w:tc>
+        <w:tc>
+          <w:tcPr>
+            <w:tcW w:w="0" w:type="auto"/>
+          </w:tcPr>
+          <w:p>
+            <w:pPr>
+              <w:jc w:val="both"/>
+              <w:rPr>
+                <w:rFonts w:ascii="Calibri Light" w:hAnsi="Calibri Light" w:cs="Calibri Light"/>
+                <w:sz w:val="24"/>
+                <w:szCs w:val="24"/>
+                <w:lang w:val="pt-BR"/>
+              </w:rPr>
+            </w:pPr>
+            <w:r>
+              <w:rPr>
+                <w:rFonts w:ascii="Calibri Light" w:hAnsi="Calibri Light" w:cs="Calibri Light"/>
+                <w:sz w:val="24"/>
+                <w:szCs w:val="24"/>
+                <w:lang w:val="pt-BR"/>
+              </w:rPr>
+              <w:t>Enquanto qualquer futuro é possível, apenas um subconjunto relativamente pequeno é plausível, diz.</w:t>
+            </w:r>
+          </w:p>
+        </w:tc>
+        <w:tc>
+          <w:tcPr>
+            <w:tcW w:w="0" w:type="auto"/>
+          </w:tcPr>
+          <w:p>
+            <w:pPr>
+              <w:jc w:val="both"/>
+              <w:rPr>
+                <w:rFonts w:ascii="Calibri Light" w:hAnsi="Calibri Light" w:cs="Calibri Light"/>
+                <w:sz w:val="24"/>
+                <w:szCs w:val="24"/>
+                <w:lang w:val="pt-BR"/>
+              </w:rPr>
+            </w:pPr>
+            <w:r>
+              <w:rPr>
+                <w:rFonts w:ascii="Calibri Light" w:hAnsi="Calibri Light" w:cs="Calibri Light"/>
+                <w:sz w:val="24"/>
+                <w:szCs w:val="24"/>
+                <w:lang w:val="pt-BR"/>
+              </w:rPr>
+              <w:t>13</w:t>
+            </w:r>
+          </w:p>
+        </w:tc>
+        <w:tc>
+          <w:tcPr>
+            <w:tcW w:w="0" w:type="auto"/>
+          </w:tcPr>
+          <w:p>
+            <w:pPr>
+              <w:jc w:val="both"/>
+              <w:rPr>
+                <w:rFonts w:ascii="Calibri Light" w:hAnsi="Calibri Light" w:cs="Calibri Light"/>
+                <w:sz w:val="24"/>
+                <w:szCs w:val="24"/>
+              </w:rPr>
+            </w:pPr>
+            <w:r>
+              <w:rPr>
+                <w:rFonts w:ascii="Calibri Light" w:hAnsi="Calibri Light" w:cs="Calibri Light"/>
+                <w:sz w:val="24"/>
+                <w:szCs w:val="24"/>
+              </w:rPr>
+              <w:t>While any future is possible, only a relatively small subset is plausible, he says.</w:t>
+            </w:r>
+          </w:p>
+        </w:tc>
+      </w:tr>
+      <w:tr>
+        <w:tc>
+          <w:tcPr>
+            <w:tcW w:w="0" w:type="auto"/>
+          </w:tcPr>
+          <w:p>
+            <w:pPr>
+              <w:jc w:val="both"/>
+              <w:rPr>
+                <w:rFonts w:ascii="Calibri Light" w:hAnsi="Calibri Light" w:cs="Calibri Light"/>
+                <w:sz w:val="24"/>
+                <w:szCs w:val="24"/>
+                <w:lang w:val="pt-BR"/>
+              </w:rPr>
+            </w:pPr>
+            <w:r>
+              <w:rPr>
+                <w:rFonts w:ascii="Calibri Light" w:hAnsi="Calibri Light" w:cs="Calibri Light"/>
+                <w:sz w:val="24"/>
+                <w:szCs w:val="24"/>
+                <w:lang w:val="pt-BR"/>
+              </w:rPr>
+              <w:t>4</w:t>
+            </w:r>
+            <w:r>
+              <w:rPr>
+                <w:rFonts w:ascii="Calibri Light" w:hAnsi="Calibri Light" w:cs="Calibri Light"/>
+                <w:sz w:val="24"/>
+                <w:szCs w:val="24"/>
+                <w:lang w:val="pt-BR"/>
+              </w:rPr>
+              <w:t>7</w:t>
+            </w:r>
+          </w:p>
+        </w:tc>
+        <w:tc>
+          <w:tcPr>
+            <w:tcW w:w="0" w:type="auto"/>
+          </w:tcPr>
+          <w:p>
+            <w:pPr>
+              <w:jc w:val="both"/>
+              <w:rPr>
+                <w:rFonts w:ascii="Calibri Light" w:hAnsi="Calibri Light" w:cs="Calibri Light"/>
+                <w:sz w:val="24"/>
+                <w:szCs w:val="24"/>
+                <w:lang w:val="pt-BR"/>
+              </w:rPr>
+            </w:pPr>
+            <w:r>
+              <w:rPr>
+                <w:rFonts w:ascii="Calibri Light" w:hAnsi="Calibri Light" w:cs="Calibri Light"/>
+                <w:sz w:val="24"/>
+                <w:szCs w:val="24"/>
+                <w:lang w:val="pt-BR"/>
+              </w:rPr>
+              <w:t>O processo requer julgamento humano, mas bases (cenários) confiáveis podem ser obtidas a partir de limites fundamentados em evidências e análises lógicas de pressupostos — escrutínio que outras disciplinas exigem como algo natural.</w:t>
+            </w:r>
+          </w:p>
+        </w:tc>
+        <w:tc>
+          <w:tcPr>
+            <w:tcW w:w="0" w:type="auto"/>
+          </w:tcPr>
+          <w:p>
+            <w:pPr>
+              <w:jc w:val="both"/>
+              <w:rPr>
+                <w:rFonts w:ascii="Calibri Light" w:hAnsi="Calibri Light" w:cs="Calibri Light"/>
+                <w:sz w:val="24"/>
+                <w:szCs w:val="24"/>
+              </w:rPr>
+            </w:pPr>
+            <w:r>
+              <w:rPr>
+                <w:rFonts w:ascii="Calibri Light" w:hAnsi="Calibri Light" w:cs="Calibri Light"/>
+                <w:sz w:val="24"/>
+                <w:szCs w:val="24"/>
+              </w:rPr>
+              <w:t>33</w:t>
+            </w:r>
+          </w:p>
+        </w:tc>
+        <w:tc>
+          <w:tcPr>
+            <w:tcW w:w="0" w:type="auto"/>
+          </w:tcPr>
+          <w:p>
+            <w:pPr>
+              <w:jc w:val="both"/>
+              <w:rPr>
+                <w:rFonts w:ascii="Calibri Light" w:hAnsi="Calibri Light" w:cs="Calibri Light"/>
+                <w:sz w:val="24"/>
+                <w:szCs w:val="24"/>
+              </w:rPr>
+            </w:pPr>
+            <w:r>
+              <w:rPr>
+                <w:rFonts w:ascii="Calibri Light" w:hAnsi="Calibri Light" w:cs="Calibri Light"/>
+                <w:sz w:val="24"/>
+                <w:szCs w:val="24"/>
+              </w:rPr>
+              <w:t>The process requires human judgment, but reliable bases (scenarios) can be obtained from boundaries grounded in evidence and logical analyses of assumptions — scrutiny that other disciplines demand as something natural.</w:t>
+            </w:r>
+          </w:p>
+        </w:tc>
+      </w:tr>
+      <w:tr>
+        <w:tc>
+          <w:tcPr>
+            <w:tcW w:w="0" w:type="auto"/>
+          </w:tcPr>
+          <w:p>
+            <w:pPr>
+              <w:jc w:val="both"/>
+              <w:rPr>
+                <w:rFonts w:ascii="Calibri Light" w:hAnsi="Calibri Light" w:cs="Calibri Light"/>
+                <w:sz w:val="24"/>
+                <w:szCs w:val="24"/>
+                <w:lang w:val="pt-BR"/>
+              </w:rPr>
+            </w:pPr>
+            <w:r>
+              <w:rPr>
+                <w:rFonts w:ascii="Calibri Light" w:hAnsi="Calibri Light" w:cs="Calibri Light"/>
+                <w:sz w:val="24"/>
+                <w:szCs w:val="24"/>
+                <w:lang w:val="pt-BR"/>
+              </w:rPr>
+              <w:t>4</w:t>
+            </w:r>
+            <w:r>
+              <w:rPr>
+                <w:rFonts w:ascii="Calibri Light" w:hAnsi="Calibri Light" w:cs="Calibri Light"/>
+                <w:sz w:val="24"/>
+                <w:szCs w:val="24"/>
+                <w:lang w:val="pt-BR"/>
+              </w:rPr>
+              <w:t>8</w:t>
+            </w:r>
+          </w:p>
+        </w:tc>
+        <w:tc>
+          <w:tcPr>
+            <w:tcW w:w="0" w:type="auto"/>
+          </w:tcPr>
+          <w:p>
+            <w:pPr>
+              <w:jc w:val="both"/>
+              <w:rPr>
+                <w:rFonts w:ascii="Calibri Light" w:hAnsi="Calibri Light" w:cs="Calibri Light"/>
+                <w:sz w:val="24"/>
+                <w:szCs w:val="24"/>
+                <w:lang w:val="pt-BR"/>
+              </w:rPr>
+            </w:pPr>
+            <w:r>
+              <w:rPr>
+                <w:rFonts w:ascii="Calibri Light" w:hAnsi="Calibri Light" w:cs="Calibri Light"/>
+                <w:sz w:val="24"/>
+                <w:szCs w:val="24"/>
+                <w:lang w:val="pt-BR"/>
+              </w:rPr>
+              <w:t>O resultado é um formato para comunicar e justificar a plausibilidade de cenários.</w:t>
+            </w:r>
+          </w:p>
+        </w:tc>
+        <w:tc>
+          <w:tcPr>
+            <w:tcW w:w="0" w:type="auto"/>
+          </w:tcPr>
+          <w:p>
+            <w:pPr>
+              <w:jc w:val="both"/>
+              <w:rPr>
+                <w:rFonts w:ascii="Calibri Light" w:hAnsi="Calibri Light" w:cs="Calibri Light"/>
+                <w:sz w:val="24"/>
+                <w:szCs w:val="24"/>
+              </w:rPr>
+            </w:pPr>
+            <w:r>
+              <w:rPr>
+                <w:rFonts w:ascii="Calibri Light" w:hAnsi="Calibri Light" w:cs="Calibri Light"/>
+                <w:sz w:val="24"/>
+                <w:szCs w:val="24"/>
+              </w:rPr>
+              <w:t>13</w:t>
+            </w:r>
+          </w:p>
+        </w:tc>
+        <w:tc>
+          <w:tcPr>
+            <w:tcW w:w="0" w:type="auto"/>
+          </w:tcPr>
+          <w:p>
+            <w:pPr>
+              <w:jc w:val="both"/>
+              <w:rPr>
+                <w:rFonts w:ascii="Calibri Light" w:hAnsi="Calibri Light" w:cs="Calibri Light"/>
+                <w:sz w:val="24"/>
+                <w:szCs w:val="24"/>
+              </w:rPr>
+            </w:pPr>
+            <w:r>
+              <w:rPr>
+                <w:rFonts w:ascii="Calibri Light" w:hAnsi="Calibri Light" w:cs="Calibri Light"/>
+                <w:sz w:val="24"/>
+                <w:szCs w:val="24"/>
+              </w:rPr>
+              <w:t>The result is a format for communicating and justifying the plausibility of scenarios.</w:t>
+            </w:r>
+          </w:p>
+        </w:tc>
+      </w:tr>
+      <w:tr>
+        <w:tc>
+          <w:tcPr>
+            <w:tcW w:w="0" w:type="auto"/>
+          </w:tcPr>
+          <w:p>
+            <w:pPr>
+              <w:jc w:val="both"/>
+              <w:rPr>
+                <w:rFonts w:ascii="Calibri Light" w:hAnsi="Calibri Light" w:cs="Calibri Light"/>
+                <w:sz w:val="24"/>
+                <w:szCs w:val="24"/>
+                <w:lang w:val="pt-BR"/>
+              </w:rPr>
+            </w:pPr>
+            <w:r>
+              <w:rPr>
+                <w:rFonts w:ascii="Calibri Light" w:hAnsi="Calibri Light" w:cs="Calibri Light"/>
+                <w:sz w:val="24"/>
+                <w:szCs w:val="24"/>
+                <w:lang w:val="pt-BR"/>
+              </w:rPr>
+              <w:t>4</w:t>
+            </w:r>
+            <w:r>
+              <w:rPr>
+                <w:rFonts w:ascii="Calibri Light" w:hAnsi="Calibri Light" w:cs="Calibri Light"/>
+                <w:sz w:val="24"/>
+                <w:szCs w:val="24"/>
+                <w:lang w:val="pt-BR"/>
+              </w:rPr>
+              <w:t>9</w:t>
+            </w:r>
+          </w:p>
+        </w:tc>
+        <w:tc>
+          <w:tcPr>
+            <w:tcW w:w="0" w:type="auto"/>
+          </w:tcPr>
+          <w:p>
+            <w:pPr>
+              <w:jc w:val="both"/>
+              <w:rPr>
+                <w:rFonts w:ascii="Calibri Light" w:hAnsi="Calibri Light" w:cs="Calibri Light"/>
+                <w:sz w:val="24"/>
+                <w:szCs w:val="24"/>
+                <w:lang w:val="pt-BR"/>
+              </w:rPr>
+            </w:pPr>
+            <w:r>
+              <w:rPr>
+                <w:rFonts w:ascii="Calibri Light" w:hAnsi="Calibri Light" w:cs="Calibri Light"/>
+                <w:sz w:val="24"/>
+                <w:szCs w:val="24"/>
+                <w:lang w:val="pt-BR"/>
+              </w:rPr>
+              <w:t>A capacidade de julgamento com base em provas e revisão por pares pode, então, construir a base para a credibilidade e legitimidade de que gozam outras disciplinas.</w:t>
+            </w:r>
+          </w:p>
+        </w:tc>
+        <w:tc>
+          <w:tcPr>
+            <w:tcW w:w="0" w:type="auto"/>
+          </w:tcPr>
+          <w:p>
+            <w:pPr>
+              <w:jc w:val="both"/>
+              <w:rPr>
+                <w:rFonts w:ascii="Calibri Light" w:hAnsi="Calibri Light" w:cs="Calibri Light"/>
+                <w:sz w:val="24"/>
+                <w:szCs w:val="24"/>
+              </w:rPr>
+            </w:pPr>
+            <w:r>
+              <w:rPr>
+                <w:rFonts w:ascii="Calibri Light" w:hAnsi="Calibri Light" w:cs="Calibri Light"/>
+                <w:sz w:val="24"/>
+                <w:szCs w:val="24"/>
+              </w:rPr>
+              <w:t>27</w:t>
+            </w:r>
+          </w:p>
+        </w:tc>
+        <w:tc>
+          <w:tcPr>
+            <w:tcW w:w="0" w:type="auto"/>
+          </w:tcPr>
+          <w:p>
+            <w:pPr>
+              <w:jc w:val="both"/>
+              <w:rPr>
+                <w:rFonts w:ascii="Calibri Light" w:hAnsi="Calibri Light" w:cs="Calibri Light"/>
+                <w:sz w:val="24"/>
+                <w:szCs w:val="24"/>
+              </w:rPr>
+            </w:pPr>
+            <w:r>
+              <w:rPr>
+                <w:rFonts w:ascii="Calibri Light" w:hAnsi="Calibri Light" w:cs="Calibri Light"/>
+                <w:sz w:val="24"/>
+                <w:szCs w:val="24"/>
+              </w:rPr>
+              <w:t>The capacity for evidence-based judgment and peer review can then build the foundation for the credibility and legitimacy enjoyed by other</w:t>
+            </w:r>
+          </w:p>
+        </w:tc>
+      </w:tr>
+      <w:tr>
+        <w:tc>
+          <w:tcPr>
+            <w:tcW w:w="0" w:type="auto"/>
+          </w:tcPr>
+          <w:p>
+            <w:pPr>
+              <w:jc w:val="both"/>
+              <w:rPr>
+                <w:rFonts w:ascii="Calibri Light" w:hAnsi="Calibri Light" w:cs="Calibri Light"/>
+                <w:sz w:val="24"/>
+                <w:szCs w:val="24"/>
+                <w:lang w:val="pt-BR"/>
+              </w:rPr>
+            </w:pPr>
+            <w:r>
+              <w:rPr>
+                <w:rFonts w:ascii="Calibri Light" w:hAnsi="Calibri Light" w:cs="Calibri Light"/>
+                <w:sz w:val="24"/>
+                <w:szCs w:val="24"/>
+                <w:lang w:val="pt-BR"/>
+              </w:rPr>
+              <w:t>50</w:t>
+            </w:r>
+          </w:p>
+        </w:tc>
+        <w:tc>
+          <w:tcPr>
+            <w:tcW w:w="0" w:type="auto"/>
           </w:tcPr>
           <w:p>
             <w:pPr>
@@ -1458,22 +6154,24 @@
         </w:tc>
         <w:tc>
           <w:tcPr>
-            <w:tcW w:w="676" w:type="dxa"/>
-          </w:tcPr>
-          <w:p>
-            <w:pPr>
-              <w:jc w:val="center"/>
-              <w:rPr>
-                <w:rFonts w:ascii="Calibri Light" w:hAnsi="Calibri Light" w:cs="Calibri Light"/>
-                <w:sz w:val="24"/>
-                <w:szCs w:val="24"/>
-              </w:rPr>
-            </w:pPr>
-            <w:r>
-              <w:rPr>
-                <w:rFonts w:ascii="Calibri Light" w:hAnsi="Calibri Light" w:cs="Calibri Light"/>
-                <w:sz w:val="24"/>
-                <w:szCs w:val="24"/>
+            <w:tcW w:w="0" w:type="auto"/>
+          </w:tcPr>
+          <w:p>
+            <w:pPr>
+              <w:jc w:val="both"/>
+              <w:rPr>
+                <w:rFonts w:ascii="Calibri Light" w:hAnsi="Calibri Light" w:cs="Calibri Light"/>
+                <w:sz w:val="24"/>
+                <w:szCs w:val="24"/>
+                <w:lang w:val="pt-BR"/>
+              </w:rPr>
+            </w:pPr>
+            <w:r>
+              <w:rPr>
+                <w:rFonts w:ascii="Calibri Light" w:hAnsi="Calibri Light" w:cs="Calibri Light"/>
+                <w:sz w:val="24"/>
+                <w:szCs w:val="24"/>
+                <w:lang w:val="pt-BR"/>
               </w:rPr>
               <w:t>7</w:t>
             </w:r>
@@ -1481,7 +6179,7 @@
         </w:tc>
         <w:tc>
           <w:tcPr>
-            <w:tcW w:w="4155" w:type="dxa"/>
+            <w:tcW w:w="0" w:type="auto"/>
           </w:tcPr>
           <w:p>
             <w:pPr>
@@ -1499,7 +6197,6 @@
                 <w:bCs/>
                 <w:sz w:val="28"/>
                 <w:szCs w:val="28"/>
-                <w:lang w:val="pt-BR"/>
               </w:rPr>
               <w:t>1.2. The Grumbach method of strategic management</w:t>
             </w:r>
@@ -1509,125 +6206,105 @@
       <w:tr>
         <w:tc>
           <w:tcPr>
-            <w:tcW w:w="867" w:type="dxa"/>
-          </w:tcPr>
-          <w:p>
-            <w:pPr>
-              <w:jc w:val="center"/>
-              <w:rPr>
-                <w:rFonts w:ascii="Calibri Light" w:hAnsi="Calibri Light" w:cs="Calibri Light"/>
-                <w:sz w:val="24"/>
-                <w:szCs w:val="24"/>
-              </w:rPr>
-            </w:pPr>
-            <w:r>
-              <w:rPr>
-                <w:rFonts w:ascii="Calibri Light" w:hAnsi="Calibri Light" w:cs="Calibri Light"/>
-                <w:sz w:val="24"/>
-                <w:szCs w:val="24"/>
-              </w:rPr>
-              <w:t>12</w:t>
-            </w:r>
-          </w:p>
-        </w:tc>
-        <w:tc>
-          <w:tcPr>
-            <w:tcW w:w="4361" w:type="dxa"/>
-          </w:tcPr>
-          <w:p>
-            <w:pPr>
-              <w:jc w:val="both"/>
-              <w:rPr>
-                <w:rFonts w:ascii="Calibri Light" w:hAnsi="Calibri Light" w:cs="Calibri Light"/>
-                <w:sz w:val="24"/>
-                <w:szCs w:val="24"/>
-                <w:lang w:val="pt-BR"/>
-              </w:rPr>
-            </w:pPr>
-            <w:r>
-              <w:rPr>
-                <w:rFonts w:ascii="Calibri Light" w:hAnsi="Calibri Light" w:cs="Calibri Light"/>
-                <w:sz w:val="24"/>
-                <w:szCs w:val="24"/>
-                <w:lang w:val="pt-BR"/>
-              </w:rPr>
-              <w:t xml:space="preserve">O método escolhido para limitar o escopo do estudo é apresentado em Grumbach et </w:t>
-            </w:r>
-            <w:r>
-              <w:rPr>
-                <w:rFonts w:ascii="Calibri Light" w:hAnsi="Calibri Light" w:cs="Calibri Light"/>
-                <w:sz w:val="24"/>
-                <w:szCs w:val="24"/>
-                <w:lang w:val="pt-BR"/>
-              </w:rPr>
-              <w:lastRenderedPageBreak/>
-              <w:t>al.</w:t>
-            </w:r>
-            <w:r>
-              <w:rPr>
-                <w:rFonts w:ascii="Calibri Light" w:hAnsi="Calibri Light" w:cs="Calibri Light"/>
-                <w:sz w:val="24"/>
-                <w:szCs w:val="24"/>
-                <w:lang w:val="pt-BR"/>
-              </w:rPr>
-              <w:t xml:space="preserve"> (2020).</w:t>
-            </w:r>
-          </w:p>
-        </w:tc>
-        <w:tc>
-          <w:tcPr>
-            <w:tcW w:w="676" w:type="dxa"/>
-          </w:tcPr>
-          <w:p>
-            <w:pPr>
-              <w:jc w:val="center"/>
-              <w:rPr>
-                <w:rFonts w:ascii="Calibri Light" w:hAnsi="Calibri Light" w:cs="Calibri Light"/>
-                <w:sz w:val="24"/>
-                <w:szCs w:val="24"/>
-              </w:rPr>
-            </w:pPr>
-            <w:r>
-              <w:rPr>
-                <w:rFonts w:ascii="Calibri Light" w:hAnsi="Calibri Light" w:cs="Calibri Light"/>
-                <w:sz w:val="24"/>
-                <w:szCs w:val="24"/>
-              </w:rPr>
-              <w:lastRenderedPageBreak/>
+            <w:tcW w:w="0" w:type="auto"/>
+          </w:tcPr>
+          <w:p>
+            <w:pPr>
+              <w:jc w:val="both"/>
+              <w:rPr>
+                <w:rFonts w:ascii="Calibri Light" w:hAnsi="Calibri Light" w:cs="Calibri Light"/>
+                <w:sz w:val="24"/>
+                <w:szCs w:val="24"/>
+                <w:lang w:val="pt-BR"/>
+              </w:rPr>
+            </w:pPr>
+            <w:r>
+              <w:rPr>
+                <w:rFonts w:ascii="Calibri Light" w:hAnsi="Calibri Light" w:cs="Calibri Light"/>
+                <w:sz w:val="24"/>
+                <w:szCs w:val="24"/>
+                <w:lang w:val="pt-BR"/>
+              </w:rPr>
+              <w:t>51</w:t>
+            </w:r>
+          </w:p>
+        </w:tc>
+        <w:tc>
+          <w:tcPr>
+            <w:tcW w:w="0" w:type="auto"/>
+          </w:tcPr>
+          <w:p>
+            <w:pPr>
+              <w:jc w:val="both"/>
+              <w:rPr>
+                <w:rFonts w:ascii="Calibri Light" w:hAnsi="Calibri Light" w:cs="Calibri Light"/>
+                <w:sz w:val="24"/>
+                <w:szCs w:val="24"/>
+              </w:rPr>
+            </w:pPr>
+            <w:r>
+              <w:rPr>
+                <w:rFonts w:ascii="Calibri Light" w:hAnsi="Calibri Light" w:cs="Calibri Light"/>
+                <w:sz w:val="24"/>
+                <w:szCs w:val="24"/>
+                <w:lang w:val="pt-BR"/>
+              </w:rPr>
+              <w:t xml:space="preserve">O método escolhido para limitar o escopo do estudo é apresentado em Grumbach et al. </w:t>
+            </w:r>
+            <w:r>
+              <w:rPr>
+                <w:rFonts w:ascii="Calibri Light" w:hAnsi="Calibri Light" w:cs="Calibri Light"/>
+                <w:sz w:val="24"/>
+                <w:szCs w:val="24"/>
+              </w:rPr>
+              <w:t>(2020).</w:t>
+            </w:r>
+          </w:p>
+        </w:tc>
+        <w:tc>
+          <w:tcPr>
+            <w:tcW w:w="0" w:type="auto"/>
+          </w:tcPr>
+          <w:p>
+            <w:pPr>
+              <w:jc w:val="both"/>
+              <w:rPr>
+                <w:rFonts w:ascii="Calibri Light" w:hAnsi="Calibri Light" w:cs="Calibri Light"/>
+                <w:sz w:val="24"/>
+                <w:szCs w:val="24"/>
+              </w:rPr>
+            </w:pPr>
+            <w:r>
+              <w:rPr>
+                <w:rFonts w:ascii="Calibri Light" w:hAnsi="Calibri Light" w:cs="Calibri Light"/>
+                <w:sz w:val="24"/>
+                <w:szCs w:val="24"/>
+              </w:rPr>
               <w:t>15</w:t>
             </w:r>
           </w:p>
         </w:tc>
         <w:tc>
           <w:tcPr>
-            <w:tcW w:w="4155" w:type="dxa"/>
-          </w:tcPr>
-          <w:p>
-            <w:pPr>
-              <w:jc w:val="both"/>
-              <w:rPr>
-                <w:rFonts w:ascii="Calibri Light" w:hAnsi="Calibri Light" w:cs="Calibri Light"/>
-                <w:sz w:val="24"/>
-                <w:szCs w:val="24"/>
-                <w:lang w:val="pt-BR"/>
-              </w:rPr>
-            </w:pPr>
-            <w:r>
-              <w:rPr>
-                <w:rFonts w:ascii="Calibri Light" w:hAnsi="Calibri Light" w:cs="Calibri Light"/>
-                <w:sz w:val="24"/>
-                <w:szCs w:val="24"/>
-              </w:rPr>
-              <w:t xml:space="preserve">The method chosen to limit the scope of the study is presented in Grumbach et </w:t>
-            </w:r>
-            <w:r>
-              <w:rPr>
-                <w:rFonts w:ascii="Calibri Light" w:hAnsi="Calibri Light" w:cs="Calibri Light"/>
-                <w:sz w:val="24"/>
-                <w:szCs w:val="24"/>
-              </w:rPr>
-              <w:lastRenderedPageBreak/>
-              <w:t xml:space="preserve">al. </w:t>
+            <w:tcW w:w="0" w:type="auto"/>
+          </w:tcPr>
+          <w:p>
+            <w:pPr>
+              <w:jc w:val="both"/>
+              <w:rPr>
+                <w:rFonts w:ascii="Calibri Light" w:hAnsi="Calibri Light" w:cs="Calibri Light"/>
+                <w:sz w:val="24"/>
+                <w:szCs w:val="24"/>
+                <w:lang w:val="pt-BR"/>
+              </w:rPr>
+            </w:pPr>
+            <w:r>
+              <w:rPr>
+                <w:rFonts w:ascii="Calibri Light" w:hAnsi="Calibri Light" w:cs="Calibri Light"/>
+                <w:sz w:val="24"/>
+                <w:szCs w:val="24"/>
+              </w:rPr>
+              <w:t xml:space="preserve">The method chosen to limit the scope of the study is presented in Grumbach et al. </w:t>
             </w:r>
             <w:r>
               <w:rPr>
@@ -1644,31 +6321,32 @@
       <w:tr>
         <w:tc>
           <w:tcPr>
-            <w:tcW w:w="867" w:type="dxa"/>
-          </w:tcPr>
-          <w:p>
-            <w:pPr>
-              <w:jc w:val="center"/>
-              <w:rPr>
-                <w:rFonts w:ascii="Calibri Light" w:hAnsi="Calibri Light" w:cs="Calibri Light"/>
-                <w:sz w:val="24"/>
-                <w:szCs w:val="24"/>
-              </w:rPr>
-            </w:pPr>
-            <w:r>
-              <w:rPr>
-                <w:rFonts w:ascii="Calibri Light" w:hAnsi="Calibri Light" w:cs="Calibri Light"/>
-                <w:sz w:val="24"/>
-                <w:szCs w:val="24"/>
-              </w:rPr>
-              <w:lastRenderedPageBreak/>
-              <w:t>13</w:t>
-            </w:r>
-          </w:p>
-        </w:tc>
-        <w:tc>
-          <w:tcPr>
-            <w:tcW w:w="4361" w:type="dxa"/>
+            <w:tcW w:w="0" w:type="auto"/>
+          </w:tcPr>
+          <w:p>
+            <w:pPr>
+              <w:jc w:val="both"/>
+              <w:rPr>
+                <w:rFonts w:ascii="Calibri Light" w:hAnsi="Calibri Light" w:cs="Calibri Light"/>
+                <w:sz w:val="24"/>
+                <w:szCs w:val="24"/>
+                <w:lang w:val="pt-BR"/>
+              </w:rPr>
+            </w:pPr>
+            <w:r>
+              <w:rPr>
+                <w:rFonts w:ascii="Calibri Light" w:hAnsi="Calibri Light" w:cs="Calibri Light"/>
+                <w:sz w:val="24"/>
+                <w:szCs w:val="24"/>
+                <w:lang w:val="pt-BR"/>
+              </w:rPr>
+              <w:t>52</w:t>
+            </w:r>
+          </w:p>
+        </w:tc>
+        <w:tc>
+          <w:tcPr>
+            <w:tcW w:w="0" w:type="auto"/>
           </w:tcPr>
           <w:p>
             <w:pPr>
@@ -1693,11 +6371,11 @@
         </w:tc>
         <w:tc>
           <w:tcPr>
-            <w:tcW w:w="676" w:type="dxa"/>
-          </w:tcPr>
-          <w:p>
-            <w:pPr>
-              <w:jc w:val="center"/>
+            <w:tcW w:w="0" w:type="auto"/>
+          </w:tcPr>
+          <w:p>
+            <w:pPr>
+              <w:jc w:val="both"/>
               <w:rPr>
                 <w:rFonts w:ascii="Calibri Light" w:hAnsi="Calibri Light" w:cs="Calibri Light"/>
                 <w:sz w:val="24"/>
@@ -1716,7 +6394,7 @@
         </w:tc>
         <w:tc>
           <w:tcPr>
-            <w:tcW w:w="4155" w:type="dxa"/>
+            <w:tcW w:w="0" w:type="auto"/>
           </w:tcPr>
           <w:p>
             <w:pPr>
@@ -1741,45 +6419,49 @@
       <w:tr>
         <w:tc>
           <w:tcPr>
-            <w:tcW w:w="867" w:type="dxa"/>
-          </w:tcPr>
-          <w:p>
-            <w:pPr>
-              <w:jc w:val="center"/>
-              <w:rPr>
-                <w:rFonts w:ascii="Calibri Light" w:hAnsi="Calibri Light" w:cs="Calibri Light"/>
-                <w:sz w:val="24"/>
-                <w:szCs w:val="24"/>
-              </w:rPr>
-            </w:pPr>
-            <w:r>
-              <w:rPr>
-                <w:rFonts w:ascii="Calibri Light" w:hAnsi="Calibri Light" w:cs="Calibri Light"/>
-                <w:sz w:val="24"/>
-                <w:szCs w:val="24"/>
-              </w:rPr>
-              <w:t>14</w:t>
-            </w:r>
-          </w:p>
-        </w:tc>
-        <w:tc>
-          <w:tcPr>
-            <w:tcW w:w="4361" w:type="dxa"/>
-          </w:tcPr>
-          <w:p>
-            <w:pPr>
-              <w:jc w:val="both"/>
-              <w:rPr>
-                <w:rFonts w:ascii="Calibri Light" w:hAnsi="Calibri Light" w:cs="Calibri Light"/>
-                <w:sz w:val="24"/>
-                <w:szCs w:val="24"/>
-              </w:rPr>
-            </w:pPr>
-            <w:r>
-              <w:rPr>
-                <w:rFonts w:ascii="Calibri Light" w:hAnsi="Calibri Light" w:cs="Calibri Light"/>
-                <w:sz w:val="24"/>
-                <w:szCs w:val="24"/>
+            <w:tcW w:w="0" w:type="auto"/>
+          </w:tcPr>
+          <w:p>
+            <w:pPr>
+              <w:jc w:val="both"/>
+              <w:rPr>
+                <w:rFonts w:ascii="Calibri Light" w:hAnsi="Calibri Light" w:cs="Calibri Light"/>
+                <w:sz w:val="24"/>
+                <w:szCs w:val="24"/>
+                <w:lang w:val="pt-BR"/>
+              </w:rPr>
+            </w:pPr>
+            <w:r>
+              <w:rPr>
+                <w:rFonts w:ascii="Calibri Light" w:hAnsi="Calibri Light" w:cs="Calibri Light"/>
+                <w:sz w:val="24"/>
+                <w:szCs w:val="24"/>
+                <w:lang w:val="pt-BR"/>
+              </w:rPr>
+              <w:t>53</w:t>
+            </w:r>
+          </w:p>
+        </w:tc>
+        <w:tc>
+          <w:tcPr>
+            <w:tcW w:w="0" w:type="auto"/>
+          </w:tcPr>
+          <w:p>
+            <w:pPr>
+              <w:jc w:val="both"/>
+              <w:rPr>
+                <w:rFonts w:ascii="Calibri Light" w:hAnsi="Calibri Light" w:cs="Calibri Light"/>
+                <w:sz w:val="24"/>
+                <w:szCs w:val="24"/>
+                <w:lang w:val="pt-BR"/>
+              </w:rPr>
+            </w:pPr>
+            <w:r>
+              <w:rPr>
+                <w:rFonts w:ascii="Calibri Light" w:hAnsi="Calibri Light" w:cs="Calibri Light"/>
+                <w:sz w:val="24"/>
+                <w:szCs w:val="24"/>
+                <w:lang w:val="pt-BR"/>
               </w:rPr>
               <w:t>Suas fases consistem em:</w:t>
             </w:r>
@@ -1787,22 +6469,24 @@
         </w:tc>
         <w:tc>
           <w:tcPr>
-            <w:tcW w:w="676" w:type="dxa"/>
-          </w:tcPr>
-          <w:p>
-            <w:pPr>
-              <w:jc w:val="center"/>
-              <w:rPr>
-                <w:rFonts w:ascii="Calibri Light" w:hAnsi="Calibri Light" w:cs="Calibri Light"/>
-                <w:sz w:val="24"/>
-                <w:szCs w:val="24"/>
-              </w:rPr>
-            </w:pPr>
-            <w:r>
-              <w:rPr>
-                <w:rFonts w:ascii="Calibri Light" w:hAnsi="Calibri Light" w:cs="Calibri Light"/>
-                <w:sz w:val="24"/>
-                <w:szCs w:val="24"/>
+            <w:tcW w:w="0" w:type="auto"/>
+          </w:tcPr>
+          <w:p>
+            <w:pPr>
+              <w:jc w:val="both"/>
+              <w:rPr>
+                <w:rFonts w:ascii="Calibri Light" w:hAnsi="Calibri Light" w:cs="Calibri Light"/>
+                <w:sz w:val="24"/>
+                <w:szCs w:val="24"/>
+                <w:lang w:val="pt-BR"/>
+              </w:rPr>
+            </w:pPr>
+            <w:r>
+              <w:rPr>
+                <w:rFonts w:ascii="Calibri Light" w:hAnsi="Calibri Light" w:cs="Calibri Light"/>
+                <w:sz w:val="24"/>
+                <w:szCs w:val="24"/>
+                <w:lang w:val="pt-BR"/>
               </w:rPr>
               <w:t>4</w:t>
             </w:r>
@@ -1810,24 +6494,86 @@
         </w:tc>
         <w:tc>
           <w:tcPr>
-            <w:tcW w:w="4155" w:type="dxa"/>
-          </w:tcPr>
-          <w:p>
-            <w:pPr>
-              <w:jc w:val="both"/>
-              <w:rPr>
-                <w:rFonts w:ascii="Calibri Light" w:hAnsi="Calibri Light" w:cs="Calibri Light"/>
-                <w:sz w:val="24"/>
-                <w:szCs w:val="24"/>
-              </w:rPr>
-            </w:pPr>
-            <w:r>
-              <w:rPr>
-                <w:rFonts w:ascii="Calibri Light" w:hAnsi="Calibri Light" w:cs="Calibri Light"/>
-                <w:sz w:val="24"/>
-                <w:szCs w:val="24"/>
-              </w:rPr>
-              <w:t>Its phases consist of:</w:t>
+            <w:tcW w:w="0" w:type="auto"/>
+          </w:tcPr>
+          <w:p>
+            <w:pPr>
+              <w:jc w:val="both"/>
+              <w:rPr>
+                <w:rFonts w:ascii="Calibri Light" w:hAnsi="Calibri Light" w:cs="Calibri Light"/>
+                <w:sz w:val="24"/>
+                <w:szCs w:val="24"/>
+                <w:lang w:val="pt-BR"/>
+              </w:rPr>
+            </w:pPr>
+            <w:r>
+              <w:rPr>
+                <w:rFonts w:ascii="Calibri Light" w:hAnsi="Calibri Light" w:cs="Calibri Light"/>
+                <w:sz w:val="24"/>
+                <w:szCs w:val="24"/>
+                <w:lang w:val="pt-BR"/>
+              </w:rPr>
+              <w:t xml:space="preserve">Its </w:t>
+            </w:r>
+            <w:proofErr w:type="spellStart"/>
+            <w:r>
+              <w:rPr>
+                <w:rFonts w:ascii="Calibri Light" w:hAnsi="Calibri Light" w:cs="Calibri Light"/>
+                <w:sz w:val="24"/>
+                <w:szCs w:val="24"/>
+                <w:lang w:val="pt-BR"/>
+              </w:rPr>
+              <w:t>phases</w:t>
+            </w:r>
+            <w:proofErr w:type="spellEnd"/>
+            <w:r>
+              <w:rPr>
+                <w:rFonts w:ascii="Calibri Light" w:hAnsi="Calibri Light" w:cs="Calibri Light"/>
+                <w:sz w:val="24"/>
+                <w:szCs w:val="24"/>
+                <w:lang w:val="pt-BR"/>
+              </w:rPr>
+              <w:t xml:space="preserve"> </w:t>
+            </w:r>
+            <w:proofErr w:type="spellStart"/>
+            <w:r>
+              <w:rPr>
+                <w:rFonts w:ascii="Calibri Light" w:hAnsi="Calibri Light" w:cs="Calibri Light"/>
+                <w:sz w:val="24"/>
+                <w:szCs w:val="24"/>
+                <w:lang w:val="pt-BR"/>
+              </w:rPr>
+              <w:t>consist</w:t>
+            </w:r>
+            <w:proofErr w:type="spellEnd"/>
+            <w:r>
+              <w:rPr>
+                <w:rFonts w:ascii="Calibri Light" w:hAnsi="Calibri Light" w:cs="Calibri Light"/>
+                <w:sz w:val="24"/>
+                <w:szCs w:val="24"/>
+                <w:lang w:val="pt-BR"/>
+              </w:rPr>
+              <w:t xml:space="preserve"> </w:t>
+            </w:r>
+            <w:proofErr w:type="spellStart"/>
+            <w:r>
+              <w:rPr>
+                <w:rFonts w:ascii="Calibri Light" w:hAnsi="Calibri Light" w:cs="Calibri Light"/>
+                <w:sz w:val="24"/>
+                <w:szCs w:val="24"/>
+                <w:lang w:val="pt-BR"/>
+              </w:rPr>
+              <w:t>of</w:t>
+            </w:r>
+            <w:proofErr w:type="spellEnd"/>
+            <w:r>
+              <w:rPr>
+                <w:rFonts w:ascii="Calibri Light" w:hAnsi="Calibri Light" w:cs="Calibri Light"/>
+                <w:sz w:val="24"/>
+                <w:szCs w:val="24"/>
+                <w:lang w:val="pt-BR"/>
+              </w:rPr>
+              <w:t>:</w:t>
             </w:r>
           </w:p>
         </w:tc>
@@ -1835,45 +6581,49 @@
       <w:tr>
         <w:tc>
           <w:tcPr>
-            <w:tcW w:w="867" w:type="dxa"/>
-          </w:tcPr>
-          <w:p>
-            <w:pPr>
-              <w:jc w:val="center"/>
-              <w:rPr>
-                <w:rFonts w:ascii="Calibri Light" w:hAnsi="Calibri Light" w:cs="Calibri Light"/>
-                <w:sz w:val="24"/>
-                <w:szCs w:val="24"/>
-              </w:rPr>
-            </w:pPr>
-            <w:r>
-              <w:rPr>
-                <w:rFonts w:ascii="Calibri Light" w:hAnsi="Calibri Light" w:cs="Calibri Light"/>
-                <w:sz w:val="24"/>
-                <w:szCs w:val="24"/>
-              </w:rPr>
-              <w:t>15</w:t>
-            </w:r>
-          </w:p>
-        </w:tc>
-        <w:tc>
-          <w:tcPr>
-            <w:tcW w:w="4361" w:type="dxa"/>
-          </w:tcPr>
-          <w:p>
-            <w:pPr>
-              <w:jc w:val="both"/>
-              <w:rPr>
-                <w:rFonts w:ascii="Calibri Light" w:hAnsi="Calibri Light" w:cs="Calibri Light"/>
-                <w:sz w:val="24"/>
-                <w:szCs w:val="24"/>
-              </w:rPr>
-            </w:pPr>
-            <w:r>
-              <w:rPr>
-                <w:rFonts w:ascii="Calibri Light" w:hAnsi="Calibri Light" w:cs="Calibri Light"/>
-                <w:sz w:val="24"/>
-                <w:szCs w:val="24"/>
+            <w:tcW w:w="0" w:type="auto"/>
+          </w:tcPr>
+          <w:p>
+            <w:pPr>
+              <w:jc w:val="both"/>
+              <w:rPr>
+                <w:rFonts w:ascii="Calibri Light" w:hAnsi="Calibri Light" w:cs="Calibri Light"/>
+                <w:sz w:val="24"/>
+                <w:szCs w:val="24"/>
+                <w:lang w:val="pt-BR"/>
+              </w:rPr>
+            </w:pPr>
+            <w:r>
+              <w:rPr>
+                <w:rFonts w:ascii="Calibri Light" w:hAnsi="Calibri Light" w:cs="Calibri Light"/>
+                <w:sz w:val="24"/>
+                <w:szCs w:val="24"/>
+                <w:lang w:val="pt-BR"/>
+              </w:rPr>
+              <w:t>54</w:t>
+            </w:r>
+          </w:p>
+        </w:tc>
+        <w:tc>
+          <w:tcPr>
+            <w:tcW w:w="0" w:type="auto"/>
+          </w:tcPr>
+          <w:p>
+            <w:pPr>
+              <w:jc w:val="both"/>
+              <w:rPr>
+                <w:rFonts w:ascii="Calibri Light" w:hAnsi="Calibri Light" w:cs="Calibri Light"/>
+                <w:sz w:val="24"/>
+                <w:szCs w:val="24"/>
+                <w:lang w:val="pt-BR"/>
+              </w:rPr>
+            </w:pPr>
+            <w:r>
+              <w:rPr>
+                <w:rFonts w:ascii="Calibri Light" w:hAnsi="Calibri Light" w:cs="Calibri Light"/>
+                <w:sz w:val="24"/>
+                <w:szCs w:val="24"/>
+                <w:lang w:val="pt-BR"/>
               </w:rPr>
               <w:t>identificar o sistema;</w:t>
             </w:r>
@@ -1881,22 +6631,24 @@
         </w:tc>
         <w:tc>
           <w:tcPr>
-            <w:tcW w:w="676" w:type="dxa"/>
-          </w:tcPr>
-          <w:p>
-            <w:pPr>
-              <w:jc w:val="center"/>
-              <w:rPr>
-                <w:rFonts w:ascii="Calibri Light" w:hAnsi="Calibri Light" w:cs="Calibri Light"/>
-                <w:sz w:val="24"/>
-                <w:szCs w:val="24"/>
-              </w:rPr>
-            </w:pPr>
-            <w:r>
-              <w:rPr>
-                <w:rFonts w:ascii="Calibri Light" w:hAnsi="Calibri Light" w:cs="Calibri Light"/>
-                <w:sz w:val="24"/>
-                <w:szCs w:val="24"/>
+            <w:tcW w:w="0" w:type="auto"/>
+          </w:tcPr>
+          <w:p>
+            <w:pPr>
+              <w:jc w:val="both"/>
+              <w:rPr>
+                <w:rFonts w:ascii="Calibri Light" w:hAnsi="Calibri Light" w:cs="Calibri Light"/>
+                <w:sz w:val="24"/>
+                <w:szCs w:val="24"/>
+                <w:lang w:val="pt-BR"/>
+              </w:rPr>
+            </w:pPr>
+            <w:r>
+              <w:rPr>
+                <w:rFonts w:ascii="Calibri Light" w:hAnsi="Calibri Light" w:cs="Calibri Light"/>
+                <w:sz w:val="24"/>
+                <w:szCs w:val="24"/>
+                <w:lang w:val="pt-BR"/>
               </w:rPr>
               <w:t>3</w:t>
             </w:r>
@@ -1904,24 +6656,57 @@
         </w:tc>
         <w:tc>
           <w:tcPr>
-            <w:tcW w:w="4155" w:type="dxa"/>
-          </w:tcPr>
-          <w:p>
-            <w:pPr>
-              <w:jc w:val="both"/>
-              <w:rPr>
-                <w:rFonts w:ascii="Calibri Light" w:hAnsi="Calibri Light" w:cs="Calibri Light"/>
-                <w:sz w:val="24"/>
-                <w:szCs w:val="24"/>
-              </w:rPr>
-            </w:pPr>
-            <w:r>
-              <w:rPr>
-                <w:rFonts w:ascii="Calibri Light" w:hAnsi="Calibri Light" w:cs="Calibri Light"/>
-                <w:sz w:val="24"/>
-                <w:szCs w:val="24"/>
-              </w:rPr>
-              <w:t>identify the system;</w:t>
+            <w:tcW w:w="0" w:type="auto"/>
+          </w:tcPr>
+          <w:p>
+            <w:pPr>
+              <w:jc w:val="both"/>
+              <w:rPr>
+                <w:rFonts w:ascii="Calibri Light" w:hAnsi="Calibri Light" w:cs="Calibri Light"/>
+                <w:sz w:val="24"/>
+                <w:szCs w:val="24"/>
+                <w:lang w:val="pt-BR"/>
+              </w:rPr>
+            </w:pPr>
+            <w:proofErr w:type="spellStart"/>
+            <w:r>
+              <w:rPr>
+                <w:rFonts w:ascii="Calibri Light" w:hAnsi="Calibri Light" w:cs="Calibri Light"/>
+                <w:sz w:val="24"/>
+                <w:szCs w:val="24"/>
+                <w:lang w:val="pt-BR"/>
+              </w:rPr>
+              <w:t>identify</w:t>
+            </w:r>
+            <w:proofErr w:type="spellEnd"/>
+            <w:r>
+              <w:rPr>
+                <w:rFonts w:ascii="Calibri Light" w:hAnsi="Calibri Light" w:cs="Calibri Light"/>
+                <w:sz w:val="24"/>
+                <w:szCs w:val="24"/>
+                <w:lang w:val="pt-BR"/>
+              </w:rPr>
+              <w:t xml:space="preserve"> </w:t>
+            </w:r>
+            <w:proofErr w:type="spellStart"/>
+            <w:r>
+              <w:rPr>
+                <w:rFonts w:ascii="Calibri Light" w:hAnsi="Calibri Light" w:cs="Calibri Light"/>
+                <w:sz w:val="24"/>
+                <w:szCs w:val="24"/>
+                <w:lang w:val="pt-BR"/>
+              </w:rPr>
+              <w:t>the</w:t>
+            </w:r>
+            <w:proofErr w:type="spellEnd"/>
+            <w:r>
+              <w:rPr>
+                <w:rFonts w:ascii="Calibri Light" w:hAnsi="Calibri Light" w:cs="Calibri Light"/>
+                <w:sz w:val="24"/>
+                <w:szCs w:val="24"/>
+                <w:lang w:val="pt-BR"/>
+              </w:rPr>
+              <w:t xml:space="preserve"> system;</w:t>
             </w:r>
           </w:p>
         </w:tc>
@@ -1929,30 +6714,32 @@
       <w:tr>
         <w:tc>
           <w:tcPr>
-            <w:tcW w:w="867" w:type="dxa"/>
-          </w:tcPr>
-          <w:p>
-            <w:pPr>
-              <w:jc w:val="center"/>
-              <w:rPr>
-                <w:rFonts w:ascii="Calibri Light" w:hAnsi="Calibri Light" w:cs="Calibri Light"/>
-                <w:sz w:val="24"/>
-                <w:szCs w:val="24"/>
-              </w:rPr>
-            </w:pPr>
-            <w:r>
-              <w:rPr>
-                <w:rFonts w:ascii="Calibri Light" w:hAnsi="Calibri Light" w:cs="Calibri Light"/>
-                <w:sz w:val="24"/>
-                <w:szCs w:val="24"/>
-              </w:rPr>
-              <w:t>16</w:t>
-            </w:r>
-          </w:p>
-        </w:tc>
-        <w:tc>
-          <w:tcPr>
-            <w:tcW w:w="4361" w:type="dxa"/>
+            <w:tcW w:w="0" w:type="auto"/>
+          </w:tcPr>
+          <w:p>
+            <w:pPr>
+              <w:jc w:val="both"/>
+              <w:rPr>
+                <w:rFonts w:ascii="Calibri Light" w:hAnsi="Calibri Light" w:cs="Calibri Light"/>
+                <w:sz w:val="24"/>
+                <w:szCs w:val="24"/>
+                <w:lang w:val="pt-BR"/>
+              </w:rPr>
+            </w:pPr>
+            <w:r>
+              <w:rPr>
+                <w:rFonts w:ascii="Calibri Light" w:hAnsi="Calibri Light" w:cs="Calibri Light"/>
+                <w:sz w:val="24"/>
+                <w:szCs w:val="24"/>
+                <w:lang w:val="pt-BR"/>
+              </w:rPr>
+              <w:t>55</w:t>
+            </w:r>
+          </w:p>
+        </w:tc>
+        <w:tc>
+          <w:tcPr>
+            <w:tcW w:w="0" w:type="auto"/>
           </w:tcPr>
           <w:p>
             <w:pPr>
@@ -1977,22 +6764,24 @@
         </w:tc>
         <w:tc>
           <w:tcPr>
-            <w:tcW w:w="676" w:type="dxa"/>
-          </w:tcPr>
-          <w:p>
-            <w:pPr>
-              <w:jc w:val="center"/>
-              <w:rPr>
-                <w:rFonts w:ascii="Calibri Light" w:hAnsi="Calibri Light" w:cs="Calibri Light"/>
-                <w:sz w:val="24"/>
-                <w:szCs w:val="24"/>
-              </w:rPr>
-            </w:pPr>
-            <w:r>
-              <w:rPr>
-                <w:rFonts w:ascii="Calibri Light" w:hAnsi="Calibri Light" w:cs="Calibri Light"/>
-                <w:sz w:val="24"/>
-                <w:szCs w:val="24"/>
+            <w:tcW w:w="0" w:type="auto"/>
+          </w:tcPr>
+          <w:p>
+            <w:pPr>
+              <w:jc w:val="both"/>
+              <w:rPr>
+                <w:rFonts w:ascii="Calibri Light" w:hAnsi="Calibri Light" w:cs="Calibri Light"/>
+                <w:sz w:val="24"/>
+                <w:szCs w:val="24"/>
+                <w:lang w:val="pt-BR"/>
+              </w:rPr>
+            </w:pPr>
+            <w:r>
+              <w:rPr>
+                <w:rFonts w:ascii="Calibri Light" w:hAnsi="Calibri Light" w:cs="Calibri Light"/>
+                <w:sz w:val="24"/>
+                <w:szCs w:val="24"/>
+                <w:lang w:val="pt-BR"/>
               </w:rPr>
               <w:t>6</w:t>
             </w:r>
@@ -2000,7 +6789,7 @@
         </w:tc>
         <w:tc>
           <w:tcPr>
-            <w:tcW w:w="4155" w:type="dxa"/>
+            <w:tcW w:w="0" w:type="auto"/>
           </w:tcPr>
           <w:p>
             <w:pPr>
@@ -2035,45 +6824,49 @@
       <w:tr>
         <w:tc>
           <w:tcPr>
-            <w:tcW w:w="867" w:type="dxa"/>
-          </w:tcPr>
-          <w:p>
-            <w:pPr>
-              <w:jc w:val="center"/>
-              <w:rPr>
-                <w:rFonts w:ascii="Calibri Light" w:hAnsi="Calibri Light" w:cs="Calibri Light"/>
-                <w:sz w:val="24"/>
-                <w:szCs w:val="24"/>
-              </w:rPr>
-            </w:pPr>
-            <w:r>
-              <w:rPr>
-                <w:rFonts w:ascii="Calibri Light" w:hAnsi="Calibri Light" w:cs="Calibri Light"/>
-                <w:sz w:val="24"/>
-                <w:szCs w:val="24"/>
-              </w:rPr>
-              <w:t>17</w:t>
-            </w:r>
-          </w:p>
-        </w:tc>
-        <w:tc>
-          <w:tcPr>
-            <w:tcW w:w="4361" w:type="dxa"/>
-          </w:tcPr>
-          <w:p>
-            <w:pPr>
-              <w:jc w:val="both"/>
-              <w:rPr>
-                <w:rFonts w:ascii="Calibri Light" w:hAnsi="Calibri Light" w:cs="Calibri Light"/>
-                <w:sz w:val="24"/>
-                <w:szCs w:val="24"/>
-              </w:rPr>
-            </w:pPr>
-            <w:r>
-              <w:rPr>
-                <w:rFonts w:ascii="Calibri Light" w:hAnsi="Calibri Light" w:cs="Calibri Light"/>
-                <w:sz w:val="24"/>
-                <w:szCs w:val="24"/>
+            <w:tcW w:w="0" w:type="auto"/>
+          </w:tcPr>
+          <w:p>
+            <w:pPr>
+              <w:jc w:val="both"/>
+              <w:rPr>
+                <w:rFonts w:ascii="Calibri Light" w:hAnsi="Calibri Light" w:cs="Calibri Light"/>
+                <w:sz w:val="24"/>
+                <w:szCs w:val="24"/>
+                <w:lang w:val="pt-BR"/>
+              </w:rPr>
+            </w:pPr>
+            <w:r>
+              <w:rPr>
+                <w:rFonts w:ascii="Calibri Light" w:hAnsi="Calibri Light" w:cs="Calibri Light"/>
+                <w:sz w:val="24"/>
+                <w:szCs w:val="24"/>
+                <w:lang w:val="pt-BR"/>
+              </w:rPr>
+              <w:t>56</w:t>
+            </w:r>
+          </w:p>
+        </w:tc>
+        <w:tc>
+          <w:tcPr>
+            <w:tcW w:w="0" w:type="auto"/>
+          </w:tcPr>
+          <w:p>
+            <w:pPr>
+              <w:jc w:val="both"/>
+              <w:rPr>
+                <w:rFonts w:ascii="Calibri Light" w:hAnsi="Calibri Light" w:cs="Calibri Light"/>
+                <w:sz w:val="24"/>
+                <w:szCs w:val="24"/>
+                <w:lang w:val="pt-BR"/>
+              </w:rPr>
+            </w:pPr>
+            <w:r>
+              <w:rPr>
+                <w:rFonts w:ascii="Calibri Light" w:hAnsi="Calibri Light" w:cs="Calibri Light"/>
+                <w:sz w:val="24"/>
+                <w:szCs w:val="24"/>
+                <w:lang w:val="pt-BR"/>
               </w:rPr>
               <w:t>construir cenários;</w:t>
             </w:r>
@@ -2081,22 +6874,24 @@
         </w:tc>
         <w:tc>
           <w:tcPr>
-            <w:tcW w:w="676" w:type="dxa"/>
-          </w:tcPr>
-          <w:p>
-            <w:pPr>
-              <w:jc w:val="center"/>
-              <w:rPr>
-                <w:rFonts w:ascii="Calibri Light" w:hAnsi="Calibri Light" w:cs="Calibri Light"/>
-                <w:sz w:val="24"/>
-                <w:szCs w:val="24"/>
-              </w:rPr>
-            </w:pPr>
-            <w:r>
-              <w:rPr>
-                <w:rFonts w:ascii="Calibri Light" w:hAnsi="Calibri Light" w:cs="Calibri Light"/>
-                <w:sz w:val="24"/>
-                <w:szCs w:val="24"/>
+            <w:tcW w:w="0" w:type="auto"/>
+          </w:tcPr>
+          <w:p>
+            <w:pPr>
+              <w:jc w:val="both"/>
+              <w:rPr>
+                <w:rFonts w:ascii="Calibri Light" w:hAnsi="Calibri Light" w:cs="Calibri Light"/>
+                <w:sz w:val="24"/>
+                <w:szCs w:val="24"/>
+                <w:lang w:val="pt-BR"/>
+              </w:rPr>
+            </w:pPr>
+            <w:r>
+              <w:rPr>
+                <w:rFonts w:ascii="Calibri Light" w:hAnsi="Calibri Light" w:cs="Calibri Light"/>
+                <w:sz w:val="24"/>
+                <w:szCs w:val="24"/>
+                <w:lang w:val="pt-BR"/>
               </w:rPr>
               <w:t>2</w:t>
             </w:r>
@@ -2104,24 +6899,46 @@
         </w:tc>
         <w:tc>
           <w:tcPr>
-            <w:tcW w:w="4155" w:type="dxa"/>
-          </w:tcPr>
-          <w:p>
-            <w:pPr>
-              <w:jc w:val="both"/>
-              <w:rPr>
-                <w:rFonts w:ascii="Calibri Light" w:hAnsi="Calibri Light" w:cs="Calibri Light"/>
-                <w:sz w:val="24"/>
-                <w:szCs w:val="24"/>
-              </w:rPr>
-            </w:pPr>
-            <w:r>
-              <w:rPr>
-                <w:rFonts w:ascii="Calibri Light" w:hAnsi="Calibri Light" w:cs="Calibri Light"/>
-                <w:sz w:val="24"/>
-                <w:szCs w:val="24"/>
-              </w:rPr>
-              <w:t>build scenarios;</w:t>
+            <w:tcW w:w="0" w:type="auto"/>
+          </w:tcPr>
+          <w:p>
+            <w:pPr>
+              <w:jc w:val="both"/>
+              <w:rPr>
+                <w:rFonts w:ascii="Calibri Light" w:hAnsi="Calibri Light" w:cs="Calibri Light"/>
+                <w:sz w:val="24"/>
+                <w:szCs w:val="24"/>
+                <w:lang w:val="pt-BR"/>
+              </w:rPr>
+            </w:pPr>
+            <w:r>
+              <w:rPr>
+                <w:rFonts w:ascii="Calibri Light" w:hAnsi="Calibri Light" w:cs="Calibri Light"/>
+                <w:sz w:val="24"/>
+                <w:szCs w:val="24"/>
+                <w:lang w:val="pt-BR"/>
+              </w:rPr>
+              <w:t xml:space="preserve">build </w:t>
+            </w:r>
+            <w:proofErr w:type="spellStart"/>
+            <w:r>
+              <w:rPr>
+                <w:rFonts w:ascii="Calibri Light" w:hAnsi="Calibri Light" w:cs="Calibri Light"/>
+                <w:sz w:val="24"/>
+                <w:szCs w:val="24"/>
+                <w:lang w:val="pt-BR"/>
+              </w:rPr>
+              <w:t>scenarios</w:t>
+            </w:r>
+            <w:proofErr w:type="spellEnd"/>
+            <w:r>
+              <w:rPr>
+                <w:rFonts w:ascii="Calibri Light" w:hAnsi="Calibri Light" w:cs="Calibri Light"/>
+                <w:sz w:val="24"/>
+                <w:szCs w:val="24"/>
+                <w:lang w:val="pt-BR"/>
+              </w:rPr>
+              <w:t>;</w:t>
             </w:r>
           </w:p>
         </w:tc>
@@ -2129,86 +6946,74 @@
       <w:tr>
         <w:tc>
           <w:tcPr>
-            <w:tcW w:w="867" w:type="dxa"/>
-          </w:tcPr>
-          <w:p>
-            <w:pPr>
-              <w:jc w:val="center"/>
-              <w:rPr>
-                <w:rFonts w:ascii="Calibri Light" w:hAnsi="Calibri Light" w:cs="Calibri Light"/>
-                <w:sz w:val="24"/>
-                <w:szCs w:val="24"/>
-              </w:rPr>
-            </w:pPr>
-            <w:r>
-              <w:rPr>
-                <w:rFonts w:ascii="Calibri Light" w:hAnsi="Calibri Light" w:cs="Calibri Light"/>
-                <w:sz w:val="24"/>
-                <w:szCs w:val="24"/>
-              </w:rPr>
-              <w:t>18</w:t>
-            </w:r>
-          </w:p>
-        </w:tc>
-        <w:tc>
-          <w:tcPr>
-            <w:tcW w:w="4361" w:type="dxa"/>
-          </w:tcPr>
-          <w:p>
-            <w:pPr>
-              <w:jc w:val="both"/>
-              <w:rPr>
-                <w:rFonts w:ascii="Calibri Light" w:hAnsi="Calibri Light" w:cs="Calibri Light"/>
-                <w:sz w:val="24"/>
-                <w:szCs w:val="24"/>
-              </w:rPr>
-            </w:pPr>
-            <w:r>
-              <w:rPr>
-                <w:rFonts w:ascii="Calibri Light" w:hAnsi="Calibri Light" w:cs="Calibri Light"/>
-                <w:sz w:val="24"/>
-                <w:szCs w:val="24"/>
-              </w:rPr>
-              <w:t xml:space="preserve">formular </w:t>
-            </w:r>
-            <w:proofErr w:type="gramStart"/>
-            <w:r>
-              <w:rPr>
-                <w:rFonts w:ascii="Calibri Light" w:hAnsi="Calibri Light" w:cs="Calibri Light"/>
-                <w:sz w:val="24"/>
-                <w:szCs w:val="24"/>
-              </w:rPr>
-              <w:t>a</w:t>
-            </w:r>
-            <w:proofErr w:type="gramEnd"/>
-            <w:r>
-              <w:rPr>
-                <w:rFonts w:ascii="Calibri Light" w:hAnsi="Calibri Light" w:cs="Calibri Light"/>
-                <w:sz w:val="24"/>
-                <w:szCs w:val="24"/>
-              </w:rPr>
-              <w:t xml:space="preserve"> estratégia;</w:t>
-            </w:r>
-          </w:p>
-        </w:tc>
-        <w:tc>
-          <w:tcPr>
-            <w:tcW w:w="676" w:type="dxa"/>
-          </w:tcPr>
-          <w:p>
-            <w:pPr>
-              <w:jc w:val="center"/>
-              <w:rPr>
-                <w:rFonts w:ascii="Calibri Light" w:hAnsi="Calibri Light" w:cs="Calibri Light"/>
-                <w:sz w:val="24"/>
-                <w:szCs w:val="24"/>
-              </w:rPr>
-            </w:pPr>
-            <w:r>
-              <w:rPr>
-                <w:rFonts w:ascii="Calibri Light" w:hAnsi="Calibri Light" w:cs="Calibri Light"/>
-                <w:sz w:val="24"/>
-                <w:szCs w:val="24"/>
+            <w:tcW w:w="0" w:type="auto"/>
+          </w:tcPr>
+          <w:p>
+            <w:pPr>
+              <w:jc w:val="both"/>
+              <w:rPr>
+                <w:rFonts w:ascii="Calibri Light" w:hAnsi="Calibri Light" w:cs="Calibri Light"/>
+                <w:sz w:val="24"/>
+                <w:szCs w:val="24"/>
+                <w:lang w:val="pt-BR"/>
+              </w:rPr>
+            </w:pPr>
+            <w:r>
+              <w:rPr>
+                <w:rFonts w:ascii="Calibri Light" w:hAnsi="Calibri Light" w:cs="Calibri Light"/>
+                <w:sz w:val="24"/>
+                <w:szCs w:val="24"/>
+                <w:lang w:val="pt-BR"/>
+              </w:rPr>
+              <w:t>57</w:t>
+            </w:r>
+          </w:p>
+        </w:tc>
+        <w:tc>
+          <w:tcPr>
+            <w:tcW w:w="0" w:type="auto"/>
+          </w:tcPr>
+          <w:p>
+            <w:pPr>
+              <w:jc w:val="both"/>
+              <w:rPr>
+                <w:rFonts w:ascii="Calibri Light" w:hAnsi="Calibri Light" w:cs="Calibri Light"/>
+                <w:sz w:val="24"/>
+                <w:szCs w:val="24"/>
+                <w:lang w:val="pt-BR"/>
+              </w:rPr>
+            </w:pPr>
+            <w:r>
+              <w:rPr>
+                <w:rFonts w:ascii="Calibri Light" w:hAnsi="Calibri Light" w:cs="Calibri Light"/>
+                <w:sz w:val="24"/>
+                <w:szCs w:val="24"/>
+                <w:lang w:val="pt-BR"/>
+              </w:rPr>
+              <w:t>formular a estratégia;</w:t>
+            </w:r>
+          </w:p>
+        </w:tc>
+        <w:tc>
+          <w:tcPr>
+            <w:tcW w:w="0" w:type="auto"/>
+          </w:tcPr>
+          <w:p>
+            <w:pPr>
+              <w:jc w:val="both"/>
+              <w:rPr>
+                <w:rFonts w:ascii="Calibri Light" w:hAnsi="Calibri Light" w:cs="Calibri Light"/>
+                <w:sz w:val="24"/>
+                <w:szCs w:val="24"/>
+                <w:lang w:val="pt-BR"/>
+              </w:rPr>
+            </w:pPr>
+            <w:r>
+              <w:rPr>
+                <w:rFonts w:ascii="Calibri Light" w:hAnsi="Calibri Light" w:cs="Calibri Light"/>
+                <w:sz w:val="24"/>
+                <w:szCs w:val="24"/>
+                <w:lang w:val="pt-BR"/>
               </w:rPr>
               <w:t>3</w:t>
             </w:r>
@@ -2216,24 +7021,77 @@
         </w:tc>
         <w:tc>
           <w:tcPr>
-            <w:tcW w:w="4155" w:type="dxa"/>
-          </w:tcPr>
-          <w:p>
-            <w:pPr>
-              <w:jc w:val="both"/>
-              <w:rPr>
-                <w:rFonts w:ascii="Calibri Light" w:hAnsi="Calibri Light" w:cs="Calibri Light"/>
-                <w:sz w:val="24"/>
-                <w:szCs w:val="24"/>
-              </w:rPr>
-            </w:pPr>
-            <w:r>
-              <w:rPr>
-                <w:rFonts w:ascii="Calibri Light" w:hAnsi="Calibri Light" w:cs="Calibri Light"/>
-                <w:sz w:val="24"/>
-                <w:szCs w:val="24"/>
-              </w:rPr>
-              <w:t>formulate the strategy;</w:t>
+            <w:tcW w:w="0" w:type="auto"/>
+          </w:tcPr>
+          <w:p>
+            <w:pPr>
+              <w:jc w:val="both"/>
+              <w:rPr>
+                <w:rFonts w:ascii="Calibri Light" w:hAnsi="Calibri Light" w:cs="Calibri Light"/>
+                <w:sz w:val="24"/>
+                <w:szCs w:val="24"/>
+                <w:lang w:val="pt-BR"/>
+              </w:rPr>
+            </w:pPr>
+            <w:proofErr w:type="spellStart"/>
+            <w:r>
+              <w:rPr>
+                <w:rFonts w:ascii="Calibri Light" w:hAnsi="Calibri Light" w:cs="Calibri Light"/>
+                <w:sz w:val="24"/>
+                <w:szCs w:val="24"/>
+                <w:lang w:val="pt-BR"/>
+              </w:rPr>
+              <w:t>formulate</w:t>
+            </w:r>
+            <w:proofErr w:type="spellEnd"/>
+            <w:r>
+              <w:rPr>
+                <w:rFonts w:ascii="Calibri Light" w:hAnsi="Calibri Light" w:cs="Calibri Light"/>
+                <w:sz w:val="24"/>
+                <w:szCs w:val="24"/>
+                <w:lang w:val="pt-BR"/>
+              </w:rPr>
+              <w:t xml:space="preserve"> </w:t>
+            </w:r>
+            <w:proofErr w:type="spellStart"/>
+            <w:r>
+              <w:rPr>
+                <w:rFonts w:ascii="Calibri Light" w:hAnsi="Calibri Light" w:cs="Calibri Light"/>
+                <w:sz w:val="24"/>
+                <w:szCs w:val="24"/>
+                <w:lang w:val="pt-BR"/>
+              </w:rPr>
+              <w:t>the</w:t>
+            </w:r>
+            <w:proofErr w:type="spellEnd"/>
+            <w:r>
+              <w:rPr>
+                <w:rFonts w:ascii="Calibri Light" w:hAnsi="Calibri Light" w:cs="Calibri Light"/>
+                <w:sz w:val="24"/>
+                <w:szCs w:val="24"/>
+                <w:lang w:val="pt-BR"/>
+              </w:rPr>
+              <w:t xml:space="preserve"> </w:t>
+            </w:r>
+            <w:proofErr w:type="spellStart"/>
+            <w:r>
+              <w:rPr>
+                <w:rFonts w:ascii="Calibri Light" w:hAnsi="Calibri Light" w:cs="Calibri Light"/>
+                <w:sz w:val="24"/>
+                <w:szCs w:val="24"/>
+                <w:lang w:val="pt-BR"/>
+              </w:rPr>
+              <w:t>strategy</w:t>
+            </w:r>
+            <w:proofErr w:type="spellEnd"/>
+            <w:r>
+              <w:rPr>
+                <w:rFonts w:ascii="Calibri Light" w:hAnsi="Calibri Light" w:cs="Calibri Light"/>
+                <w:sz w:val="24"/>
+                <w:szCs w:val="24"/>
+                <w:lang w:val="pt-BR"/>
+              </w:rPr>
+              <w:t>;</w:t>
             </w:r>
           </w:p>
         </w:tc>
@@ -2241,86 +7099,74 @@
       <w:tr>
         <w:tc>
           <w:tcPr>
-            <w:tcW w:w="867" w:type="dxa"/>
-          </w:tcPr>
-          <w:p>
-            <w:pPr>
-              <w:jc w:val="center"/>
-              <w:rPr>
-                <w:rFonts w:ascii="Calibri Light" w:hAnsi="Calibri Light" w:cs="Calibri Light"/>
-                <w:sz w:val="24"/>
-                <w:szCs w:val="24"/>
-              </w:rPr>
-            </w:pPr>
-            <w:r>
-              <w:rPr>
-                <w:rFonts w:ascii="Calibri Light" w:hAnsi="Calibri Light" w:cs="Calibri Light"/>
-                <w:sz w:val="24"/>
-                <w:szCs w:val="24"/>
-              </w:rPr>
-              <w:t>19</w:t>
-            </w:r>
-          </w:p>
-        </w:tc>
-        <w:tc>
-          <w:tcPr>
-            <w:tcW w:w="4361" w:type="dxa"/>
-          </w:tcPr>
-          <w:p>
-            <w:pPr>
-              <w:jc w:val="both"/>
-              <w:rPr>
-                <w:rFonts w:ascii="Calibri Light" w:hAnsi="Calibri Light" w:cs="Calibri Light"/>
-                <w:sz w:val="24"/>
-                <w:szCs w:val="24"/>
-              </w:rPr>
-            </w:pPr>
-            <w:r>
-              <w:rPr>
-                <w:rFonts w:ascii="Calibri Light" w:hAnsi="Calibri Light" w:cs="Calibri Light"/>
-                <w:sz w:val="24"/>
-                <w:szCs w:val="24"/>
-              </w:rPr>
-              <w:t xml:space="preserve">traduzir </w:t>
-            </w:r>
-            <w:proofErr w:type="gramStart"/>
-            <w:r>
-              <w:rPr>
-                <w:rFonts w:ascii="Calibri Light" w:hAnsi="Calibri Light" w:cs="Calibri Light"/>
-                <w:sz w:val="24"/>
-                <w:szCs w:val="24"/>
-              </w:rPr>
-              <w:t>a</w:t>
-            </w:r>
-            <w:proofErr w:type="gramEnd"/>
-            <w:r>
-              <w:rPr>
-                <w:rFonts w:ascii="Calibri Light" w:hAnsi="Calibri Light" w:cs="Calibri Light"/>
-                <w:sz w:val="24"/>
-                <w:szCs w:val="24"/>
-              </w:rPr>
-              <w:t xml:space="preserve"> estratégia;</w:t>
-            </w:r>
-          </w:p>
-        </w:tc>
-        <w:tc>
-          <w:tcPr>
-            <w:tcW w:w="676" w:type="dxa"/>
-          </w:tcPr>
-          <w:p>
-            <w:pPr>
-              <w:jc w:val="center"/>
-              <w:rPr>
-                <w:rFonts w:ascii="Calibri Light" w:hAnsi="Calibri Light" w:cs="Calibri Light"/>
-                <w:sz w:val="24"/>
-                <w:szCs w:val="24"/>
-              </w:rPr>
-            </w:pPr>
-            <w:r>
-              <w:rPr>
-                <w:rFonts w:ascii="Calibri Light" w:hAnsi="Calibri Light" w:cs="Calibri Light"/>
-                <w:sz w:val="24"/>
-                <w:szCs w:val="24"/>
+            <w:tcW w:w="0" w:type="auto"/>
+          </w:tcPr>
+          <w:p>
+            <w:pPr>
+              <w:jc w:val="both"/>
+              <w:rPr>
+                <w:rFonts w:ascii="Calibri Light" w:hAnsi="Calibri Light" w:cs="Calibri Light"/>
+                <w:sz w:val="24"/>
+                <w:szCs w:val="24"/>
+                <w:lang w:val="pt-BR"/>
+              </w:rPr>
+            </w:pPr>
+            <w:r>
+              <w:rPr>
+                <w:rFonts w:ascii="Calibri Light" w:hAnsi="Calibri Light" w:cs="Calibri Light"/>
+                <w:sz w:val="24"/>
+                <w:szCs w:val="24"/>
+                <w:lang w:val="pt-BR"/>
+              </w:rPr>
+              <w:t>58</w:t>
+            </w:r>
+          </w:p>
+        </w:tc>
+        <w:tc>
+          <w:tcPr>
+            <w:tcW w:w="0" w:type="auto"/>
+          </w:tcPr>
+          <w:p>
+            <w:pPr>
+              <w:jc w:val="both"/>
+              <w:rPr>
+                <w:rFonts w:ascii="Calibri Light" w:hAnsi="Calibri Light" w:cs="Calibri Light"/>
+                <w:sz w:val="24"/>
+                <w:szCs w:val="24"/>
+                <w:lang w:val="pt-BR"/>
+              </w:rPr>
+            </w:pPr>
+            <w:r>
+              <w:rPr>
+                <w:rFonts w:ascii="Calibri Light" w:hAnsi="Calibri Light" w:cs="Calibri Light"/>
+                <w:sz w:val="24"/>
+                <w:szCs w:val="24"/>
+                <w:lang w:val="pt-BR"/>
+              </w:rPr>
+              <w:t>traduzir a estratégia;</w:t>
+            </w:r>
+          </w:p>
+        </w:tc>
+        <w:tc>
+          <w:tcPr>
+            <w:tcW w:w="0" w:type="auto"/>
+          </w:tcPr>
+          <w:p>
+            <w:pPr>
+              <w:jc w:val="both"/>
+              <w:rPr>
+                <w:rFonts w:ascii="Calibri Light" w:hAnsi="Calibri Light" w:cs="Calibri Light"/>
+                <w:sz w:val="24"/>
+                <w:szCs w:val="24"/>
+                <w:lang w:val="pt-BR"/>
+              </w:rPr>
+            </w:pPr>
+            <w:r>
+              <w:rPr>
+                <w:rFonts w:ascii="Calibri Light" w:hAnsi="Calibri Light" w:cs="Calibri Light"/>
+                <w:sz w:val="24"/>
+                <w:szCs w:val="24"/>
+                <w:lang w:val="pt-BR"/>
               </w:rPr>
               <w:t>3</w:t>
             </w:r>
@@ -2328,24 +7174,77 @@
         </w:tc>
         <w:tc>
           <w:tcPr>
-            <w:tcW w:w="4155" w:type="dxa"/>
-          </w:tcPr>
-          <w:p>
-            <w:pPr>
-              <w:jc w:val="both"/>
-              <w:rPr>
-                <w:rFonts w:ascii="Calibri Light" w:hAnsi="Calibri Light" w:cs="Calibri Light"/>
-                <w:sz w:val="24"/>
-                <w:szCs w:val="24"/>
-              </w:rPr>
-            </w:pPr>
-            <w:r>
-              <w:rPr>
-                <w:rFonts w:ascii="Calibri Light" w:hAnsi="Calibri Light" w:cs="Calibri Light"/>
-                <w:sz w:val="24"/>
-                <w:szCs w:val="24"/>
-              </w:rPr>
-              <w:t>translate the strategy;</w:t>
+            <w:tcW w:w="0" w:type="auto"/>
+          </w:tcPr>
+          <w:p>
+            <w:pPr>
+              <w:jc w:val="both"/>
+              <w:rPr>
+                <w:rFonts w:ascii="Calibri Light" w:hAnsi="Calibri Light" w:cs="Calibri Light"/>
+                <w:sz w:val="24"/>
+                <w:szCs w:val="24"/>
+                <w:lang w:val="pt-BR"/>
+              </w:rPr>
+            </w:pPr>
+            <w:proofErr w:type="spellStart"/>
+            <w:r>
+              <w:rPr>
+                <w:rFonts w:ascii="Calibri Light" w:hAnsi="Calibri Light" w:cs="Calibri Light"/>
+                <w:sz w:val="24"/>
+                <w:szCs w:val="24"/>
+                <w:lang w:val="pt-BR"/>
+              </w:rPr>
+              <w:t>translate</w:t>
+            </w:r>
+            <w:proofErr w:type="spellEnd"/>
+            <w:r>
+              <w:rPr>
+                <w:rFonts w:ascii="Calibri Light" w:hAnsi="Calibri Light" w:cs="Calibri Light"/>
+                <w:sz w:val="24"/>
+                <w:szCs w:val="24"/>
+                <w:lang w:val="pt-BR"/>
+              </w:rPr>
+              <w:t xml:space="preserve"> </w:t>
+            </w:r>
+            <w:proofErr w:type="spellStart"/>
+            <w:r>
+              <w:rPr>
+                <w:rFonts w:ascii="Calibri Light" w:hAnsi="Calibri Light" w:cs="Calibri Light"/>
+                <w:sz w:val="24"/>
+                <w:szCs w:val="24"/>
+                <w:lang w:val="pt-BR"/>
+              </w:rPr>
+              <w:t>the</w:t>
+            </w:r>
+            <w:proofErr w:type="spellEnd"/>
+            <w:r>
+              <w:rPr>
+                <w:rFonts w:ascii="Calibri Light" w:hAnsi="Calibri Light" w:cs="Calibri Light"/>
+                <w:sz w:val="24"/>
+                <w:szCs w:val="24"/>
+                <w:lang w:val="pt-BR"/>
+              </w:rPr>
+              <w:t xml:space="preserve"> </w:t>
+            </w:r>
+            <w:proofErr w:type="spellStart"/>
+            <w:r>
+              <w:rPr>
+                <w:rFonts w:ascii="Calibri Light" w:hAnsi="Calibri Light" w:cs="Calibri Light"/>
+                <w:sz w:val="24"/>
+                <w:szCs w:val="24"/>
+                <w:lang w:val="pt-BR"/>
+              </w:rPr>
+              <w:t>strategy</w:t>
+            </w:r>
+            <w:proofErr w:type="spellEnd"/>
+            <w:r>
+              <w:rPr>
+                <w:rFonts w:ascii="Calibri Light" w:hAnsi="Calibri Light" w:cs="Calibri Light"/>
+                <w:sz w:val="24"/>
+                <w:szCs w:val="24"/>
+                <w:lang w:val="pt-BR"/>
+              </w:rPr>
+              <w:t>;</w:t>
             </w:r>
           </w:p>
         </w:tc>
@@ -2353,45 +7252,49 @@
       <w:tr>
         <w:tc>
           <w:tcPr>
-            <w:tcW w:w="867" w:type="dxa"/>
-          </w:tcPr>
-          <w:p>
-            <w:pPr>
-              <w:jc w:val="center"/>
-              <w:rPr>
-                <w:rFonts w:ascii="Calibri Light" w:hAnsi="Calibri Light" w:cs="Calibri Light"/>
-                <w:sz w:val="24"/>
-                <w:szCs w:val="24"/>
-              </w:rPr>
-            </w:pPr>
-            <w:r>
-              <w:rPr>
-                <w:rFonts w:ascii="Calibri Light" w:hAnsi="Calibri Light" w:cs="Calibri Light"/>
-                <w:sz w:val="24"/>
-                <w:szCs w:val="24"/>
-              </w:rPr>
-              <w:t>20</w:t>
-            </w:r>
-          </w:p>
-        </w:tc>
-        <w:tc>
-          <w:tcPr>
-            <w:tcW w:w="4361" w:type="dxa"/>
-          </w:tcPr>
-          <w:p>
-            <w:pPr>
-              <w:jc w:val="both"/>
-              <w:rPr>
-                <w:rFonts w:ascii="Calibri Light" w:hAnsi="Calibri Light" w:cs="Calibri Light"/>
-                <w:sz w:val="24"/>
-                <w:szCs w:val="24"/>
-              </w:rPr>
-            </w:pPr>
-            <w:r>
-              <w:rPr>
-                <w:rFonts w:ascii="Calibri Light" w:hAnsi="Calibri Light" w:cs="Calibri Light"/>
-                <w:sz w:val="24"/>
-                <w:szCs w:val="24"/>
+            <w:tcW w:w="0" w:type="auto"/>
+          </w:tcPr>
+          <w:p>
+            <w:pPr>
+              <w:jc w:val="both"/>
+              <w:rPr>
+                <w:rFonts w:ascii="Calibri Light" w:hAnsi="Calibri Light" w:cs="Calibri Light"/>
+                <w:sz w:val="24"/>
+                <w:szCs w:val="24"/>
+                <w:lang w:val="pt-BR"/>
+              </w:rPr>
+            </w:pPr>
+            <w:r>
+              <w:rPr>
+                <w:rFonts w:ascii="Calibri Light" w:hAnsi="Calibri Light" w:cs="Calibri Light"/>
+                <w:sz w:val="24"/>
+                <w:szCs w:val="24"/>
+                <w:lang w:val="pt-BR"/>
+              </w:rPr>
+              <w:t>59</w:t>
+            </w:r>
+          </w:p>
+        </w:tc>
+        <w:tc>
+          <w:tcPr>
+            <w:tcW w:w="0" w:type="auto"/>
+          </w:tcPr>
+          <w:p>
+            <w:pPr>
+              <w:jc w:val="both"/>
+              <w:rPr>
+                <w:rFonts w:ascii="Calibri Light" w:hAnsi="Calibri Light" w:cs="Calibri Light"/>
+                <w:sz w:val="24"/>
+                <w:szCs w:val="24"/>
+                <w:lang w:val="pt-BR"/>
+              </w:rPr>
+            </w:pPr>
+            <w:r>
+              <w:rPr>
+                <w:rFonts w:ascii="Calibri Light" w:hAnsi="Calibri Light" w:cs="Calibri Light"/>
+                <w:sz w:val="24"/>
+                <w:szCs w:val="24"/>
+                <w:lang w:val="pt-BR"/>
               </w:rPr>
               <w:t>priorizar ações;</w:t>
             </w:r>
@@ -2399,22 +7302,24 @@
         </w:tc>
         <w:tc>
           <w:tcPr>
-            <w:tcW w:w="676" w:type="dxa"/>
-          </w:tcPr>
-          <w:p>
-            <w:pPr>
-              <w:jc w:val="center"/>
-              <w:rPr>
-                <w:rFonts w:ascii="Calibri Light" w:hAnsi="Calibri Light" w:cs="Calibri Light"/>
-                <w:sz w:val="24"/>
-                <w:szCs w:val="24"/>
-              </w:rPr>
-            </w:pPr>
-            <w:r>
-              <w:rPr>
-                <w:rFonts w:ascii="Calibri Light" w:hAnsi="Calibri Light" w:cs="Calibri Light"/>
-                <w:sz w:val="24"/>
-                <w:szCs w:val="24"/>
+            <w:tcW w:w="0" w:type="auto"/>
+          </w:tcPr>
+          <w:p>
+            <w:pPr>
+              <w:jc w:val="both"/>
+              <w:rPr>
+                <w:rFonts w:ascii="Calibri Light" w:hAnsi="Calibri Light" w:cs="Calibri Light"/>
+                <w:sz w:val="24"/>
+                <w:szCs w:val="24"/>
+                <w:lang w:val="pt-BR"/>
+              </w:rPr>
+            </w:pPr>
+            <w:r>
+              <w:rPr>
+                <w:rFonts w:ascii="Calibri Light" w:hAnsi="Calibri Light" w:cs="Calibri Light"/>
+                <w:sz w:val="24"/>
+                <w:szCs w:val="24"/>
+                <w:lang w:val="pt-BR"/>
               </w:rPr>
               <w:t>2</w:t>
             </w:r>
@@ -2422,24 +7327,57 @@
         </w:tc>
         <w:tc>
           <w:tcPr>
-            <w:tcW w:w="4155" w:type="dxa"/>
-          </w:tcPr>
-          <w:p>
-            <w:pPr>
-              <w:jc w:val="both"/>
-              <w:rPr>
-                <w:rFonts w:ascii="Calibri Light" w:hAnsi="Calibri Light" w:cs="Calibri Light"/>
-                <w:sz w:val="24"/>
-                <w:szCs w:val="24"/>
-              </w:rPr>
-            </w:pPr>
-            <w:r>
-              <w:rPr>
-                <w:rFonts w:ascii="Calibri Light" w:hAnsi="Calibri Light" w:cs="Calibri Light"/>
-                <w:sz w:val="24"/>
-                <w:szCs w:val="24"/>
-              </w:rPr>
-              <w:t>prioritize actions;</w:t>
+            <w:tcW w:w="0" w:type="auto"/>
+          </w:tcPr>
+          <w:p>
+            <w:pPr>
+              <w:jc w:val="both"/>
+              <w:rPr>
+                <w:rFonts w:ascii="Calibri Light" w:hAnsi="Calibri Light" w:cs="Calibri Light"/>
+                <w:sz w:val="24"/>
+                <w:szCs w:val="24"/>
+                <w:lang w:val="pt-BR"/>
+              </w:rPr>
+            </w:pPr>
+            <w:proofErr w:type="spellStart"/>
+            <w:r>
+              <w:rPr>
+                <w:rFonts w:ascii="Calibri Light" w:hAnsi="Calibri Light" w:cs="Calibri Light"/>
+                <w:sz w:val="24"/>
+                <w:szCs w:val="24"/>
+                <w:lang w:val="pt-BR"/>
+              </w:rPr>
+              <w:t>prioritize</w:t>
+            </w:r>
+            <w:proofErr w:type="spellEnd"/>
+            <w:r>
+              <w:rPr>
+                <w:rFonts w:ascii="Calibri Light" w:hAnsi="Calibri Light" w:cs="Calibri Light"/>
+                <w:sz w:val="24"/>
+                <w:szCs w:val="24"/>
+                <w:lang w:val="pt-BR"/>
+              </w:rPr>
+              <w:t xml:space="preserve"> </w:t>
+            </w:r>
+            <w:proofErr w:type="spellStart"/>
+            <w:r>
+              <w:rPr>
+                <w:rFonts w:ascii="Calibri Light" w:hAnsi="Calibri Light" w:cs="Calibri Light"/>
+                <w:sz w:val="24"/>
+                <w:szCs w:val="24"/>
+                <w:lang w:val="pt-BR"/>
+              </w:rPr>
+              <w:t>actions</w:t>
+            </w:r>
+            <w:proofErr w:type="spellEnd"/>
+            <w:r>
+              <w:rPr>
+                <w:rFonts w:ascii="Calibri Light" w:hAnsi="Calibri Light" w:cs="Calibri Light"/>
+                <w:sz w:val="24"/>
+                <w:szCs w:val="24"/>
+                <w:lang w:val="pt-BR"/>
+              </w:rPr>
+              <w:t>;</w:t>
             </w:r>
           </w:p>
         </w:tc>
@@ -2447,45 +7385,49 @@
       <w:tr>
         <w:tc>
           <w:tcPr>
-            <w:tcW w:w="867" w:type="dxa"/>
-          </w:tcPr>
-          <w:p>
-            <w:pPr>
-              <w:jc w:val="center"/>
-              <w:rPr>
-                <w:rFonts w:ascii="Calibri Light" w:hAnsi="Calibri Light" w:cs="Calibri Light"/>
-                <w:sz w:val="24"/>
-                <w:szCs w:val="24"/>
-              </w:rPr>
-            </w:pPr>
-            <w:r>
-              <w:rPr>
-                <w:rFonts w:ascii="Calibri Light" w:hAnsi="Calibri Light" w:cs="Calibri Light"/>
-                <w:sz w:val="24"/>
-                <w:szCs w:val="24"/>
-              </w:rPr>
-              <w:t>21</w:t>
-            </w:r>
-          </w:p>
-        </w:tc>
-        <w:tc>
-          <w:tcPr>
-            <w:tcW w:w="4361" w:type="dxa"/>
-          </w:tcPr>
-          <w:p>
-            <w:pPr>
-              <w:jc w:val="both"/>
-              <w:rPr>
-                <w:rFonts w:ascii="Calibri Light" w:hAnsi="Calibri Light" w:cs="Calibri Light"/>
-                <w:sz w:val="24"/>
-                <w:szCs w:val="24"/>
-              </w:rPr>
-            </w:pPr>
-            <w:r>
-              <w:rPr>
-                <w:rFonts w:ascii="Calibri Light" w:hAnsi="Calibri Light" w:cs="Calibri Light"/>
-                <w:sz w:val="24"/>
-                <w:szCs w:val="24"/>
+            <w:tcW w:w="0" w:type="auto"/>
+          </w:tcPr>
+          <w:p>
+            <w:pPr>
+              <w:jc w:val="both"/>
+              <w:rPr>
+                <w:rFonts w:ascii="Calibri Light" w:hAnsi="Calibri Light" w:cs="Calibri Light"/>
+                <w:sz w:val="24"/>
+                <w:szCs w:val="24"/>
+                <w:lang w:val="pt-BR"/>
+              </w:rPr>
+            </w:pPr>
+            <w:r>
+              <w:rPr>
+                <w:rFonts w:ascii="Calibri Light" w:hAnsi="Calibri Light" w:cs="Calibri Light"/>
+                <w:sz w:val="24"/>
+                <w:szCs w:val="24"/>
+                <w:lang w:val="pt-BR"/>
+              </w:rPr>
+              <w:t>60</w:t>
+            </w:r>
+          </w:p>
+        </w:tc>
+        <w:tc>
+          <w:tcPr>
+            <w:tcW w:w="0" w:type="auto"/>
+          </w:tcPr>
+          <w:p>
+            <w:pPr>
+              <w:jc w:val="both"/>
+              <w:rPr>
+                <w:rFonts w:ascii="Calibri Light" w:hAnsi="Calibri Light" w:cs="Calibri Light"/>
+                <w:sz w:val="24"/>
+                <w:szCs w:val="24"/>
+                <w:lang w:val="pt-BR"/>
+              </w:rPr>
+            </w:pPr>
+            <w:r>
+              <w:rPr>
+                <w:rFonts w:ascii="Calibri Light" w:hAnsi="Calibri Light" w:cs="Calibri Light"/>
+                <w:sz w:val="24"/>
+                <w:szCs w:val="24"/>
+                <w:lang w:val="pt-BR"/>
               </w:rPr>
               <w:t>gerenciar riscos;</w:t>
             </w:r>
@@ -2493,22 +7435,24 @@
         </w:tc>
         <w:tc>
           <w:tcPr>
-            <w:tcW w:w="676" w:type="dxa"/>
-          </w:tcPr>
-          <w:p>
-            <w:pPr>
-              <w:jc w:val="center"/>
-              <w:rPr>
-                <w:rFonts w:ascii="Calibri Light" w:hAnsi="Calibri Light" w:cs="Calibri Light"/>
-                <w:sz w:val="24"/>
-                <w:szCs w:val="24"/>
-              </w:rPr>
-            </w:pPr>
-            <w:r>
-              <w:rPr>
-                <w:rFonts w:ascii="Calibri Light" w:hAnsi="Calibri Light" w:cs="Calibri Light"/>
-                <w:sz w:val="24"/>
-                <w:szCs w:val="24"/>
+            <w:tcW w:w="0" w:type="auto"/>
+          </w:tcPr>
+          <w:p>
+            <w:pPr>
+              <w:jc w:val="both"/>
+              <w:rPr>
+                <w:rFonts w:ascii="Calibri Light" w:hAnsi="Calibri Light" w:cs="Calibri Light"/>
+                <w:sz w:val="24"/>
+                <w:szCs w:val="24"/>
+                <w:lang w:val="pt-BR"/>
+              </w:rPr>
+            </w:pPr>
+            <w:r>
+              <w:rPr>
+                <w:rFonts w:ascii="Calibri Light" w:hAnsi="Calibri Light" w:cs="Calibri Light"/>
+                <w:sz w:val="24"/>
+                <w:szCs w:val="24"/>
+                <w:lang w:val="pt-BR"/>
               </w:rPr>
               <w:t>2</w:t>
             </w:r>
@@ -2516,24 +7460,57 @@
         </w:tc>
         <w:tc>
           <w:tcPr>
-            <w:tcW w:w="4155" w:type="dxa"/>
-          </w:tcPr>
-          <w:p>
-            <w:pPr>
-              <w:jc w:val="both"/>
-              <w:rPr>
-                <w:rFonts w:ascii="Calibri Light" w:hAnsi="Calibri Light" w:cs="Calibri Light"/>
-                <w:sz w:val="24"/>
-                <w:szCs w:val="24"/>
-              </w:rPr>
-            </w:pPr>
-            <w:r>
-              <w:rPr>
-                <w:rFonts w:ascii="Calibri Light" w:hAnsi="Calibri Light" w:cs="Calibri Light"/>
-                <w:sz w:val="24"/>
-                <w:szCs w:val="24"/>
-              </w:rPr>
-              <w:t>manage risks;</w:t>
+            <w:tcW w:w="0" w:type="auto"/>
+          </w:tcPr>
+          <w:p>
+            <w:pPr>
+              <w:jc w:val="both"/>
+              <w:rPr>
+                <w:rFonts w:ascii="Calibri Light" w:hAnsi="Calibri Light" w:cs="Calibri Light"/>
+                <w:sz w:val="24"/>
+                <w:szCs w:val="24"/>
+                <w:lang w:val="pt-BR"/>
+              </w:rPr>
+            </w:pPr>
+            <w:proofErr w:type="spellStart"/>
+            <w:r>
+              <w:rPr>
+                <w:rFonts w:ascii="Calibri Light" w:hAnsi="Calibri Light" w:cs="Calibri Light"/>
+                <w:sz w:val="24"/>
+                <w:szCs w:val="24"/>
+                <w:lang w:val="pt-BR"/>
+              </w:rPr>
+              <w:t>manage</w:t>
+            </w:r>
+            <w:proofErr w:type="spellEnd"/>
+            <w:r>
+              <w:rPr>
+                <w:rFonts w:ascii="Calibri Light" w:hAnsi="Calibri Light" w:cs="Calibri Light"/>
+                <w:sz w:val="24"/>
+                <w:szCs w:val="24"/>
+                <w:lang w:val="pt-BR"/>
+              </w:rPr>
+              <w:t xml:space="preserve"> </w:t>
+            </w:r>
+            <w:proofErr w:type="spellStart"/>
+            <w:r>
+              <w:rPr>
+                <w:rFonts w:ascii="Calibri Light" w:hAnsi="Calibri Light" w:cs="Calibri Light"/>
+                <w:sz w:val="24"/>
+                <w:szCs w:val="24"/>
+                <w:lang w:val="pt-BR"/>
+              </w:rPr>
+              <w:t>risks</w:t>
+            </w:r>
+            <w:proofErr w:type="spellEnd"/>
+            <w:r>
+              <w:rPr>
+                <w:rFonts w:ascii="Calibri Light" w:hAnsi="Calibri Light" w:cs="Calibri Light"/>
+                <w:sz w:val="24"/>
+                <w:szCs w:val="24"/>
+                <w:lang w:val="pt-BR"/>
+              </w:rPr>
+              <w:t>;</w:t>
             </w:r>
           </w:p>
         </w:tc>
@@ -2541,86 +7518,74 @@
       <w:tr>
         <w:tc>
           <w:tcPr>
-            <w:tcW w:w="867" w:type="dxa"/>
-          </w:tcPr>
-          <w:p>
-            <w:pPr>
-              <w:jc w:val="center"/>
-              <w:rPr>
-                <w:rFonts w:ascii="Calibri Light" w:hAnsi="Calibri Light" w:cs="Calibri Light"/>
-                <w:sz w:val="24"/>
-                <w:szCs w:val="24"/>
-              </w:rPr>
-            </w:pPr>
-            <w:r>
-              <w:rPr>
-                <w:rFonts w:ascii="Calibri Light" w:hAnsi="Calibri Light" w:cs="Calibri Light"/>
-                <w:sz w:val="24"/>
-                <w:szCs w:val="24"/>
-              </w:rPr>
-              <w:t>22</w:t>
-            </w:r>
-          </w:p>
-        </w:tc>
-        <w:tc>
-          <w:tcPr>
-            <w:tcW w:w="4361" w:type="dxa"/>
-          </w:tcPr>
-          <w:p>
-            <w:pPr>
-              <w:jc w:val="both"/>
-              <w:rPr>
-                <w:rFonts w:ascii="Calibri Light" w:hAnsi="Calibri Light" w:cs="Calibri Light"/>
-                <w:sz w:val="24"/>
-                <w:szCs w:val="24"/>
-              </w:rPr>
-            </w:pPr>
-            <w:r>
-              <w:rPr>
-                <w:rFonts w:ascii="Calibri Light" w:hAnsi="Calibri Light" w:cs="Calibri Light"/>
-                <w:sz w:val="24"/>
-                <w:szCs w:val="24"/>
-              </w:rPr>
-              <w:t xml:space="preserve">executar </w:t>
-            </w:r>
-            <w:proofErr w:type="gramStart"/>
-            <w:r>
-              <w:rPr>
-                <w:rFonts w:ascii="Calibri Light" w:hAnsi="Calibri Light" w:cs="Calibri Light"/>
-                <w:sz w:val="24"/>
-                <w:szCs w:val="24"/>
-              </w:rPr>
-              <w:t>a</w:t>
-            </w:r>
-            <w:proofErr w:type="gramEnd"/>
-            <w:r>
-              <w:rPr>
-                <w:rFonts w:ascii="Calibri Light" w:hAnsi="Calibri Light" w:cs="Calibri Light"/>
-                <w:sz w:val="24"/>
-                <w:szCs w:val="24"/>
-              </w:rPr>
-              <w:t xml:space="preserve"> estratégia;</w:t>
-            </w:r>
-          </w:p>
-        </w:tc>
-        <w:tc>
-          <w:tcPr>
-            <w:tcW w:w="676" w:type="dxa"/>
-          </w:tcPr>
-          <w:p>
-            <w:pPr>
-              <w:jc w:val="center"/>
-              <w:rPr>
-                <w:rFonts w:ascii="Calibri Light" w:hAnsi="Calibri Light" w:cs="Calibri Light"/>
-                <w:sz w:val="24"/>
-                <w:szCs w:val="24"/>
-              </w:rPr>
-            </w:pPr>
-            <w:r>
-              <w:rPr>
-                <w:rFonts w:ascii="Calibri Light" w:hAnsi="Calibri Light" w:cs="Calibri Light"/>
-                <w:sz w:val="24"/>
-                <w:szCs w:val="24"/>
+            <w:tcW w:w="0" w:type="auto"/>
+          </w:tcPr>
+          <w:p>
+            <w:pPr>
+              <w:jc w:val="both"/>
+              <w:rPr>
+                <w:rFonts w:ascii="Calibri Light" w:hAnsi="Calibri Light" w:cs="Calibri Light"/>
+                <w:sz w:val="24"/>
+                <w:szCs w:val="24"/>
+                <w:lang w:val="pt-BR"/>
+              </w:rPr>
+            </w:pPr>
+            <w:r>
+              <w:rPr>
+                <w:rFonts w:ascii="Calibri Light" w:hAnsi="Calibri Light" w:cs="Calibri Light"/>
+                <w:sz w:val="24"/>
+                <w:szCs w:val="24"/>
+                <w:lang w:val="pt-BR"/>
+              </w:rPr>
+              <w:t>61</w:t>
+            </w:r>
+          </w:p>
+        </w:tc>
+        <w:tc>
+          <w:tcPr>
+            <w:tcW w:w="0" w:type="auto"/>
+          </w:tcPr>
+          <w:p>
+            <w:pPr>
+              <w:jc w:val="both"/>
+              <w:rPr>
+                <w:rFonts w:ascii="Calibri Light" w:hAnsi="Calibri Light" w:cs="Calibri Light"/>
+                <w:sz w:val="24"/>
+                <w:szCs w:val="24"/>
+                <w:lang w:val="pt-BR"/>
+              </w:rPr>
+            </w:pPr>
+            <w:r>
+              <w:rPr>
+                <w:rFonts w:ascii="Calibri Light" w:hAnsi="Calibri Light" w:cs="Calibri Light"/>
+                <w:sz w:val="24"/>
+                <w:szCs w:val="24"/>
+                <w:lang w:val="pt-BR"/>
+              </w:rPr>
+              <w:t>executar a estratégia;</w:t>
+            </w:r>
+          </w:p>
+        </w:tc>
+        <w:tc>
+          <w:tcPr>
+            <w:tcW w:w="0" w:type="auto"/>
+          </w:tcPr>
+          <w:p>
+            <w:pPr>
+              <w:jc w:val="both"/>
+              <w:rPr>
+                <w:rFonts w:ascii="Calibri Light" w:hAnsi="Calibri Light" w:cs="Calibri Light"/>
+                <w:sz w:val="24"/>
+                <w:szCs w:val="24"/>
+                <w:lang w:val="pt-BR"/>
+              </w:rPr>
+            </w:pPr>
+            <w:r>
+              <w:rPr>
+                <w:rFonts w:ascii="Calibri Light" w:hAnsi="Calibri Light" w:cs="Calibri Light"/>
+                <w:sz w:val="24"/>
+                <w:szCs w:val="24"/>
+                <w:lang w:val="pt-BR"/>
               </w:rPr>
               <w:t>3</w:t>
             </w:r>
@@ -2628,24 +7593,66 @@
         </w:tc>
         <w:tc>
           <w:tcPr>
-            <w:tcW w:w="4155" w:type="dxa"/>
-          </w:tcPr>
-          <w:p>
-            <w:pPr>
-              <w:jc w:val="both"/>
-              <w:rPr>
-                <w:rFonts w:ascii="Calibri Light" w:hAnsi="Calibri Light" w:cs="Calibri Light"/>
-                <w:sz w:val="24"/>
-                <w:szCs w:val="24"/>
-              </w:rPr>
-            </w:pPr>
-            <w:r>
-              <w:rPr>
-                <w:rFonts w:ascii="Calibri Light" w:hAnsi="Calibri Light" w:cs="Calibri Light"/>
-                <w:sz w:val="24"/>
-                <w:szCs w:val="24"/>
-              </w:rPr>
-              <w:t>execute the strategy;</w:t>
+            <w:tcW w:w="0" w:type="auto"/>
+          </w:tcPr>
+          <w:p>
+            <w:pPr>
+              <w:jc w:val="both"/>
+              <w:rPr>
+                <w:rFonts w:ascii="Calibri Light" w:hAnsi="Calibri Light" w:cs="Calibri Light"/>
+                <w:sz w:val="24"/>
+                <w:szCs w:val="24"/>
+                <w:lang w:val="pt-BR"/>
+              </w:rPr>
+            </w:pPr>
+            <w:r>
+              <w:rPr>
+                <w:rFonts w:ascii="Calibri Light" w:hAnsi="Calibri Light" w:cs="Calibri Light"/>
+                <w:sz w:val="24"/>
+                <w:szCs w:val="24"/>
+                <w:lang w:val="pt-BR"/>
+              </w:rPr>
+              <w:t xml:space="preserve">execute </w:t>
+            </w:r>
+            <w:proofErr w:type="spellStart"/>
+            <w:r>
+              <w:rPr>
+                <w:rFonts w:ascii="Calibri Light" w:hAnsi="Calibri Light" w:cs="Calibri Light"/>
+                <w:sz w:val="24"/>
+                <w:szCs w:val="24"/>
+                <w:lang w:val="pt-BR"/>
+              </w:rPr>
+              <w:t>the</w:t>
+            </w:r>
+            <w:proofErr w:type="spellEnd"/>
+            <w:r>
+              <w:rPr>
+                <w:rFonts w:ascii="Calibri Light" w:hAnsi="Calibri Light" w:cs="Calibri Light"/>
+                <w:sz w:val="24"/>
+                <w:szCs w:val="24"/>
+                <w:lang w:val="pt-BR"/>
+              </w:rPr>
+              <w:t xml:space="preserve"> </w:t>
+            </w:r>
+            <w:proofErr w:type="spellStart"/>
+            <w:r>
+              <w:rPr>
+                <w:rFonts w:ascii="Calibri Light" w:hAnsi="Calibri Light" w:cs="Calibri Light"/>
+                <w:sz w:val="24"/>
+                <w:szCs w:val="24"/>
+                <w:lang w:val="pt-BR"/>
+              </w:rPr>
+              <w:t>strategy</w:t>
+            </w:r>
+            <w:proofErr w:type="spellEnd"/>
+            <w:r>
+              <w:rPr>
+                <w:rFonts w:ascii="Calibri Light" w:hAnsi="Calibri Light" w:cs="Calibri Light"/>
+                <w:sz w:val="24"/>
+                <w:szCs w:val="24"/>
+                <w:lang w:val="pt-BR"/>
+              </w:rPr>
+              <w:t>;</w:t>
             </w:r>
           </w:p>
         </w:tc>
@@ -2653,86 +7660,74 @@
       <w:tr>
         <w:tc>
           <w:tcPr>
-            <w:tcW w:w="867" w:type="dxa"/>
-          </w:tcPr>
-          <w:p>
-            <w:pPr>
-              <w:jc w:val="center"/>
-              <w:rPr>
-                <w:rFonts w:ascii="Calibri Light" w:hAnsi="Calibri Light" w:cs="Calibri Light"/>
-                <w:sz w:val="24"/>
-                <w:szCs w:val="24"/>
-              </w:rPr>
-            </w:pPr>
-            <w:r>
-              <w:rPr>
-                <w:rFonts w:ascii="Calibri Light" w:hAnsi="Calibri Light" w:cs="Calibri Light"/>
-                <w:sz w:val="24"/>
-                <w:szCs w:val="24"/>
-              </w:rPr>
-              <w:t>23</w:t>
-            </w:r>
-          </w:p>
-        </w:tc>
-        <w:tc>
-          <w:tcPr>
-            <w:tcW w:w="4361" w:type="dxa"/>
-          </w:tcPr>
-          <w:p>
-            <w:pPr>
-              <w:jc w:val="both"/>
-              <w:rPr>
-                <w:rFonts w:ascii="Calibri Light" w:hAnsi="Calibri Light" w:cs="Calibri Light"/>
-                <w:sz w:val="24"/>
-                <w:szCs w:val="24"/>
-              </w:rPr>
-            </w:pPr>
-            <w:r>
-              <w:rPr>
-                <w:rFonts w:ascii="Calibri Light" w:hAnsi="Calibri Light" w:cs="Calibri Light"/>
-                <w:sz w:val="24"/>
-                <w:szCs w:val="24"/>
-              </w:rPr>
-              <w:t xml:space="preserve">revisar </w:t>
-            </w:r>
-            <w:proofErr w:type="gramStart"/>
-            <w:r>
-              <w:rPr>
-                <w:rFonts w:ascii="Calibri Light" w:hAnsi="Calibri Light" w:cs="Calibri Light"/>
-                <w:sz w:val="24"/>
-                <w:szCs w:val="24"/>
-              </w:rPr>
-              <w:t>a</w:t>
-            </w:r>
-            <w:proofErr w:type="gramEnd"/>
-            <w:r>
-              <w:rPr>
-                <w:rFonts w:ascii="Calibri Light" w:hAnsi="Calibri Light" w:cs="Calibri Light"/>
-                <w:sz w:val="24"/>
-                <w:szCs w:val="24"/>
-              </w:rPr>
-              <w:t xml:space="preserve"> estratégia.</w:t>
-            </w:r>
-          </w:p>
-        </w:tc>
-        <w:tc>
-          <w:tcPr>
-            <w:tcW w:w="676" w:type="dxa"/>
-          </w:tcPr>
-          <w:p>
-            <w:pPr>
-              <w:jc w:val="center"/>
-              <w:rPr>
-                <w:rFonts w:ascii="Calibri Light" w:hAnsi="Calibri Light" w:cs="Calibri Light"/>
-                <w:sz w:val="24"/>
-                <w:szCs w:val="24"/>
-              </w:rPr>
-            </w:pPr>
-            <w:r>
-              <w:rPr>
-                <w:rFonts w:ascii="Calibri Light" w:hAnsi="Calibri Light" w:cs="Calibri Light"/>
-                <w:sz w:val="24"/>
-                <w:szCs w:val="24"/>
+            <w:tcW w:w="0" w:type="auto"/>
+          </w:tcPr>
+          <w:p>
+            <w:pPr>
+              <w:jc w:val="both"/>
+              <w:rPr>
+                <w:rFonts w:ascii="Calibri Light" w:hAnsi="Calibri Light" w:cs="Calibri Light"/>
+                <w:sz w:val="24"/>
+                <w:szCs w:val="24"/>
+                <w:lang w:val="pt-BR"/>
+              </w:rPr>
+            </w:pPr>
+            <w:r>
+              <w:rPr>
+                <w:rFonts w:ascii="Calibri Light" w:hAnsi="Calibri Light" w:cs="Calibri Light"/>
+                <w:sz w:val="24"/>
+                <w:szCs w:val="24"/>
+                <w:lang w:val="pt-BR"/>
+              </w:rPr>
+              <w:t>62</w:t>
+            </w:r>
+          </w:p>
+        </w:tc>
+        <w:tc>
+          <w:tcPr>
+            <w:tcW w:w="0" w:type="auto"/>
+          </w:tcPr>
+          <w:p>
+            <w:pPr>
+              <w:jc w:val="both"/>
+              <w:rPr>
+                <w:rFonts w:ascii="Calibri Light" w:hAnsi="Calibri Light" w:cs="Calibri Light"/>
+                <w:sz w:val="24"/>
+                <w:szCs w:val="24"/>
+                <w:lang w:val="pt-BR"/>
+              </w:rPr>
+            </w:pPr>
+            <w:r>
+              <w:rPr>
+                <w:rFonts w:ascii="Calibri Light" w:hAnsi="Calibri Light" w:cs="Calibri Light"/>
+                <w:sz w:val="24"/>
+                <w:szCs w:val="24"/>
+                <w:lang w:val="pt-BR"/>
+              </w:rPr>
+              <w:t>revisar a estratégia.</w:t>
+            </w:r>
+          </w:p>
+        </w:tc>
+        <w:tc>
+          <w:tcPr>
+            <w:tcW w:w="0" w:type="auto"/>
+          </w:tcPr>
+          <w:p>
+            <w:pPr>
+              <w:jc w:val="both"/>
+              <w:rPr>
+                <w:rFonts w:ascii="Calibri Light" w:hAnsi="Calibri Light" w:cs="Calibri Light"/>
+                <w:sz w:val="24"/>
+                <w:szCs w:val="24"/>
+                <w:lang w:val="pt-BR"/>
+              </w:rPr>
+            </w:pPr>
+            <w:r>
+              <w:rPr>
+                <w:rFonts w:ascii="Calibri Light" w:hAnsi="Calibri Light" w:cs="Calibri Light"/>
+                <w:sz w:val="24"/>
+                <w:szCs w:val="24"/>
+                <w:lang w:val="pt-BR"/>
               </w:rPr>
               <w:t>3</w:t>
             </w:r>
@@ -2740,24 +7735,66 @@
         </w:tc>
         <w:tc>
           <w:tcPr>
-            <w:tcW w:w="4155" w:type="dxa"/>
-          </w:tcPr>
-          <w:p>
-            <w:pPr>
-              <w:jc w:val="both"/>
-              <w:rPr>
-                <w:rFonts w:ascii="Calibri Light" w:hAnsi="Calibri Light" w:cs="Calibri Light"/>
-                <w:sz w:val="24"/>
-                <w:szCs w:val="24"/>
-              </w:rPr>
-            </w:pPr>
-            <w:r>
-              <w:rPr>
-                <w:rFonts w:ascii="Calibri Light" w:hAnsi="Calibri Light" w:cs="Calibri Light"/>
-                <w:sz w:val="24"/>
-                <w:szCs w:val="24"/>
-              </w:rPr>
-              <w:t>review the strategy.</w:t>
+            <w:tcW w:w="0" w:type="auto"/>
+          </w:tcPr>
+          <w:p>
+            <w:pPr>
+              <w:jc w:val="both"/>
+              <w:rPr>
+                <w:rFonts w:ascii="Calibri Light" w:hAnsi="Calibri Light" w:cs="Calibri Light"/>
+                <w:sz w:val="24"/>
+                <w:szCs w:val="24"/>
+                <w:lang w:val="pt-BR"/>
+              </w:rPr>
+            </w:pPr>
+            <w:r>
+              <w:rPr>
+                <w:rFonts w:ascii="Calibri Light" w:hAnsi="Calibri Light" w:cs="Calibri Light"/>
+                <w:sz w:val="24"/>
+                <w:szCs w:val="24"/>
+                <w:lang w:val="pt-BR"/>
+              </w:rPr>
+              <w:t xml:space="preserve">review </w:t>
+            </w:r>
+            <w:proofErr w:type="spellStart"/>
+            <w:r>
+              <w:rPr>
+                <w:rFonts w:ascii="Calibri Light" w:hAnsi="Calibri Light" w:cs="Calibri Light"/>
+                <w:sz w:val="24"/>
+                <w:szCs w:val="24"/>
+                <w:lang w:val="pt-BR"/>
+              </w:rPr>
+              <w:t>the</w:t>
+            </w:r>
+            <w:proofErr w:type="spellEnd"/>
+            <w:r>
+              <w:rPr>
+                <w:rFonts w:ascii="Calibri Light" w:hAnsi="Calibri Light" w:cs="Calibri Light"/>
+                <w:sz w:val="24"/>
+                <w:szCs w:val="24"/>
+                <w:lang w:val="pt-BR"/>
+              </w:rPr>
+              <w:t xml:space="preserve"> </w:t>
+            </w:r>
+            <w:proofErr w:type="spellStart"/>
+            <w:r>
+              <w:rPr>
+                <w:rFonts w:ascii="Calibri Light" w:hAnsi="Calibri Light" w:cs="Calibri Light"/>
+                <w:sz w:val="24"/>
+                <w:szCs w:val="24"/>
+                <w:lang w:val="pt-BR"/>
+              </w:rPr>
+              <w:t>strategy</w:t>
+            </w:r>
+            <w:proofErr w:type="spellEnd"/>
+            <w:r>
+              <w:rPr>
+                <w:rFonts w:ascii="Calibri Light" w:hAnsi="Calibri Light" w:cs="Calibri Light"/>
+                <w:sz w:val="24"/>
+                <w:szCs w:val="24"/>
+                <w:lang w:val="pt-BR"/>
+              </w:rPr>
+              <w:t>.</w:t>
             </w:r>
           </w:p>
         </w:tc>
@@ -2765,91 +7802,82 @@
       <w:tr>
         <w:tc>
           <w:tcPr>
-            <w:tcW w:w="867" w:type="dxa"/>
-          </w:tcPr>
-          <w:p>
-            <w:pPr>
-              <w:jc w:val="center"/>
-              <w:rPr>
-                <w:rFonts w:ascii="Calibri Light" w:hAnsi="Calibri Light" w:cs="Calibri Light"/>
-                <w:sz w:val="24"/>
-                <w:szCs w:val="24"/>
-              </w:rPr>
-            </w:pPr>
-            <w:r>
-              <w:rPr>
-                <w:rFonts w:ascii="Calibri Light" w:hAnsi="Calibri Light" w:cs="Calibri Light"/>
-                <w:sz w:val="24"/>
-                <w:szCs w:val="24"/>
-              </w:rPr>
-              <w:t>24</w:t>
-            </w:r>
-          </w:p>
-        </w:tc>
-        <w:tc>
-          <w:tcPr>
-            <w:tcW w:w="4361" w:type="dxa"/>
-          </w:tcPr>
-          <w:p>
-            <w:pPr>
-              <w:jc w:val="both"/>
-              <w:rPr>
-                <w:rFonts w:ascii="Calibri Light" w:hAnsi="Calibri Light" w:cs="Calibri Light"/>
-                <w:sz w:val="24"/>
-                <w:szCs w:val="24"/>
-                <w:lang w:val="pt-BR"/>
-              </w:rPr>
-            </w:pPr>
-            <w:r>
-              <w:rPr>
-                <w:rFonts w:ascii="Calibri Light" w:hAnsi="Calibri Light" w:cs="Calibri Light"/>
-                <w:sz w:val="24"/>
-                <w:szCs w:val="24"/>
-                <w:lang w:val="pt-BR"/>
-              </w:rPr>
-              <w:t xml:space="preserve">A construção de cenários começa por definir questões estratégicas modeladas a partir de variáveis binárias: eventos </w:t>
-            </w:r>
-            <w:r>
-              <w:rPr>
-                <w:rFonts w:ascii="Calibri Light" w:hAnsi="Calibri Light" w:cs="Calibri Light"/>
-                <w:sz w:val="24"/>
-                <w:szCs w:val="24"/>
-                <w:lang w:val="pt-BR"/>
-              </w:rPr>
-              <w:lastRenderedPageBreak/>
-              <w:t>podem vir a ocorrer ou não.</w:t>
-            </w:r>
-          </w:p>
-        </w:tc>
-        <w:tc>
-          <w:tcPr>
-            <w:tcW w:w="676" w:type="dxa"/>
-          </w:tcPr>
-          <w:p>
-            <w:pPr>
-              <w:jc w:val="center"/>
-              <w:rPr>
-                <w:rFonts w:ascii="Calibri Light" w:hAnsi="Calibri Light" w:cs="Calibri Light"/>
-                <w:sz w:val="24"/>
-                <w:szCs w:val="24"/>
-                <w:lang w:val="pt-BR"/>
-              </w:rPr>
-            </w:pPr>
-            <w:r>
-              <w:rPr>
-                <w:rFonts w:ascii="Calibri Light" w:hAnsi="Calibri Light" w:cs="Calibri Light"/>
-                <w:sz w:val="24"/>
-                <w:szCs w:val="24"/>
-                <w:lang w:val="pt-BR"/>
-              </w:rPr>
-              <w:lastRenderedPageBreak/>
+            <w:tcW w:w="0" w:type="auto"/>
+          </w:tcPr>
+          <w:p>
+            <w:pPr>
+              <w:jc w:val="both"/>
+              <w:rPr>
+                <w:rFonts w:ascii="Calibri Light" w:hAnsi="Calibri Light" w:cs="Calibri Light"/>
+                <w:sz w:val="24"/>
+                <w:szCs w:val="24"/>
+                <w:lang w:val="pt-BR"/>
+              </w:rPr>
+            </w:pPr>
+            <w:r>
+              <w:rPr>
+                <w:rFonts w:ascii="Calibri Light" w:hAnsi="Calibri Light" w:cs="Calibri Light"/>
+                <w:sz w:val="24"/>
+                <w:szCs w:val="24"/>
+                <w:lang w:val="pt-BR"/>
+              </w:rPr>
+              <w:t>63</w:t>
+            </w:r>
+          </w:p>
+        </w:tc>
+        <w:tc>
+          <w:tcPr>
+            <w:tcW w:w="0" w:type="auto"/>
+          </w:tcPr>
+          <w:p>
+            <w:pPr>
+              <w:jc w:val="both"/>
+              <w:rPr>
+                <w:rFonts w:ascii="Calibri Light" w:hAnsi="Calibri Light" w:cs="Calibri Light"/>
+                <w:sz w:val="24"/>
+                <w:szCs w:val="24"/>
+                <w:lang w:val="pt-BR"/>
+              </w:rPr>
+            </w:pPr>
+            <w:r>
+              <w:rPr>
+                <w:rFonts w:ascii="Calibri Light" w:hAnsi="Calibri Light" w:cs="Calibri Light"/>
+                <w:sz w:val="24"/>
+                <w:szCs w:val="24"/>
+                <w:lang w:val="pt-BR"/>
+              </w:rPr>
+              <w:t>A construção de cenários começa por definir questões estratégicas modeladas a partir de variáveis binárias: eventos podem vir a ocorrer ou não.</w:t>
+            </w:r>
+          </w:p>
+        </w:tc>
+        <w:tc>
+          <w:tcPr>
+            <w:tcW w:w="0" w:type="auto"/>
+          </w:tcPr>
+          <w:p>
+            <w:pPr>
+              <w:jc w:val="both"/>
+              <w:rPr>
+                <w:rFonts w:ascii="Calibri Light" w:hAnsi="Calibri Light" w:cs="Calibri Light"/>
+                <w:sz w:val="24"/>
+                <w:szCs w:val="24"/>
+                <w:lang w:val="pt-BR"/>
+              </w:rPr>
+            </w:pPr>
+            <w:r>
+              <w:rPr>
+                <w:rFonts w:ascii="Calibri Light" w:hAnsi="Calibri Light" w:cs="Calibri Light"/>
+                <w:sz w:val="24"/>
+                <w:szCs w:val="24"/>
+                <w:lang w:val="pt-BR"/>
+              </w:rPr>
               <w:t>20</w:t>
             </w:r>
           </w:p>
         </w:tc>
         <w:tc>
           <w:tcPr>
-            <w:tcW w:w="4155" w:type="dxa"/>
+            <w:tcW w:w="0" w:type="auto"/>
           </w:tcPr>
           <w:p>
             <w:pPr>
@@ -2874,30 +7902,32 @@
       <w:tr>
         <w:tc>
           <w:tcPr>
-            <w:tcW w:w="867" w:type="dxa"/>
-          </w:tcPr>
-          <w:p>
-            <w:pPr>
-              <w:jc w:val="center"/>
-              <w:rPr>
-                <w:rFonts w:ascii="Calibri Light" w:hAnsi="Calibri Light" w:cs="Calibri Light"/>
-                <w:sz w:val="24"/>
-                <w:szCs w:val="24"/>
-              </w:rPr>
-            </w:pPr>
-            <w:r>
-              <w:rPr>
-                <w:rFonts w:ascii="Calibri Light" w:hAnsi="Calibri Light" w:cs="Calibri Light"/>
-                <w:sz w:val="24"/>
-                <w:szCs w:val="24"/>
-              </w:rPr>
-              <w:t>25</w:t>
-            </w:r>
-          </w:p>
-        </w:tc>
-        <w:tc>
-          <w:tcPr>
-            <w:tcW w:w="4361" w:type="dxa"/>
+            <w:tcW w:w="0" w:type="auto"/>
+          </w:tcPr>
+          <w:p>
+            <w:pPr>
+              <w:jc w:val="both"/>
+              <w:rPr>
+                <w:rFonts w:ascii="Calibri Light" w:hAnsi="Calibri Light" w:cs="Calibri Light"/>
+                <w:sz w:val="24"/>
+                <w:szCs w:val="24"/>
+                <w:lang w:val="pt-BR"/>
+              </w:rPr>
+            </w:pPr>
+            <w:r>
+              <w:rPr>
+                <w:rFonts w:ascii="Calibri Light" w:hAnsi="Calibri Light" w:cs="Calibri Light"/>
+                <w:sz w:val="24"/>
+                <w:szCs w:val="24"/>
+                <w:lang w:val="pt-BR"/>
+              </w:rPr>
+              <w:t>64</w:t>
+            </w:r>
+          </w:p>
+        </w:tc>
+        <w:tc>
+          <w:tcPr>
+            <w:tcW w:w="0" w:type="auto"/>
           </w:tcPr>
           <w:p>
             <w:pPr>
@@ -2922,24 +7952,22 @@
         </w:tc>
         <w:tc>
           <w:tcPr>
-            <w:tcW w:w="676" w:type="dxa"/>
-          </w:tcPr>
-          <w:p>
-            <w:pPr>
-              <w:jc w:val="center"/>
-              <w:rPr>
-                <w:rFonts w:ascii="Calibri Light" w:hAnsi="Calibri Light" w:cs="Calibri Light"/>
-                <w:sz w:val="24"/>
-                <w:szCs w:val="24"/>
-                <w:lang w:val="pt-BR"/>
-              </w:rPr>
-            </w:pPr>
-            <w:r>
-              <w:rPr>
-                <w:rFonts w:ascii="Calibri Light" w:hAnsi="Calibri Light" w:cs="Calibri Light"/>
-                <w:sz w:val="24"/>
-                <w:szCs w:val="24"/>
-                <w:lang w:val="pt-BR"/>
+            <w:tcW w:w="0" w:type="auto"/>
+          </w:tcPr>
+          <w:p>
+            <w:pPr>
+              <w:jc w:val="both"/>
+              <w:rPr>
+                <w:rFonts w:ascii="Calibri Light" w:hAnsi="Calibri Light" w:cs="Calibri Light"/>
+                <w:sz w:val="24"/>
+                <w:szCs w:val="24"/>
+              </w:rPr>
+            </w:pPr>
+            <w:r>
+              <w:rPr>
+                <w:rFonts w:ascii="Calibri Light" w:hAnsi="Calibri Light" w:cs="Calibri Light"/>
+                <w:sz w:val="24"/>
+                <w:szCs w:val="24"/>
               </w:rPr>
               <w:t>22</w:t>
             </w:r>
@@ -2947,7 +7975,7 @@
         </w:tc>
         <w:tc>
           <w:tcPr>
-            <w:tcW w:w="4155" w:type="dxa"/>
+            <w:tcW w:w="0" w:type="auto"/>
           </w:tcPr>
           <w:p>
             <w:pPr>
@@ -2990,30 +8018,32 @@
       <w:tr>
         <w:tc>
           <w:tcPr>
-            <w:tcW w:w="867" w:type="dxa"/>
-          </w:tcPr>
-          <w:p>
-            <w:pPr>
-              <w:jc w:val="center"/>
-              <w:rPr>
-                <w:rFonts w:ascii="Calibri Light" w:hAnsi="Calibri Light" w:cs="Calibri Light"/>
-                <w:sz w:val="24"/>
-                <w:szCs w:val="24"/>
-              </w:rPr>
-            </w:pPr>
-            <w:r>
-              <w:rPr>
-                <w:rFonts w:ascii="Calibri Light" w:hAnsi="Calibri Light" w:cs="Calibri Light"/>
-                <w:sz w:val="24"/>
-                <w:szCs w:val="24"/>
-              </w:rPr>
-              <w:t>26</w:t>
-            </w:r>
-          </w:p>
-        </w:tc>
-        <w:tc>
-          <w:tcPr>
-            <w:tcW w:w="4361" w:type="dxa"/>
+            <w:tcW w:w="0" w:type="auto"/>
+          </w:tcPr>
+          <w:p>
+            <w:pPr>
+              <w:jc w:val="both"/>
+              <w:rPr>
+                <w:rFonts w:ascii="Calibri Light" w:hAnsi="Calibri Light" w:cs="Calibri Light"/>
+                <w:sz w:val="24"/>
+                <w:szCs w:val="24"/>
+                <w:lang w:val="pt-BR"/>
+              </w:rPr>
+            </w:pPr>
+            <w:r>
+              <w:rPr>
+                <w:rFonts w:ascii="Calibri Light" w:hAnsi="Calibri Light" w:cs="Calibri Light"/>
+                <w:sz w:val="24"/>
+                <w:szCs w:val="24"/>
+                <w:lang w:val="pt-BR"/>
+              </w:rPr>
+              <w:t>65</w:t>
+            </w:r>
+          </w:p>
+        </w:tc>
+        <w:tc>
+          <w:tcPr>
+            <w:tcW w:w="0" w:type="auto"/>
           </w:tcPr>
           <w:p>
             <w:pPr>
@@ -3038,24 +8068,22 @@
         </w:tc>
         <w:tc>
           <w:tcPr>
-            <w:tcW w:w="676" w:type="dxa"/>
-          </w:tcPr>
-          <w:p>
-            <w:pPr>
-              <w:jc w:val="center"/>
-              <w:rPr>
-                <w:rFonts w:ascii="Calibri Light" w:hAnsi="Calibri Light" w:cs="Calibri Light"/>
-                <w:sz w:val="24"/>
-                <w:szCs w:val="24"/>
-                <w:lang w:val="pt-BR"/>
-              </w:rPr>
-            </w:pPr>
-            <w:r>
-              <w:rPr>
-                <w:rFonts w:ascii="Calibri Light" w:hAnsi="Calibri Light" w:cs="Calibri Light"/>
-                <w:sz w:val="24"/>
-                <w:szCs w:val="24"/>
-                <w:lang w:val="pt-BR"/>
+            <w:tcW w:w="0" w:type="auto"/>
+          </w:tcPr>
+          <w:p>
+            <w:pPr>
+              <w:jc w:val="both"/>
+              <w:rPr>
+                <w:rFonts w:ascii="Calibri Light" w:hAnsi="Calibri Light" w:cs="Calibri Light"/>
+                <w:sz w:val="24"/>
+                <w:szCs w:val="24"/>
+              </w:rPr>
+            </w:pPr>
+            <w:r>
+              <w:rPr>
+                <w:rFonts w:ascii="Calibri Light" w:hAnsi="Calibri Light" w:cs="Calibri Light"/>
+                <w:sz w:val="24"/>
+                <w:szCs w:val="24"/>
               </w:rPr>
               <w:t>9</w:t>
             </w:r>
@@ -3063,7 +8091,7 @@
         </w:tc>
         <w:tc>
           <w:tcPr>
-            <w:tcW w:w="4155" w:type="dxa"/>
+            <w:tcW w:w="0" w:type="auto"/>
           </w:tcPr>
           <w:p>
             <w:pPr>
@@ -3088,30 +8116,32 @@
       <w:tr>
         <w:tc>
           <w:tcPr>
-            <w:tcW w:w="867" w:type="dxa"/>
-          </w:tcPr>
-          <w:p>
-            <w:pPr>
-              <w:jc w:val="center"/>
-              <w:rPr>
-                <w:rFonts w:ascii="Calibri Light" w:hAnsi="Calibri Light" w:cs="Calibri Light"/>
-                <w:sz w:val="24"/>
-                <w:szCs w:val="24"/>
-              </w:rPr>
-            </w:pPr>
-            <w:r>
-              <w:rPr>
-                <w:rFonts w:ascii="Calibri Light" w:hAnsi="Calibri Light" w:cs="Calibri Light"/>
-                <w:sz w:val="24"/>
-                <w:szCs w:val="24"/>
-              </w:rPr>
-              <w:t>27</w:t>
-            </w:r>
-          </w:p>
-        </w:tc>
-        <w:tc>
-          <w:tcPr>
-            <w:tcW w:w="4361" w:type="dxa"/>
+            <w:tcW w:w="0" w:type="auto"/>
+          </w:tcPr>
+          <w:p>
+            <w:pPr>
+              <w:jc w:val="both"/>
+              <w:rPr>
+                <w:rFonts w:ascii="Calibri Light" w:hAnsi="Calibri Light" w:cs="Calibri Light"/>
+                <w:sz w:val="24"/>
+                <w:szCs w:val="24"/>
+                <w:lang w:val="pt-BR"/>
+              </w:rPr>
+            </w:pPr>
+            <w:r>
+              <w:rPr>
+                <w:rFonts w:ascii="Calibri Light" w:hAnsi="Calibri Light" w:cs="Calibri Light"/>
+                <w:sz w:val="24"/>
+                <w:szCs w:val="24"/>
+                <w:lang w:val="pt-BR"/>
+              </w:rPr>
+              <w:t>66</w:t>
+            </w:r>
+          </w:p>
+        </w:tc>
+        <w:tc>
+          <w:tcPr>
+            <w:tcW w:w="0" w:type="auto"/>
           </w:tcPr>
           <w:p>
             <w:pPr>
@@ -3136,24 +8166,22 @@
         </w:tc>
         <w:tc>
           <w:tcPr>
-            <w:tcW w:w="676" w:type="dxa"/>
-          </w:tcPr>
-          <w:p>
-            <w:pPr>
-              <w:jc w:val="center"/>
-              <w:rPr>
-                <w:rFonts w:ascii="Calibri Light" w:hAnsi="Calibri Light" w:cs="Calibri Light"/>
-                <w:sz w:val="24"/>
-                <w:szCs w:val="24"/>
-                <w:lang w:val="pt-BR"/>
-              </w:rPr>
-            </w:pPr>
-            <w:r>
-              <w:rPr>
-                <w:rFonts w:ascii="Calibri Light" w:hAnsi="Calibri Light" w:cs="Calibri Light"/>
-                <w:sz w:val="24"/>
-                <w:szCs w:val="24"/>
-                <w:lang w:val="pt-BR"/>
+            <w:tcW w:w="0" w:type="auto"/>
+          </w:tcPr>
+          <w:p>
+            <w:pPr>
+              <w:jc w:val="both"/>
+              <w:rPr>
+                <w:rFonts w:ascii="Calibri Light" w:hAnsi="Calibri Light" w:cs="Calibri Light"/>
+                <w:sz w:val="24"/>
+                <w:szCs w:val="24"/>
+              </w:rPr>
+            </w:pPr>
+            <w:r>
+              <w:rPr>
+                <w:rFonts w:ascii="Calibri Light" w:hAnsi="Calibri Light" w:cs="Calibri Light"/>
+                <w:sz w:val="24"/>
+                <w:szCs w:val="24"/>
               </w:rPr>
               <w:t>16</w:t>
             </w:r>
@@ -3161,7 +8189,7 @@
         </w:tc>
         <w:tc>
           <w:tcPr>
-            <w:tcW w:w="4155" w:type="dxa"/>
+            <w:tcW w:w="0" w:type="auto"/>
           </w:tcPr>
           <w:p>
             <w:pPr>
@@ -3186,30 +8214,32 @@
       <w:tr>
         <w:tc>
           <w:tcPr>
-            <w:tcW w:w="867" w:type="dxa"/>
-          </w:tcPr>
-          <w:p>
-            <w:pPr>
-              <w:jc w:val="center"/>
-              <w:rPr>
-                <w:rFonts w:ascii="Calibri Light" w:hAnsi="Calibri Light" w:cs="Calibri Light"/>
-                <w:sz w:val="24"/>
-                <w:szCs w:val="24"/>
-              </w:rPr>
-            </w:pPr>
-            <w:r>
-              <w:rPr>
-                <w:rFonts w:ascii="Calibri Light" w:hAnsi="Calibri Light" w:cs="Calibri Light"/>
-                <w:sz w:val="24"/>
-                <w:szCs w:val="24"/>
-              </w:rPr>
-              <w:t>28</w:t>
-            </w:r>
-          </w:p>
-        </w:tc>
-        <w:tc>
-          <w:tcPr>
-            <w:tcW w:w="4361" w:type="dxa"/>
+            <w:tcW w:w="0" w:type="auto"/>
+          </w:tcPr>
+          <w:p>
+            <w:pPr>
+              <w:jc w:val="both"/>
+              <w:rPr>
+                <w:rFonts w:ascii="Calibri Light" w:hAnsi="Calibri Light" w:cs="Calibri Light"/>
+                <w:sz w:val="24"/>
+                <w:szCs w:val="24"/>
+                <w:lang w:val="pt-BR"/>
+              </w:rPr>
+            </w:pPr>
+            <w:r>
+              <w:rPr>
+                <w:rFonts w:ascii="Calibri Light" w:hAnsi="Calibri Light" w:cs="Calibri Light"/>
+                <w:sz w:val="24"/>
+                <w:szCs w:val="24"/>
+                <w:lang w:val="pt-BR"/>
+              </w:rPr>
+              <w:t>67</w:t>
+            </w:r>
+          </w:p>
+        </w:tc>
+        <w:tc>
+          <w:tcPr>
+            <w:tcW w:w="0" w:type="auto"/>
           </w:tcPr>
           <w:p>
             <w:pPr>
@@ -3234,24 +8264,22 @@
         </w:tc>
         <w:tc>
           <w:tcPr>
-            <w:tcW w:w="676" w:type="dxa"/>
-          </w:tcPr>
-          <w:p>
-            <w:pPr>
-              <w:jc w:val="center"/>
-              <w:rPr>
-                <w:rFonts w:ascii="Calibri Light" w:hAnsi="Calibri Light" w:cs="Calibri Light"/>
-                <w:sz w:val="24"/>
-                <w:szCs w:val="24"/>
-                <w:lang w:val="pt-BR"/>
-              </w:rPr>
-            </w:pPr>
-            <w:r>
-              <w:rPr>
-                <w:rFonts w:ascii="Calibri Light" w:hAnsi="Calibri Light" w:cs="Calibri Light"/>
-                <w:sz w:val="24"/>
-                <w:szCs w:val="24"/>
-                <w:lang w:val="pt-BR"/>
+            <w:tcW w:w="0" w:type="auto"/>
+          </w:tcPr>
+          <w:p>
+            <w:pPr>
+              <w:jc w:val="both"/>
+              <w:rPr>
+                <w:rFonts w:ascii="Calibri Light" w:hAnsi="Calibri Light" w:cs="Calibri Light"/>
+                <w:sz w:val="24"/>
+                <w:szCs w:val="24"/>
+              </w:rPr>
+            </w:pPr>
+            <w:r>
+              <w:rPr>
+                <w:rFonts w:ascii="Calibri Light" w:hAnsi="Calibri Light" w:cs="Calibri Light"/>
+                <w:sz w:val="24"/>
+                <w:szCs w:val="24"/>
               </w:rPr>
               <w:t>13</w:t>
             </w:r>
@@ -3259,7 +8287,7 @@
         </w:tc>
         <w:tc>
           <w:tcPr>
-            <w:tcW w:w="4155" w:type="dxa"/>
+            <w:tcW w:w="0" w:type="auto"/>
           </w:tcPr>
           <w:p>
             <w:pPr>
@@ -3293,42 +8321,41 @@
       <w:tr>
         <w:tc>
           <w:tcPr>
-            <w:tcW w:w="867" w:type="dxa"/>
-          </w:tcPr>
-          <w:p>
-            <w:pPr>
-              <w:jc w:val="center"/>
-              <w:rPr>
-                <w:rFonts w:ascii="Calibri Light" w:hAnsi="Calibri Light" w:cs="Calibri Light"/>
-                <w:sz w:val="24"/>
-                <w:szCs w:val="24"/>
-              </w:rPr>
-            </w:pPr>
-          </w:p>
-        </w:tc>
-        <w:tc>
-          <w:tcPr>
-            <w:tcW w:w="4361" w:type="dxa"/>
-          </w:tcPr>
-          <w:p>
-            <w:pPr>
-              <w:jc w:val="both"/>
-              <w:rPr>
-                <w:rFonts w:ascii="Calibri Light" w:hAnsi="Calibri Light" w:cs="Calibri Light"/>
-                <w:sz w:val="24"/>
-                <w:szCs w:val="24"/>
-                <w:lang w:val="pt-BR"/>
-              </w:rPr>
-            </w:pPr>
-          </w:p>
-        </w:tc>
-        <w:tc>
-          <w:tcPr>
-            <w:tcW w:w="676" w:type="dxa"/>
-          </w:tcPr>
-          <w:p>
-            <w:pPr>
-              <w:jc w:val="center"/>
+            <w:tcW w:w="0" w:type="auto"/>
+          </w:tcPr>
+          <w:p>
+            <w:pPr>
+              <w:jc w:val="both"/>
+              <w:rPr>
+                <w:rFonts w:ascii="Calibri Light" w:hAnsi="Calibri Light" w:cs="Calibri Light"/>
+                <w:sz w:val="24"/>
+                <w:szCs w:val="24"/>
+              </w:rPr>
+            </w:pPr>
+          </w:p>
+        </w:tc>
+        <w:tc>
+          <w:tcPr>
+            <w:tcW w:w="0" w:type="auto"/>
+          </w:tcPr>
+          <w:p>
+            <w:pPr>
+              <w:jc w:val="both"/>
+              <w:rPr>
+                <w:rFonts w:ascii="Calibri Light" w:hAnsi="Calibri Light" w:cs="Calibri Light"/>
+                <w:sz w:val="24"/>
+                <w:szCs w:val="24"/>
+              </w:rPr>
+            </w:pPr>
+          </w:p>
+        </w:tc>
+        <w:tc>
+          <w:tcPr>
+            <w:tcW w:w="0" w:type="auto"/>
+          </w:tcPr>
+          <w:p>
+            <w:pPr>
+              <w:jc w:val="both"/>
               <w:rPr>
                 <w:rFonts w:ascii="Calibri Light" w:hAnsi="Calibri Light" w:cs="Calibri Light"/>
                 <w:sz w:val="24"/>
@@ -3371,7 +8398,7 @@
                 <w:szCs w:val="24"/>
                 <w:lang w:val="pt-BR"/>
               </w:rPr>
-              <w:t>351</w:t>
+              <w:t>962</w:t>
             </w:r>
             <w:r>
               <w:rPr>
@@ -3386,7 +8413,7 @@
         </w:tc>
         <w:tc>
           <w:tcPr>
-            <w:tcW w:w="4155" w:type="dxa"/>
+            <w:tcW w:w="0" w:type="auto"/>
           </w:tcPr>
           <w:p>
             <w:pPr>
@@ -3568,7 +8595,6 @@
               <v:path gradientshapeok="t" o:connecttype="rect"/>
             </v:shapetype>
             <v:shape id="Caixa de Texto 2" o:spid="_x0000_s1026" type="#_x0000_t202" alt="#interna" style="position:absolute;margin-left:4.75pt;margin-top:0;width:55.95pt;height:29.05pt;z-index:251658752;visibility:visible;mso-wrap-style:none;mso-wrap-distance-left:0;mso-wrap-distance-top:0;mso-wrap-distance-right:0;mso-wrap-distance-bottom:0;mso-position-horizontal:right;mso-position-horizontal-relative:page;mso-position-vertical:top;mso-position-vertical-relative:page;v-text-anchor:top" o:gfxdata="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" filled="f" stroked="f">
-              <v:fill o:detectmouseclick="t"/>
               <v:textbox style="mso-fit-shape-to-text:t" inset="0,15pt,20pt,0">
                 <w:txbxContent>
                   <w:p>
@@ -3699,7 +8725,6 @@
               <v:path gradientshapeok="t" o:connecttype="rect"/>
             </v:shapetype>
             <v:shape id="Caixa de Texto 3" o:spid="_x0000_s1027" type="#_x0000_t202" alt="#interna" style="position:absolute;margin-left:4.75pt;margin-top:0;width:55.95pt;height:29.05pt;z-index:251661824;visibility:visible;mso-wrap-style:none;mso-wrap-distance-left:0;mso-wrap-distance-top:0;mso-wrap-distance-right:0;mso-wrap-distance-bottom:0;mso-position-horizontal:right;mso-position-horizontal-relative:page;mso-position-vertical:top;mso-position-vertical-relative:page;v-text-anchor:top" o:gfxdata="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" filled="f" stroked="f">
-              <v:fill o:detectmouseclick="t"/>
               <v:textbox style="mso-fit-shape-to-text:t" inset="0,15pt,20pt,0">
                 <w:txbxContent>
                   <w:p>
@@ -3830,7 +8855,6 @@
               <v:path gradientshapeok="t" o:connecttype="rect"/>
             </v:shapetype>
             <v:shape id="Caixa de Texto 1" o:spid="_x0000_s1028" type="#_x0000_t202" alt="#interna" style="position:absolute;margin-left:4.75pt;margin-top:0;width:55.95pt;height:29.05pt;z-index:251655680;visibility:visible;mso-wrap-style:none;mso-wrap-distance-left:0;mso-wrap-distance-top:0;mso-wrap-distance-right:0;mso-wrap-distance-bottom:0;mso-position-horizontal:right;mso-position-horizontal-relative:page;mso-position-vertical:top;mso-position-vertical-relative:page;v-text-anchor:top" o:gfxdata="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" filled="f" stroked="f">
-              <v:fill o:detectmouseclick="t"/>
               <v:textbox style="mso-fit-shape-to-text:t" inset="0,15pt,20pt,0">
                 <w:txbxContent>
                   <w:p>
@@ -4789,6 +9813,7 @@
   <w:style w:type="character" w:default="1" w:styleId="Fontepargpadro">
     <w:name w:val="Default Paragraph Font"/>
     <w:uiPriority w:val="1"/>
+    <w:semiHidden/>
     <w:unhideWhenUsed/>
   </w:style>
   <w:style w:type="table" w:default="1" w:styleId="Tabelanormal">
@@ -15902,6 +20927,6 @@
 
 <file path=docMetadata/LabelInfo.xml><?xml version="1.0" encoding="utf-8"?>
 <clbl:labelList xmlns:clbl="http://schemas.microsoft.com/office/2020/mipLabelMetadata">
-  <clbl:label id="{40881dc9-f7f2-41de-a334-ceff3dc15b31}" enabled="1" method="Standard" siteId="{ea0c2907-38d2-4181-8750-b0b190b60443}" contentBits="1" removed="0"/>
+  <clbl:label id="{40881dc9-f7f2-41de-a334-ceff3dc15b31}" enabled="1" method="Standard" siteId="{ea0c2907-38d2-4181-8750-b0b190b60443}" removed="0"/>
 </clbl:labelList>
 </file>